--- a/internal_doc/03.开发设计/Story-节点健康检测快照.docx
+++ b/internal_doc/03.开发设计/Story-节点健康检测快照.docx
@@ -408,6 +408,9 @@
           <w:numId w:val="29"/>
         </w:numPr>
         <w:ind w:firstLineChars="0"/>
+        <w:rPr>
+          <w:rFonts w:hint="eastAsia"/>
+        </w:rPr>
       </w:pPr>
       <w:r>
         <w:rPr>
@@ -430,7 +433,69 @@
     </w:p>
     <w:p>
       <w:pPr>
+        <w:rPr>
+          <w:rFonts w:hint="eastAsia"/>
+        </w:rPr>
+      </w:pPr>
+    </w:p>
+    <w:p>
+      <w:r>
+        <w:rPr>
+          <w:rFonts w:hint="eastAsia"/>
+        </w:rPr>
+        <w:t>连接</w:t>
+      </w:r>
+      <w:r>
+        <w:rPr>
+          <w:rFonts w:hint="eastAsia"/>
+        </w:rPr>
+        <w:t>coord</w:t>
+      </w:r>
+      <w:r>
+        <w:rPr>
+          <w:rFonts w:hint="eastAsia"/>
+        </w:rPr>
+        <w:t>执行快照，返回所有节点的信息（包括</w:t>
+      </w:r>
+      <w:r>
+        <w:rPr>
+          <w:rFonts w:hint="eastAsia"/>
+        </w:rPr>
+        <w:t>coord</w:t>
+      </w:r>
+      <w:r>
+        <w:rPr>
+          <w:rFonts w:hint="eastAsia"/>
+        </w:rPr>
+        <w:t>节点）</w:t>
+      </w:r>
+    </w:p>
+    <w:p>
+      <w:r>
+        <w:rPr>
+          <w:rFonts w:hint="eastAsia"/>
+        </w:rPr>
+        <w:t>连接</w:t>
+      </w:r>
+      <w:r>
+        <w:rPr>
+          <w:rFonts w:hint="eastAsia"/>
+        </w:rPr>
+        <w:t>cata/data</w:t>
+      </w:r>
+      <w:r>
+        <w:rPr>
+          <w:rFonts w:hint="eastAsia"/>
+        </w:rPr>
+        <w:t>执行快照，返回自身节点的信息。</w:t>
+      </w:r>
+    </w:p>
+    <w:p>
+      <w:pPr>
         <w:pStyle w:val="Heading2"/>
+        <w:rPr>
+          <w:rFonts w:hint="eastAsia"/>
+        </w:rPr>
       </w:pPr>
       <w:r>
         <w:rPr>
@@ -452,6 +517,21 @@
       </w:r>
     </w:p>
     <w:p>
+      <w:pPr>
+        <w:pStyle w:val="Heading3"/>
+        <w:numPr>
+          <w:ilvl w:val="0"/>
+          <w:numId w:val="40"/>
+        </w:numPr>
+      </w:pPr>
+      <w:r>
+        <w:rPr>
+          <w:rFonts w:hint="eastAsia"/>
+        </w:rPr>
+        <w:t>快照</w:t>
+      </w:r>
+    </w:p>
+    <w:p>
       <w:r>
         <w:rPr>
           <w:rFonts w:hint="eastAsia"/>
@@ -484,6 +564,7 @@
         <w:rPr>
           <w:rFonts w:hint="eastAsia"/>
         </w:rPr>
+        <w:lastRenderedPageBreak/>
         <w:t>返回内容：</w:t>
       </w:r>
     </w:p>
@@ -495,14 +576,14 @@
         <w:tblLook w:val="04A0"/>
       </w:tblPr>
       <w:tblGrid>
-        <w:gridCol w:w="1657"/>
-        <w:gridCol w:w="5324"/>
-        <w:gridCol w:w="1184"/>
+        <w:gridCol w:w="1924"/>
+        <w:gridCol w:w="5072"/>
+        <w:gridCol w:w="1169"/>
       </w:tblGrid>
       <w:tr>
         <w:tc>
           <w:tcPr>
-            <w:tcW w:w="1657" w:type="dxa"/>
+            <w:tcW w:w="1924" w:type="dxa"/>
           </w:tcPr>
           <w:p>
             <w:pPr>
@@ -518,7 +599,7 @@
         </w:tc>
         <w:tc>
           <w:tcPr>
-            <w:tcW w:w="5324" w:type="dxa"/>
+            <w:tcW w:w="5072" w:type="dxa"/>
           </w:tcPr>
           <w:p>
             <w:pPr>
@@ -534,7 +615,7 @@
         </w:tc>
         <w:tc>
           <w:tcPr>
-            <w:tcW w:w="1184" w:type="dxa"/>
+            <w:tcW w:w="1169" w:type="dxa"/>
           </w:tcPr>
           <w:p>
             <w:pPr>
@@ -552,7 +633,7 @@
       <w:tr>
         <w:tc>
           <w:tcPr>
-            <w:tcW w:w="1657" w:type="dxa"/>
+            <w:tcW w:w="1924" w:type="dxa"/>
           </w:tcPr>
           <w:p>
             <w:pPr>
@@ -568,7 +649,7 @@
         </w:tc>
         <w:tc>
           <w:tcPr>
-            <w:tcW w:w="5324" w:type="dxa"/>
+            <w:tcW w:w="5072" w:type="dxa"/>
           </w:tcPr>
           <w:p>
             <w:pPr>
@@ -590,7 +671,7 @@
         </w:tc>
         <w:tc>
           <w:tcPr>
-            <w:tcW w:w="1184" w:type="dxa"/>
+            <w:tcW w:w="1169" w:type="dxa"/>
           </w:tcPr>
           <w:p>
             <w:pPr>
@@ -608,7 +689,7 @@
       <w:tr>
         <w:tc>
           <w:tcPr>
-            <w:tcW w:w="1657" w:type="dxa"/>
+            <w:tcW w:w="1924" w:type="dxa"/>
           </w:tcPr>
           <w:p>
             <w:pPr>
@@ -624,17 +705,17 @@
         </w:tc>
         <w:tc>
           <w:tcPr>
-            <w:tcW w:w="5324" w:type="dxa"/>
-          </w:tcPr>
-          <w:p>
-            <w:pPr>
-              <w:ind w:left="0"/>
-            </w:pPr>
-          </w:p>
-        </w:tc>
-        <w:tc>
-          <w:tcPr>
-            <w:tcW w:w="1184" w:type="dxa"/>
+            <w:tcW w:w="5072" w:type="dxa"/>
+          </w:tcPr>
+          <w:p>
+            <w:pPr>
+              <w:ind w:left="0"/>
+            </w:pPr>
+          </w:p>
+        </w:tc>
+        <w:tc>
+          <w:tcPr>
+            <w:tcW w:w="1169" w:type="dxa"/>
           </w:tcPr>
           <w:p>
             <w:pPr>
@@ -652,7 +733,7 @@
       <w:tr>
         <w:tc>
           <w:tcPr>
-            <w:tcW w:w="1657" w:type="dxa"/>
+            <w:tcW w:w="1924" w:type="dxa"/>
           </w:tcPr>
           <w:p>
             <w:pPr>
@@ -668,7 +749,7 @@
         </w:tc>
         <w:tc>
           <w:tcPr>
-            <w:tcW w:w="5324" w:type="dxa"/>
+            <w:tcW w:w="5072" w:type="dxa"/>
           </w:tcPr>
           <w:p>
             <w:pPr>
@@ -726,7 +807,7 @@
         </w:tc>
         <w:tc>
           <w:tcPr>
-            <w:tcW w:w="1184" w:type="dxa"/>
+            <w:tcW w:w="1169" w:type="dxa"/>
           </w:tcPr>
           <w:p>
             <w:pPr>
@@ -744,7 +825,7 @@
       <w:tr>
         <w:tc>
           <w:tcPr>
-            <w:tcW w:w="1657" w:type="dxa"/>
+            <w:tcW w:w="1924" w:type="dxa"/>
           </w:tcPr>
           <w:p>
             <w:pPr>
@@ -760,26 +841,53 @@
         </w:tc>
         <w:tc>
           <w:tcPr>
-            <w:tcW w:w="5324" w:type="dxa"/>
-          </w:tcPr>
-          <w:p>
-            <w:pPr>
-              <w:ind w:left="0"/>
-            </w:pPr>
-            <w:r>
-              <w:t>T</w:t>
-            </w:r>
-            <w:r>
-              <w:rPr>
-                <w:rFonts w:hint="eastAsia"/>
-              </w:rPr>
-              <w:t>rue/false</w:t>
-            </w:r>
-          </w:p>
-        </w:tc>
-        <w:tc>
-          <w:tcPr>
-            <w:tcW w:w="1184" w:type="dxa"/>
+            <w:tcW w:w="5072" w:type="dxa"/>
+          </w:tcPr>
+          <w:p>
+            <w:pPr>
+              <w:ind w:left="0"/>
+            </w:pPr>
+            <w:r>
+              <w:rPr>
+                <w:rFonts w:hint="eastAsia"/>
+              </w:rPr>
+              <w:t>t</w:t>
+            </w:r>
+            <w:r>
+              <w:rPr>
+                <w:rFonts w:hint="eastAsia"/>
+              </w:rPr>
+              <w:t>rue</w:t>
+            </w:r>
+            <w:r>
+              <w:rPr>
+                <w:rFonts w:hint="eastAsia"/>
+              </w:rPr>
+              <w:t xml:space="preserve"> </w:t>
+            </w:r>
+            <w:r>
+              <w:rPr>
+                <w:rFonts w:hint="eastAsia"/>
+              </w:rPr>
+              <w:t>/</w:t>
+            </w:r>
+            <w:r>
+              <w:rPr>
+                <w:rFonts w:hint="eastAsia"/>
+              </w:rPr>
+              <w:t xml:space="preserve"> </w:t>
+            </w:r>
+            <w:r>
+              <w:rPr>
+                <w:rFonts w:hint="eastAsia"/>
+              </w:rPr>
+              <w:t>false</w:t>
+            </w:r>
+          </w:p>
+        </w:tc>
+        <w:tc>
+          <w:tcPr>
+            <w:tcW w:w="1169" w:type="dxa"/>
           </w:tcPr>
           <w:p>
             <w:pPr>
@@ -797,28 +905,27 @@
       <w:tr>
         <w:tc>
           <w:tcPr>
-            <w:tcW w:w="1657" w:type="dxa"/>
-          </w:tcPr>
-          <w:p>
-            <w:pPr>
-              <w:ind w:left="0"/>
-              <w:rPr>
-                <w:color w:val="31849B" w:themeColor="accent5" w:themeShade="BF"/>
-              </w:rPr>
-            </w:pPr>
-            <w:r>
-              <w:rPr>
-                <w:rFonts w:hint="eastAsia"/>
-                <w:color w:val="31849B" w:themeColor="accent5" w:themeShade="BF"/>
-              </w:rPr>
-              <w:lastRenderedPageBreak/>
+            <w:tcW w:w="1924" w:type="dxa"/>
+          </w:tcPr>
+          <w:p>
+            <w:pPr>
+              <w:ind w:left="0"/>
+              <w:rPr>
+                <w:color w:val="31849B" w:themeColor="accent5" w:themeShade="BF"/>
+              </w:rPr>
+            </w:pPr>
+            <w:r>
+              <w:rPr>
+                <w:rFonts w:hint="eastAsia"/>
+                <w:color w:val="31849B" w:themeColor="accent5" w:themeShade="BF"/>
+              </w:rPr>
               <w:t>DataStatus</w:t>
             </w:r>
           </w:p>
         </w:tc>
         <w:tc>
           <w:tcPr>
-            <w:tcW w:w="5324" w:type="dxa"/>
+            <w:tcW w:w="5072" w:type="dxa"/>
           </w:tcPr>
           <w:p>
             <w:pPr>
@@ -839,7 +946,7 @@
                 <w:rFonts w:hint="eastAsia"/>
                 <w:color w:val="31849B" w:themeColor="accent5" w:themeShade="BF"/>
               </w:rPr>
-              <w:t>、</w:t>
+              <w:t xml:space="preserve"> / </w:t>
             </w:r>
             <w:r>
               <w:rPr>
@@ -853,7 +960,7 @@
                 <w:rFonts w:hint="eastAsia"/>
                 <w:color w:val="31849B" w:themeColor="accent5" w:themeShade="BF"/>
               </w:rPr>
-              <w:t>、</w:t>
+              <w:t xml:space="preserve"> / </w:t>
             </w:r>
             <w:r>
               <w:rPr>
@@ -866,7 +973,7 @@
         </w:tc>
         <w:tc>
           <w:tcPr>
-            <w:tcW w:w="1184" w:type="dxa"/>
+            <w:tcW w:w="1169" w:type="dxa"/>
           </w:tcPr>
           <w:p>
             <w:pPr>
@@ -888,7 +995,7 @@
       <w:tr>
         <w:tc>
           <w:tcPr>
-            <w:tcW w:w="1657" w:type="dxa"/>
+            <w:tcW w:w="1924" w:type="dxa"/>
           </w:tcPr>
           <w:p>
             <w:pPr>
@@ -904,23 +1011,53 @@
         </w:tc>
         <w:tc>
           <w:tcPr>
-            <w:tcW w:w="5324" w:type="dxa"/>
-          </w:tcPr>
-          <w:p>
-            <w:pPr>
-              <w:ind w:left="0"/>
-            </w:pPr>
-            <w:r>
-              <w:rPr>
-                <w:rFonts w:hint="eastAsia"/>
-              </w:rPr>
-              <w:t>true/false</w:t>
-            </w:r>
-          </w:p>
-        </w:tc>
-        <w:tc>
-          <w:tcPr>
-            <w:tcW w:w="1184" w:type="dxa"/>
+            <w:tcW w:w="5072" w:type="dxa"/>
+          </w:tcPr>
+          <w:p>
+            <w:pPr>
+              <w:ind w:left="0"/>
+            </w:pPr>
+            <w:r>
+              <w:rPr>
+                <w:rFonts w:hint="eastAsia"/>
+              </w:rPr>
+              <w:t>t</w:t>
+            </w:r>
+            <w:r>
+              <w:rPr>
+                <w:rFonts w:hint="eastAsia"/>
+              </w:rPr>
+              <w:t>rue</w:t>
+            </w:r>
+            <w:r>
+              <w:rPr>
+                <w:rFonts w:hint="eastAsia"/>
+              </w:rPr>
+              <w:t xml:space="preserve"> </w:t>
+            </w:r>
+            <w:r>
+              <w:rPr>
+                <w:rFonts w:hint="eastAsia"/>
+              </w:rPr>
+              <w:t>/</w:t>
+            </w:r>
+            <w:r>
+              <w:rPr>
+                <w:rFonts w:hint="eastAsia"/>
+              </w:rPr>
+              <w:t xml:space="preserve"> </w:t>
+            </w:r>
+            <w:r>
+              <w:rPr>
+                <w:rFonts w:hint="eastAsia"/>
+              </w:rPr>
+              <w:t>false</w:t>
+            </w:r>
+          </w:p>
+        </w:tc>
+        <w:tc>
+          <w:tcPr>
+            <w:tcW w:w="1169" w:type="dxa"/>
           </w:tcPr>
           <w:p>
             <w:pPr>
@@ -938,7 +1075,7 @@
       <w:tr>
         <w:tc>
           <w:tcPr>
-            <w:tcW w:w="1657" w:type="dxa"/>
+            <w:tcW w:w="1924" w:type="dxa"/>
           </w:tcPr>
           <w:p>
             <w:pPr>
@@ -951,17 +1088,17 @@
         </w:tc>
         <w:tc>
           <w:tcPr>
-            <w:tcW w:w="5324" w:type="dxa"/>
-          </w:tcPr>
-          <w:p>
-            <w:pPr>
-              <w:ind w:left="0"/>
-            </w:pPr>
-          </w:p>
-        </w:tc>
-        <w:tc>
-          <w:tcPr>
-            <w:tcW w:w="1184" w:type="dxa"/>
+            <w:tcW w:w="5072" w:type="dxa"/>
+          </w:tcPr>
+          <w:p>
+            <w:pPr>
+              <w:ind w:left="0"/>
+            </w:pPr>
+          </w:p>
+        </w:tc>
+        <w:tc>
+          <w:tcPr>
+            <w:tcW w:w="1169" w:type="dxa"/>
           </w:tcPr>
           <w:p>
             <w:pPr>
@@ -979,7 +1116,7 @@
       <w:tr>
         <w:tc>
           <w:tcPr>
-            <w:tcW w:w="1657" w:type="dxa"/>
+            <w:tcW w:w="1924" w:type="dxa"/>
           </w:tcPr>
           <w:p>
             <w:pPr>
@@ -992,17 +1129,17 @@
         </w:tc>
         <w:tc>
           <w:tcPr>
-            <w:tcW w:w="5324" w:type="dxa"/>
-          </w:tcPr>
-          <w:p>
-            <w:pPr>
-              <w:ind w:left="0"/>
-            </w:pPr>
-          </w:p>
-        </w:tc>
-        <w:tc>
-          <w:tcPr>
-            <w:tcW w:w="1184" w:type="dxa"/>
+            <w:tcW w:w="5072" w:type="dxa"/>
+          </w:tcPr>
+          <w:p>
+            <w:pPr>
+              <w:ind w:left="0"/>
+            </w:pPr>
+          </w:p>
+        </w:tc>
+        <w:tc>
+          <w:tcPr>
+            <w:tcW w:w="1169" w:type="dxa"/>
           </w:tcPr>
           <w:p>
             <w:pPr>
@@ -1020,7 +1157,7 @@
       <w:tr>
         <w:tc>
           <w:tcPr>
-            <w:tcW w:w="1657" w:type="dxa"/>
+            <w:tcW w:w="1924" w:type="dxa"/>
           </w:tcPr>
           <w:p>
             <w:pPr>
@@ -1033,17 +1170,17 @@
         </w:tc>
         <w:tc>
           <w:tcPr>
-            <w:tcW w:w="5324" w:type="dxa"/>
-          </w:tcPr>
-          <w:p>
-            <w:pPr>
-              <w:ind w:left="0"/>
-            </w:pPr>
-          </w:p>
-        </w:tc>
-        <w:tc>
-          <w:tcPr>
-            <w:tcW w:w="1184" w:type="dxa"/>
+            <w:tcW w:w="5072" w:type="dxa"/>
+          </w:tcPr>
+          <w:p>
+            <w:pPr>
+              <w:ind w:left="0"/>
+            </w:pPr>
+          </w:p>
+        </w:tc>
+        <w:tc>
+          <w:tcPr>
+            <w:tcW w:w="1169" w:type="dxa"/>
           </w:tcPr>
           <w:p>
             <w:pPr>
@@ -1061,7 +1198,7 @@
       <w:tr>
         <w:tc>
           <w:tcPr>
-            <w:tcW w:w="1657" w:type="dxa"/>
+            <w:tcW w:w="1924" w:type="dxa"/>
           </w:tcPr>
           <w:p>
             <w:pPr>
@@ -1074,17 +1211,17 @@
         </w:tc>
         <w:tc>
           <w:tcPr>
-            <w:tcW w:w="5324" w:type="dxa"/>
-          </w:tcPr>
-          <w:p>
-            <w:pPr>
-              <w:ind w:left="0"/>
-            </w:pPr>
-          </w:p>
-        </w:tc>
-        <w:tc>
-          <w:tcPr>
-            <w:tcW w:w="1184" w:type="dxa"/>
+            <w:tcW w:w="5072" w:type="dxa"/>
+          </w:tcPr>
+          <w:p>
+            <w:pPr>
+              <w:ind w:left="0"/>
+            </w:pPr>
+          </w:p>
+        </w:tc>
+        <w:tc>
+          <w:tcPr>
+            <w:tcW w:w="1169" w:type="dxa"/>
           </w:tcPr>
           <w:p>
             <w:pPr>
@@ -1102,7 +1239,7 @@
       <w:tr>
         <w:tc>
           <w:tcPr>
-            <w:tcW w:w="1657" w:type="dxa"/>
+            <w:tcW w:w="1924" w:type="dxa"/>
           </w:tcPr>
           <w:p>
             <w:pPr>
@@ -1115,17 +1252,17 @@
         </w:tc>
         <w:tc>
           <w:tcPr>
-            <w:tcW w:w="5324" w:type="dxa"/>
-          </w:tcPr>
-          <w:p>
-            <w:pPr>
-              <w:ind w:left="0"/>
-            </w:pPr>
-          </w:p>
-        </w:tc>
-        <w:tc>
-          <w:tcPr>
-            <w:tcW w:w="1184" w:type="dxa"/>
+            <w:tcW w:w="5072" w:type="dxa"/>
+          </w:tcPr>
+          <w:p>
+            <w:pPr>
+              <w:ind w:left="0"/>
+            </w:pPr>
+          </w:p>
+        </w:tc>
+        <w:tc>
+          <w:tcPr>
+            <w:tcW w:w="1169" w:type="dxa"/>
           </w:tcPr>
           <w:p>
             <w:pPr>
@@ -1143,7 +1280,7 @@
       <w:tr>
         <w:tc>
           <w:tcPr>
-            <w:tcW w:w="1657" w:type="dxa"/>
+            <w:tcW w:w="1924" w:type="dxa"/>
           </w:tcPr>
           <w:p>
             <w:pPr>
@@ -1163,27 +1300,54 @@
         </w:tc>
         <w:tc>
           <w:tcPr>
-            <w:tcW w:w="5324" w:type="dxa"/>
-          </w:tcPr>
-          <w:p>
-            <w:pPr>
-              <w:ind w:left="0"/>
-              <w:rPr>
-                <w:color w:val="31849B" w:themeColor="accent5" w:themeShade="BF"/>
-              </w:rPr>
-            </w:pPr>
-            <w:r>
-              <w:rPr>
-                <w:rFonts w:hint="eastAsia"/>
-                <w:color w:val="31849B" w:themeColor="accent5" w:themeShade="BF"/>
-              </w:rPr>
-              <w:t>true/false</w:t>
-            </w:r>
-          </w:p>
-        </w:tc>
-        <w:tc>
-          <w:tcPr>
-            <w:tcW w:w="1184" w:type="dxa"/>
+            <w:tcW w:w="5072" w:type="dxa"/>
+          </w:tcPr>
+          <w:p>
+            <w:pPr>
+              <w:ind w:left="0"/>
+              <w:rPr>
+                <w:color w:val="31849B" w:themeColor="accent5" w:themeShade="BF"/>
+              </w:rPr>
+            </w:pPr>
+            <w:r>
+              <w:rPr>
+                <w:color w:val="31849B" w:themeColor="accent5" w:themeShade="BF"/>
+              </w:rPr>
+              <w:t>true</w:t>
+            </w:r>
+            <w:r>
+              <w:rPr>
+                <w:rFonts w:hint="eastAsia"/>
+                <w:color w:val="31849B" w:themeColor="accent5" w:themeShade="BF"/>
+              </w:rPr>
+              <w:t xml:space="preserve"> </w:t>
+            </w:r>
+            <w:r>
+              <w:rPr>
+                <w:rFonts w:hint="eastAsia"/>
+                <w:color w:val="31849B" w:themeColor="accent5" w:themeShade="BF"/>
+              </w:rPr>
+              <w:t>/</w:t>
+            </w:r>
+            <w:r>
+              <w:rPr>
+                <w:rFonts w:hint="eastAsia"/>
+                <w:color w:val="31849B" w:themeColor="accent5" w:themeShade="BF"/>
+              </w:rPr>
+              <w:t xml:space="preserve"> </w:t>
+            </w:r>
+            <w:r>
+              <w:rPr>
+                <w:rFonts w:hint="eastAsia"/>
+                <w:color w:val="31849B" w:themeColor="accent5" w:themeShade="BF"/>
+              </w:rPr>
+              <w:t>false</w:t>
+            </w:r>
+          </w:p>
+        </w:tc>
+        <w:tc>
+          <w:tcPr>
+            <w:tcW w:w="1169" w:type="dxa"/>
           </w:tcPr>
           <w:p>
             <w:pPr>
@@ -1205,7 +1369,7 @@
       <w:tr>
         <w:tc>
           <w:tcPr>
-            <w:tcW w:w="1657" w:type="dxa"/>
+            <w:tcW w:w="1924" w:type="dxa"/>
           </w:tcPr>
           <w:p>
             <w:pPr>
@@ -1225,7 +1389,7 @@
         </w:tc>
         <w:tc>
           <w:tcPr>
-            <w:tcW w:w="5324" w:type="dxa"/>
+            <w:tcW w:w="5072" w:type="dxa"/>
           </w:tcPr>
           <w:p>
             <w:pPr>
@@ -1241,20 +1405,6 @@
               </w:rPr>
               <w:t xml:space="preserve">CoreFileSize: </w:t>
             </w:r>
-            <w:commentRangeStart w:id="0"/>
-            <w:r>
-              <w:rPr>
-                <w:color w:val="31849B" w:themeColor="accent5" w:themeShade="BF"/>
-              </w:rPr>
-              <w:t>“</w:t>
-            </w:r>
-            <w:r>
-              <w:rPr>
-                <w:rFonts w:hint="eastAsia"/>
-                <w:color w:val="31849B" w:themeColor="accent5" w:themeShade="BF"/>
-              </w:rPr>
-              <w:t>-1:</w:t>
-            </w:r>
             <w:r>
               <w:rPr>
                 <w:rFonts w:hint="eastAsia"/>
@@ -1262,19 +1412,6 @@
               </w:rPr>
               <w:t>-1</w:t>
             </w:r>
-            <w:r>
-              <w:rPr>
-                <w:color w:val="31849B" w:themeColor="accent5" w:themeShade="BF"/>
-              </w:rPr>
-              <w:t>”</w:t>
-            </w:r>
-            <w:commentRangeEnd w:id="0"/>
-            <w:r>
-              <w:rPr>
-                <w:rStyle w:val="CommentReference"/>
-              </w:rPr>
-              <w:commentReference w:id="0"/>
-            </w:r>
           </w:p>
           <w:p>
             <w:pPr>
@@ -1295,7 +1432,7 @@
                 <w:rFonts w:hint="eastAsia"/>
                 <w:color w:val="31849B" w:themeColor="accent5" w:themeShade="BF"/>
               </w:rPr>
-              <w:t>-1</w:t>
+              <w:t>1024</w:t>
             </w:r>
           </w:p>
           <w:p>
@@ -1372,7 +1509,7 @@
         </w:tc>
         <w:tc>
           <w:tcPr>
-            <w:tcW w:w="1184" w:type="dxa"/>
+            <w:tcW w:w="1169" w:type="dxa"/>
           </w:tcPr>
           <w:p>
             <w:pPr>
@@ -1394,7 +1531,7 @@
       <w:tr>
         <w:tc>
           <w:tcPr>
-            <w:tcW w:w="1657" w:type="dxa"/>
+            <w:tcW w:w="1924" w:type="dxa"/>
           </w:tcPr>
           <w:p>
             <w:pPr>
@@ -1414,7 +1551,7 @@
         </w:tc>
         <w:tc>
           <w:tcPr>
-            <w:tcW w:w="5324" w:type="dxa"/>
+            <w:tcW w:w="5072" w:type="dxa"/>
           </w:tcPr>
           <w:p>
             <w:pPr>
@@ -1482,7 +1619,7 @@
         </w:tc>
         <w:tc>
           <w:tcPr>
-            <w:tcW w:w="1184" w:type="dxa"/>
+            <w:tcW w:w="1169" w:type="dxa"/>
           </w:tcPr>
           <w:p>
             <w:pPr>
@@ -1504,16 +1641,15 @@
       <w:tr>
         <w:tc>
           <w:tcPr>
-            <w:tcW w:w="1657" w:type="dxa"/>
-          </w:tcPr>
-          <w:p>
-            <w:pPr>
-              <w:ind w:left="0"/>
-              <w:rPr>
-                <w:color w:val="31849B" w:themeColor="accent5" w:themeShade="BF"/>
-              </w:rPr>
-            </w:pPr>
-            <w:commentRangeStart w:id="1"/>
+            <w:tcW w:w="1924" w:type="dxa"/>
+          </w:tcPr>
+          <w:p>
+            <w:pPr>
+              <w:ind w:left="0"/>
+              <w:rPr>
+                <w:color w:val="31849B" w:themeColor="accent5" w:themeShade="BF"/>
+              </w:rPr>
+            </w:pPr>
             <w:r>
               <w:rPr>
                 <w:rFonts w:hint="eastAsia"/>
@@ -1521,18 +1657,11 @@
               </w:rPr>
               <w:t>Memory</w:t>
             </w:r>
-            <w:commentRangeEnd w:id="1"/>
-            <w:r>
-              <w:rPr>
-                <w:rStyle w:val="CommentReference"/>
-              </w:rPr>
-              <w:commentReference w:id="1"/>
-            </w:r>
-          </w:p>
-        </w:tc>
-        <w:tc>
-          <w:tcPr>
-            <w:tcW w:w="5324" w:type="dxa"/>
+          </w:p>
+        </w:tc>
+        <w:tc>
+          <w:tcPr>
+            <w:tcW w:w="5072" w:type="dxa"/>
           </w:tcPr>
           <w:p>
             <w:pPr>
@@ -1624,42 +1753,28 @@
                 <w:rFonts w:hint="eastAsia"/>
                 <w:color w:val="31849B" w:themeColor="accent5" w:themeShade="BF"/>
               </w:rPr>
-              <w:t>LimitedTotalVirtual:  -1</w:t>
-            </w:r>
-            <w:r>
-              <w:rPr>
-                <w:rFonts w:hint="eastAsia"/>
-                <w:color w:val="31849B" w:themeColor="accent5" w:themeShade="BF"/>
-              </w:rPr>
-              <w:t>取</w:t>
-            </w:r>
-            <w:r>
-              <w:rPr>
-                <w:rFonts w:hint="eastAsia"/>
-                <w:color w:val="31849B" w:themeColor="accent5" w:themeShade="BF"/>
-              </w:rPr>
-              <w:t>TotalVirtual</w:t>
-            </w:r>
-          </w:p>
-          <w:p>
-            <w:pPr>
-              <w:ind w:left="0"/>
-              <w:rPr>
-                <w:color w:val="31849B" w:themeColor="accent5" w:themeShade="BF"/>
-              </w:rPr>
-            </w:pPr>
-            <w:r>
-              <w:rPr>
-                <w:rFonts w:hint="eastAsia"/>
-                <w:color w:val="31849B" w:themeColor="accent5" w:themeShade="BF"/>
-              </w:rPr>
-              <w:t>LimitedFreeVirtual:</w:t>
-            </w:r>
-          </w:p>
-        </w:tc>
-        <w:tc>
-          <w:tcPr>
-            <w:tcW w:w="1184" w:type="dxa"/>
+              <w:t xml:space="preserve">TotalVirtual:  </w:t>
+            </w:r>
+          </w:p>
+          <w:p>
+            <w:pPr>
+              <w:ind w:left="0"/>
+              <w:rPr>
+                <w:color w:val="31849B" w:themeColor="accent5" w:themeShade="BF"/>
+              </w:rPr>
+            </w:pPr>
+            <w:r>
+              <w:rPr>
+                <w:rFonts w:hint="eastAsia"/>
+                <w:color w:val="31849B" w:themeColor="accent5" w:themeShade="BF"/>
+              </w:rPr>
+              <w:t>FreeVirtual:</w:t>
+            </w:r>
+          </w:p>
+        </w:tc>
+        <w:tc>
+          <w:tcPr>
+            <w:tcW w:w="1169" w:type="dxa"/>
           </w:tcPr>
           <w:p>
             <w:pPr>
@@ -1681,7 +1796,7 @@
       <w:tr>
         <w:tc>
           <w:tcPr>
-            <w:tcW w:w="1657" w:type="dxa"/>
+            <w:tcW w:w="1924" w:type="dxa"/>
           </w:tcPr>
           <w:p>
             <w:pPr>
@@ -1697,7 +1812,7 @@
         </w:tc>
         <w:tc>
           <w:tcPr>
-            <w:tcW w:w="5324" w:type="dxa"/>
+            <w:tcW w:w="5072" w:type="dxa"/>
           </w:tcPr>
           <w:p>
             <w:pPr>
@@ -1726,7 +1841,7 @@
         </w:tc>
         <w:tc>
           <w:tcPr>
-            <w:tcW w:w="1184" w:type="dxa"/>
+            <w:tcW w:w="1169" w:type="dxa"/>
           </w:tcPr>
           <w:p>
             <w:pPr>
@@ -1744,7 +1859,7 @@
       <w:tr>
         <w:tc>
           <w:tcPr>
-            <w:tcW w:w="1657" w:type="dxa"/>
+            <w:tcW w:w="1924" w:type="dxa"/>
           </w:tcPr>
           <w:p>
             <w:pPr>
@@ -1764,7 +1879,7 @@
         </w:tc>
         <w:tc>
           <w:tcPr>
-            <w:tcW w:w="5324" w:type="dxa"/>
+            <w:tcW w:w="5072" w:type="dxa"/>
           </w:tcPr>
           <w:p>
             <w:pPr>
@@ -1811,7 +1926,7 @@
         </w:tc>
         <w:tc>
           <w:tcPr>
-            <w:tcW w:w="1184" w:type="dxa"/>
+            <w:tcW w:w="1169" w:type="dxa"/>
           </w:tcPr>
           <w:p>
             <w:pPr>
@@ -1826,17 +1941,346 @@
                 <w:color w:val="31849B" w:themeColor="accent5" w:themeShade="BF"/>
               </w:rPr>
               <w:t>all</w:t>
+            </w:r>
+          </w:p>
+        </w:tc>
+      </w:tr>
+      <w:tr>
+        <w:tc>
+          <w:tcPr>
+            <w:tcW w:w="1924" w:type="dxa"/>
+          </w:tcPr>
+          <w:p>
+            <w:pPr>
+              <w:ind w:left="0"/>
+              <w:rPr>
+                <w:color w:val="31849B" w:themeColor="accent5" w:themeShade="BF"/>
+              </w:rPr>
+            </w:pPr>
+            <w:r>
+              <w:rPr>
+                <w:rFonts w:hint="eastAsia"/>
+                <w:color w:val="31849B" w:themeColor="accent5" w:themeShade="BF"/>
+              </w:rPr>
+              <w:t>StartHistory</w:t>
+            </w:r>
+          </w:p>
+        </w:tc>
+        <w:tc>
+          <w:tcPr>
+            <w:tcW w:w="5072" w:type="dxa"/>
+          </w:tcPr>
+          <w:p>
+            <w:pPr>
+              <w:ind w:left="0"/>
+              <w:rPr>
+                <w:color w:val="31849B" w:themeColor="accent5" w:themeShade="BF"/>
+              </w:rPr>
+            </w:pPr>
+            <w:r>
+              <w:rPr>
+                <w:rFonts w:hint="eastAsia"/>
+                <w:color w:val="31849B" w:themeColor="accent5" w:themeShade="BF"/>
+              </w:rPr>
+              <w:t>[</w:t>
+            </w:r>
+          </w:p>
+          <w:p>
+            <w:pPr>
+              <w:ind w:left="0"/>
+              <w:rPr>
+                <w:color w:val="31849B" w:themeColor="accent5" w:themeShade="BF"/>
+              </w:rPr>
+            </w:pPr>
+            <w:r>
+              <w:rPr>
+                <w:color w:val="31849B" w:themeColor="accent5" w:themeShade="BF"/>
+              </w:rPr>
+              <w:t>“</w:t>
+            </w:r>
+            <w:r>
+              <w:rPr>
+                <w:rFonts w:hint="eastAsia"/>
+                <w:color w:val="31849B" w:themeColor="accent5" w:themeShade="BF"/>
+              </w:rPr>
+              <w:t>2017-01-01-19:01</w:t>
+            </w:r>
+            <w:r>
+              <w:rPr>
+                <w:rFonts w:hint="eastAsia"/>
+                <w:color w:val="31849B" w:themeColor="accent5" w:themeShade="BF"/>
+              </w:rPr>
+              <w:t>:00:0000</w:t>
+            </w:r>
+            <w:r>
+              <w:rPr>
+                <w:color w:val="31849B" w:themeColor="accent5" w:themeShade="BF"/>
+              </w:rPr>
+              <w:t>”</w:t>
+            </w:r>
+            <w:r>
+              <w:rPr>
+                <w:rFonts w:hint="eastAsia"/>
+                <w:color w:val="31849B" w:themeColor="accent5" w:themeShade="BF"/>
+              </w:rPr>
+              <w:t>,</w:t>
+            </w:r>
+          </w:p>
+          <w:p>
+            <w:pPr>
+              <w:ind w:left="0"/>
+              <w:rPr>
+                <w:color w:val="31849B" w:themeColor="accent5" w:themeShade="BF"/>
+              </w:rPr>
+            </w:pPr>
+            <w:r>
+              <w:rPr>
+                <w:color w:val="31849B" w:themeColor="accent5" w:themeShade="BF"/>
+              </w:rPr>
+              <w:t>“</w:t>
+            </w:r>
+            <w:r>
+              <w:rPr>
+                <w:rFonts w:hint="eastAsia"/>
+                <w:color w:val="31849B" w:themeColor="accent5" w:themeShade="BF"/>
+              </w:rPr>
+              <w:t>2017-01-01-19:00</w:t>
+            </w:r>
+            <w:r>
+              <w:rPr>
+                <w:rFonts w:hint="eastAsia"/>
+                <w:color w:val="31849B" w:themeColor="accent5" w:themeShade="BF"/>
+              </w:rPr>
+              <w:t>:00:0000</w:t>
+            </w:r>
+            <w:r>
+              <w:rPr>
+                <w:color w:val="31849B" w:themeColor="accent5" w:themeShade="BF"/>
+              </w:rPr>
+              <w:t>”</w:t>
+            </w:r>
+          </w:p>
+          <w:p>
+            <w:pPr>
+              <w:ind w:left="0"/>
+              <w:rPr>
+                <w:color w:val="31849B" w:themeColor="accent5" w:themeShade="BF"/>
+              </w:rPr>
+            </w:pPr>
+            <w:r>
+              <w:rPr>
+                <w:rFonts w:hint="eastAsia"/>
+                <w:color w:val="31849B" w:themeColor="accent5" w:themeShade="BF"/>
+              </w:rPr>
+              <w:t>]</w:t>
+            </w:r>
+          </w:p>
+        </w:tc>
+        <w:tc>
+          <w:tcPr>
+            <w:tcW w:w="1169" w:type="dxa"/>
+          </w:tcPr>
+          <w:p>
+            <w:pPr>
+              <w:ind w:left="0"/>
+              <w:rPr>
+                <w:color w:val="31849B" w:themeColor="accent5" w:themeShade="BF"/>
+              </w:rPr>
+            </w:pPr>
+            <w:r>
+              <w:rPr>
+                <w:rFonts w:hint="eastAsia"/>
+                <w:color w:val="31849B" w:themeColor="accent5" w:themeShade="BF"/>
+              </w:rPr>
+              <w:t>all</w:t>
+            </w:r>
+          </w:p>
+        </w:tc>
+      </w:tr>
+      <w:tr>
+        <w:tc>
+          <w:tcPr>
+            <w:tcW w:w="1924" w:type="dxa"/>
+          </w:tcPr>
+          <w:p>
+            <w:pPr>
+              <w:ind w:left="0"/>
+              <w:rPr>
+                <w:color w:val="31849B" w:themeColor="accent5" w:themeShade="BF"/>
+              </w:rPr>
+            </w:pPr>
+            <w:r>
+              <w:rPr>
+                <w:rFonts w:hint="eastAsia"/>
+                <w:color w:val="31849B" w:themeColor="accent5" w:themeShade="BF"/>
+              </w:rPr>
+              <w:t>Cras</w:t>
+            </w:r>
+            <w:r>
+              <w:rPr>
+                <w:rFonts w:hint="eastAsia"/>
+                <w:color w:val="31849B" w:themeColor="accent5" w:themeShade="BF"/>
+              </w:rPr>
+              <w:t>hHistory</w:t>
+            </w:r>
+          </w:p>
+        </w:tc>
+        <w:tc>
+          <w:tcPr>
+            <w:tcW w:w="5072" w:type="dxa"/>
+          </w:tcPr>
+          <w:p>
+            <w:pPr>
+              <w:ind w:left="0"/>
+              <w:rPr>
+                <w:color w:val="31849B" w:themeColor="accent5" w:themeShade="BF"/>
+              </w:rPr>
+            </w:pPr>
+            <w:r>
+              <w:rPr>
+                <w:rFonts w:hint="eastAsia"/>
+                <w:color w:val="31849B" w:themeColor="accent5" w:themeShade="BF"/>
+              </w:rPr>
+              <w:t>[</w:t>
+            </w:r>
+          </w:p>
+          <w:p>
+            <w:pPr>
+              <w:ind w:left="0"/>
+              <w:rPr>
+                <w:color w:val="31849B" w:themeColor="accent5" w:themeShade="BF"/>
+              </w:rPr>
+            </w:pPr>
+            <w:r>
+              <w:rPr>
+                <w:color w:val="31849B" w:themeColor="accent5" w:themeShade="BF"/>
+              </w:rPr>
+              <w:t>“</w:t>
+            </w:r>
+            <w:r>
+              <w:rPr>
+                <w:rFonts w:hint="eastAsia"/>
+                <w:color w:val="31849B" w:themeColor="accent5" w:themeShade="BF"/>
+              </w:rPr>
+              <w:t>2017-01-01-19:00:00:0000</w:t>
+            </w:r>
+            <w:r>
+              <w:rPr>
+                <w:color w:val="31849B" w:themeColor="accent5" w:themeShade="BF"/>
+              </w:rPr>
+              <w:t>”</w:t>
+            </w:r>
+          </w:p>
+          <w:p>
+            <w:pPr>
+              <w:ind w:left="0"/>
+              <w:rPr>
+                <w:color w:val="31849B" w:themeColor="accent5" w:themeShade="BF"/>
+              </w:rPr>
+            </w:pPr>
+            <w:r>
+              <w:rPr>
+                <w:rFonts w:hint="eastAsia"/>
+                <w:color w:val="31849B" w:themeColor="accent5" w:themeShade="BF"/>
+              </w:rPr>
+              <w:t>]</w:t>
+            </w:r>
+          </w:p>
+        </w:tc>
+        <w:tc>
+          <w:tcPr>
+            <w:tcW w:w="1169" w:type="dxa"/>
+          </w:tcPr>
+          <w:p>
+            <w:pPr>
+              <w:ind w:left="0"/>
+              <w:rPr>
+                <w:color w:val="31849B" w:themeColor="accent5" w:themeShade="BF"/>
+              </w:rPr>
+            </w:pPr>
+            <w:r>
+              <w:rPr>
+                <w:rFonts w:hint="eastAsia"/>
+                <w:color w:val="31849B" w:themeColor="accent5" w:themeShade="BF"/>
+              </w:rPr>
+              <w:t>all</w:t>
+            </w:r>
+          </w:p>
+        </w:tc>
+      </w:tr>
+      <w:tr>
+        <w:tc>
+          <w:tcPr>
+            <w:tcW w:w="1924" w:type="dxa"/>
+          </w:tcPr>
+          <w:p>
+            <w:pPr>
+              <w:ind w:left="0"/>
+              <w:rPr>
+                <w:rFonts w:hint="eastAsia"/>
+                <w:color w:val="31849B" w:themeColor="accent5" w:themeShade="BF"/>
+              </w:rPr>
+            </w:pPr>
+            <w:r>
+              <w:rPr>
+                <w:rFonts w:hint="eastAsia"/>
+                <w:color w:val="31849B" w:themeColor="accent5" w:themeShade="BF"/>
+              </w:rPr>
+              <w:t>DiffLSNWithPrimary</w:t>
+            </w:r>
+          </w:p>
+        </w:tc>
+        <w:tc>
+          <w:tcPr>
+            <w:tcW w:w="5072" w:type="dxa"/>
+          </w:tcPr>
+          <w:p>
+            <w:pPr>
+              <w:ind w:left="0"/>
+              <w:rPr>
+                <w:rFonts w:hint="eastAsia"/>
+                <w:color w:val="31849B" w:themeColor="accent5" w:themeShade="BF"/>
+              </w:rPr>
+            </w:pPr>
+            <w:r>
+              <w:rPr>
+                <w:rFonts w:hint="eastAsia"/>
+                <w:color w:val="31849B" w:themeColor="accent5" w:themeShade="BF"/>
+              </w:rPr>
+              <w:t>0</w:t>
+            </w:r>
+          </w:p>
+        </w:tc>
+        <w:tc>
+          <w:tcPr>
+            <w:tcW w:w="1169" w:type="dxa"/>
+          </w:tcPr>
+          <w:p>
+            <w:pPr>
+              <w:ind w:left="0"/>
+              <w:rPr>
+                <w:rFonts w:hint="eastAsia"/>
+                <w:color w:val="31849B" w:themeColor="accent5" w:themeShade="BF"/>
+              </w:rPr>
+            </w:pPr>
+            <w:r>
+              <w:rPr>
+                <w:color w:val="31849B" w:themeColor="accent5" w:themeShade="BF"/>
+              </w:rPr>
+              <w:t>cata</w:t>
+            </w:r>
+            <w:r>
+              <w:rPr>
+                <w:rFonts w:hint="eastAsia"/>
+                <w:color w:val="31849B" w:themeColor="accent5" w:themeShade="BF"/>
+              </w:rPr>
+              <w:t>/data</w:t>
             </w:r>
           </w:p>
         </w:tc>
       </w:tr>
     </w:tbl>
     <w:p>
-      <w:pPr>
-        <w:rPr>
-          <w:rFonts w:hint="eastAsia"/>
-        </w:rPr>
-      </w:pPr>
       <w:r>
         <w:rPr>
           <w:rFonts w:hint="eastAsia"/>
@@ -1852,9 +2296,6 @@
           <w:numId w:val="33"/>
         </w:numPr>
         <w:ind w:firstLineChars="0"/>
-        <w:rPr>
-          <w:rFonts w:hint="eastAsia"/>
-        </w:rPr>
       </w:pPr>
       <w:r>
         <w:rPr>
@@ -1878,11 +2319,15 @@
           <w:numId w:val="33"/>
         </w:numPr>
         <w:ind w:firstLineChars="0"/>
-      </w:pPr>
-      <w:r>
-        <w:rPr>
-          <w:rFonts w:hint="eastAsia"/>
-        </w:rPr>
+        <w:rPr>
+          <w:rFonts w:hint="eastAsia"/>
+        </w:rPr>
+      </w:pPr>
+      <w:r>
+        <w:rPr>
+          <w:rFonts w:hint="eastAsia"/>
+        </w:rPr>
+        <w:lastRenderedPageBreak/>
         <w:t>lsn</w:t>
       </w:r>
       <w:r>
@@ -1906,73 +2351,17 @@
     </w:p>
     <w:p>
       <w:pPr>
-        <w:rPr>
+        <w:pStyle w:val="ListParagraph"/>
+        <w:ind w:left="777" w:firstLineChars="0" w:firstLine="0"/>
+      </w:pPr>
+    </w:p>
+    <w:p>
+      <w:pPr>
+        <w:rPr>
+          <w:rFonts w:hint="eastAsia"/>
           <w:color w:val="00B0F0"/>
         </w:rPr>
       </w:pPr>
-    </w:p>
-    <w:p>
-      <w:r>
-        <w:rPr>
-          <w:rFonts w:hint="eastAsia"/>
-        </w:rPr>
-        <w:t>连接</w:t>
-      </w:r>
-      <w:r>
-        <w:rPr>
-          <w:rFonts w:hint="eastAsia"/>
-        </w:rPr>
-        <w:t>coord</w:t>
-      </w:r>
-      <w:r>
-        <w:rPr>
-          <w:rFonts w:hint="eastAsia"/>
-        </w:rPr>
-        <w:t>执行快照，返回所有节点的信息（除了</w:t>
-      </w:r>
-      <w:commentRangeStart w:id="2"/>
-      <w:r>
-        <w:rPr>
-          <w:rFonts w:hint="eastAsia"/>
-        </w:rPr>
-        <w:t>coord</w:t>
-      </w:r>
-      <w:commentRangeEnd w:id="2"/>
-      <w:r>
-        <w:rPr>
-          <w:rStyle w:val="CommentReference"/>
-        </w:rPr>
-        <w:commentReference w:id="2"/>
-      </w:r>
-      <w:r>
-        <w:rPr>
-          <w:rFonts w:hint="eastAsia"/>
-        </w:rPr>
-        <w:t>节点）</w:t>
-      </w:r>
-    </w:p>
-    <w:p>
-      <w:r>
-        <w:rPr>
-          <w:rFonts w:hint="eastAsia"/>
-        </w:rPr>
-        <w:t>连接</w:t>
-      </w:r>
-      <w:r>
-        <w:rPr>
-          <w:rFonts w:hint="eastAsia"/>
-        </w:rPr>
-        <w:t>cata/data</w:t>
-      </w:r>
-      <w:r>
-        <w:rPr>
-          <w:rFonts w:hint="eastAsia"/>
-        </w:rPr>
-        <w:t>执行快照，返回自身节点的信息。</w:t>
-      </w:r>
-    </w:p>
-    <w:p/>
-    <w:p>
       <w:r>
         <w:rPr>
           <w:rFonts w:hint="eastAsia"/>
@@ -1992,38 +2381,1234 @@
         <w:rPr>
           <w:rFonts w:hint="eastAsia"/>
         </w:rPr>
-        <w:t xml:space="preserve"> sdb shell</w:t>
-      </w:r>
-    </w:p>
-    <w:p>
-      <w:r>
-        <w:rPr>
-          <w:rFonts w:hint="eastAsia"/>
-        </w:rPr>
-        <w:t>不添加：</w:t>
-      </w:r>
-      <w:commentRangeStart w:id="3"/>
-      <w:r>
-        <w:rPr>
-          <w:rFonts w:hint="eastAsia"/>
-        </w:rPr>
-        <w:t>rest</w:t>
-      </w:r>
-      <w:commentRangeEnd w:id="3"/>
-      <w:r>
-        <w:rPr>
-          <w:rStyle w:val="CommentReference"/>
-        </w:rPr>
-        <w:commentReference w:id="3"/>
-      </w:r>
-      <w:r>
-        <w:rPr>
-          <w:rFonts w:hint="eastAsia"/>
-        </w:rPr>
-        <w:t>（本来就没有快照）</w:t>
-      </w:r>
-    </w:p>
-    <w:p/>
+        <w:t xml:space="preserve"> sdb shell / rest </w:t>
+      </w:r>
+      <w:r>
+        <w:rPr>
+          <w:rFonts w:hint="eastAsia"/>
+        </w:rPr>
+        <w:t>新增</w:t>
+      </w:r>
+      <w:r>
+        <w:rPr>
+          <w:rFonts w:hint="eastAsia"/>
+        </w:rPr>
+        <w:t>SDB_SNAP_HEALTH</w:t>
+      </w:r>
+    </w:p>
+    <w:p>
+      <w:pPr>
+        <w:pStyle w:val="Heading3"/>
+        <w:rPr>
+          <w:rFonts w:hint="eastAsia"/>
+        </w:rPr>
+      </w:pPr>
+      <w:r>
+        <w:rPr>
+          <w:rFonts w:hint="eastAsia"/>
+        </w:rPr>
+        <w:t>重置快照</w:t>
+      </w:r>
+    </w:p>
+    <w:p>
+      <w:pPr>
+        <w:rPr>
+          <w:rFonts w:hint="eastAsia"/>
+        </w:rPr>
+      </w:pPr>
+      <w:r>
+        <w:rPr>
+          <w:rFonts w:hint="eastAsia"/>
+        </w:rPr>
+        <w:t>db.resetSnapshot( { Type: xxx, SessionID: xxx } )</w:t>
+      </w:r>
+      <w:r>
+        <w:rPr>
+          <w:rFonts w:hint="eastAsia"/>
+        </w:rPr>
+        <w:t xml:space="preserve"> </w:t>
+      </w:r>
+    </w:p>
+    <w:p>
+      <w:r>
+        <w:rPr>
+          <w:rFonts w:hint="eastAsia"/>
+        </w:rPr>
+        <w:t>新增重置类型</w:t>
+      </w:r>
+      <w:r>
+        <w:rPr>
+          <w:rFonts w:hint="eastAsia"/>
+        </w:rPr>
+        <w:t xml:space="preserve"> SDB_SNAP_ALL</w:t>
+      </w:r>
+      <w:r>
+        <w:rPr>
+          <w:rFonts w:hint="eastAsia"/>
+        </w:rPr>
+        <w:t xml:space="preserve">(-1) </w:t>
+      </w:r>
+      <w:r>
+        <w:rPr>
+          <w:rFonts w:hint="eastAsia"/>
+        </w:rPr>
+        <w:t>表示重置所有快照</w:t>
+      </w:r>
+    </w:p>
+    <w:tbl>
+      <w:tblPr>
+        <w:tblStyle w:val="TableGrid"/>
+        <w:tblW w:w="0" w:type="auto"/>
+        <w:tblInd w:w="357" w:type="dxa"/>
+        <w:tblLayout w:type="fixed"/>
+        <w:tblLook w:val="04A0"/>
+      </w:tblPr>
+      <w:tblGrid>
+        <w:gridCol w:w="885"/>
+        <w:gridCol w:w="3402"/>
+        <w:gridCol w:w="3878"/>
+      </w:tblGrid>
+      <w:tr>
+        <w:tc>
+          <w:tcPr>
+            <w:tcW w:w="8165" w:type="dxa"/>
+            <w:gridSpan w:val="3"/>
+          </w:tcPr>
+          <w:p>
+            <w:pPr>
+              <w:ind w:left="0"/>
+              <w:rPr>
+                <w:rFonts w:hint="eastAsia"/>
+              </w:rPr>
+            </w:pPr>
+            <w:r>
+              <w:t>reset</w:t>
+            </w:r>
+            <w:r>
+              <w:rPr>
+                <w:rFonts w:hint="eastAsia"/>
+              </w:rPr>
+              <w:t xml:space="preserve"> snapshot</w:t>
+            </w:r>
+          </w:p>
+        </w:tc>
+      </w:tr>
+      <w:tr>
+        <w:tc>
+          <w:tcPr>
+            <w:tcW w:w="885" w:type="dxa"/>
+          </w:tcPr>
+          <w:p>
+            <w:pPr>
+              <w:ind w:left="0"/>
+            </w:pPr>
+            <w:r>
+              <w:rPr>
+                <w:rFonts w:hint="eastAsia"/>
+              </w:rPr>
+              <w:t>驱动</w:t>
+            </w:r>
+          </w:p>
+        </w:tc>
+        <w:tc>
+          <w:tcPr>
+            <w:tcW w:w="3402" w:type="dxa"/>
+          </w:tcPr>
+          <w:p>
+            <w:pPr>
+              <w:ind w:left="0"/>
+            </w:pPr>
+            <w:r>
+              <w:rPr>
+                <w:rFonts w:hint="eastAsia"/>
+              </w:rPr>
+              <w:t>原有</w:t>
+            </w:r>
+          </w:p>
+        </w:tc>
+        <w:tc>
+          <w:tcPr>
+            <w:tcW w:w="3878" w:type="dxa"/>
+          </w:tcPr>
+          <w:p>
+            <w:pPr>
+              <w:ind w:left="0"/>
+            </w:pPr>
+            <w:r>
+              <w:rPr>
+                <w:rFonts w:hint="eastAsia"/>
+              </w:rPr>
+              <w:t>变更后</w:t>
+            </w:r>
+          </w:p>
+        </w:tc>
+      </w:tr>
+      <w:tr>
+        <w:tc>
+          <w:tcPr>
+            <w:tcW w:w="885" w:type="dxa"/>
+          </w:tcPr>
+          <w:p>
+            <w:pPr>
+              <w:ind w:left="0"/>
+            </w:pPr>
+            <w:r>
+              <w:t>C</w:t>
+            </w:r>
+          </w:p>
+        </w:tc>
+        <w:tc>
+          <w:tcPr>
+            <w:tcW w:w="3402" w:type="dxa"/>
+          </w:tcPr>
+          <w:tbl>
+            <w:tblPr>
+              <w:tblW w:w="0" w:type="auto"/>
+              <w:tblCellSpacing w:w="15" w:type="dxa"/>
+              <w:tblInd w:w="50" w:type="dxa"/>
+              <w:tblLayout w:type="fixed"/>
+              <w:tblCellMar>
+                <w:top w:w="15" w:type="dxa"/>
+                <w:left w:w="15" w:type="dxa"/>
+                <w:bottom w:w="15" w:type="dxa"/>
+                <w:right w:w="15" w:type="dxa"/>
+              </w:tblCellMar>
+              <w:tblLook w:val="04A0"/>
+            </w:tblPr>
+            <w:tblGrid>
+              <w:gridCol w:w="2914"/>
+            </w:tblGrid>
+            <w:tr>
+              <w:trPr>
+                <w:tblCellSpacing w:w="15" w:type="dxa"/>
+              </w:trPr>
+              <w:tc>
+                <w:tcPr>
+                  <w:tcW w:w="2854" w:type="dxa"/>
+                  <w:vAlign w:val="center"/>
+                  <w:hideMark/>
+                </w:tcPr>
+                <w:p>
+                  <w:pPr>
+                    <w:widowControl/>
+                    <w:ind w:left="0"/>
+                    <w:jc w:val="left"/>
+                  </w:pPr>
+                </w:p>
+              </w:tc>
+            </w:tr>
+          </w:tbl>
+          <w:p>
+            <w:pPr>
+              <w:ind w:left="0"/>
+              <w:rPr>
+                <w:rFonts w:hint="eastAsia"/>
+              </w:rPr>
+            </w:pPr>
+            <w:r>
+              <w:rPr>
+                <w:rFonts w:hint="eastAsia"/>
+              </w:rPr>
+              <w:t>INT32 sdbResetSnapshot(</w:t>
+            </w:r>
+          </w:p>
+          <w:p>
+            <w:pPr>
+              <w:ind w:left="0"/>
+              <w:rPr>
+                <w:rFonts w:hint="eastAsia"/>
+              </w:rPr>
+            </w:pPr>
+            <w:r>
+              <w:rPr>
+                <w:rFonts w:hint="eastAsia"/>
+              </w:rPr>
+              <w:t xml:space="preserve">   </w:t>
+            </w:r>
+            <w:r>
+              <w:t>sdbConnectionHandle</w:t>
+            </w:r>
+            <w:r>
+              <w:rPr>
+                <w:rFonts w:hint="eastAsia"/>
+              </w:rPr>
+              <w:t xml:space="preserve"> </w:t>
+            </w:r>
+            <w:r>
+              <w:t>cHandle</w:t>
+            </w:r>
+            <w:r>
+              <w:rPr>
+                <w:rFonts w:hint="eastAsia"/>
+              </w:rPr>
+              <w:t>,</w:t>
+            </w:r>
+          </w:p>
+          <w:p>
+            <w:pPr>
+              <w:ind w:left="0"/>
+            </w:pPr>
+            <w:r>
+              <w:rPr>
+                <w:rFonts w:hint="eastAsia"/>
+              </w:rPr>
+              <w:t xml:space="preserve">   </w:t>
+            </w:r>
+            <w:r>
+              <w:t>bson*</w:t>
+            </w:r>
+            <w:r>
+              <w:rPr>
+                <w:rFonts w:hint="eastAsia"/>
+              </w:rPr>
+              <w:t xml:space="preserve"> </w:t>
+            </w:r>
+            <w:r>
+              <w:t>condition</w:t>
+            </w:r>
+            <w:r>
+              <w:rPr>
+                <w:rFonts w:hint="eastAsia"/>
+              </w:rPr>
+              <w:t>)</w:t>
+            </w:r>
+          </w:p>
+        </w:tc>
+        <w:tc>
+          <w:tcPr>
+            <w:tcW w:w="3878" w:type="dxa"/>
+          </w:tcPr>
+          <w:p>
+            <w:pPr>
+              <w:ind w:left="0"/>
+              <w:rPr>
+                <w:rFonts w:hint="eastAsia"/>
+              </w:rPr>
+            </w:pPr>
+            <w:r>
+              <w:rPr>
+                <w:rFonts w:hint="eastAsia"/>
+              </w:rPr>
+              <w:t>INT32 sdbResetSnapshot(</w:t>
+            </w:r>
+          </w:p>
+          <w:p>
+            <w:pPr>
+              <w:ind w:left="0"/>
+              <w:rPr>
+                <w:rFonts w:hint="eastAsia"/>
+              </w:rPr>
+            </w:pPr>
+            <w:r>
+              <w:rPr>
+                <w:rFonts w:hint="eastAsia"/>
+              </w:rPr>
+              <w:t xml:space="preserve">   </w:t>
+            </w:r>
+            <w:r>
+              <w:t>sdbConnectionHandle</w:t>
+            </w:r>
+            <w:r>
+              <w:rPr>
+                <w:rFonts w:hint="eastAsia"/>
+              </w:rPr>
+              <w:t xml:space="preserve"> </w:t>
+            </w:r>
+            <w:r>
+              <w:t>cHandle</w:t>
+            </w:r>
+            <w:r>
+              <w:rPr>
+                <w:rFonts w:hint="eastAsia"/>
+              </w:rPr>
+              <w:t>,</w:t>
+            </w:r>
+          </w:p>
+          <w:p>
+            <w:pPr>
+              <w:ind w:left="0"/>
+            </w:pPr>
+            <w:r>
+              <w:rPr>
+                <w:rFonts w:hint="eastAsia"/>
+              </w:rPr>
+              <w:t xml:space="preserve">   </w:t>
+            </w:r>
+            <w:r>
+              <w:t>bson*</w:t>
+            </w:r>
+            <w:r>
+              <w:rPr>
+                <w:rFonts w:hint="eastAsia"/>
+              </w:rPr>
+              <w:t xml:space="preserve"> </w:t>
+            </w:r>
+            <w:r>
+              <w:rPr>
+                <w:rFonts w:hint="eastAsia"/>
+                <w:color w:val="31849B" w:themeColor="accent5" w:themeShade="BF"/>
+              </w:rPr>
+              <w:t>options</w:t>
+            </w:r>
+            <w:r>
+              <w:rPr>
+                <w:rFonts w:hint="eastAsia"/>
+              </w:rPr>
+              <w:t>)</w:t>
+            </w:r>
+          </w:p>
+        </w:tc>
+      </w:tr>
+      <w:tr>
+        <w:tc>
+          <w:tcPr>
+            <w:tcW w:w="885" w:type="dxa"/>
+          </w:tcPr>
+          <w:p>
+            <w:pPr>
+              <w:ind w:left="0"/>
+            </w:pPr>
+            <w:r>
+              <w:t>C</w:t>
+            </w:r>
+            <w:r>
+              <w:rPr>
+                <w:rFonts w:hint="eastAsia"/>
+              </w:rPr>
+              <w:t>++</w:t>
+            </w:r>
+          </w:p>
+        </w:tc>
+        <w:tc>
+          <w:tcPr>
+            <w:tcW w:w="3402" w:type="dxa"/>
+          </w:tcPr>
+          <w:p>
+            <w:pPr>
+              <w:ind w:left="0"/>
+              <w:rPr>
+                <w:rFonts w:hint="eastAsia"/>
+              </w:rPr>
+            </w:pPr>
+            <w:r>
+              <w:rPr>
+                <w:rFonts w:hint="eastAsia"/>
+              </w:rPr>
+              <w:t>INT32 resetSnapshot(</w:t>
+            </w:r>
+          </w:p>
+          <w:p>
+            <w:pPr>
+              <w:ind w:left="0"/>
+              <w:rPr>
+                <w:rFonts w:hint="eastAsia"/>
+              </w:rPr>
+            </w:pPr>
+            <w:r>
+              <w:rPr>
+                <w:rFonts w:hint="eastAsia"/>
+              </w:rPr>
+              <w:t xml:space="preserve">   </w:t>
+            </w:r>
+            <w:r>
+              <w:t>C</w:t>
+            </w:r>
+            <w:r>
+              <w:rPr>
+                <w:rFonts w:hint="eastAsia"/>
+              </w:rPr>
+              <w:t xml:space="preserve">onst BONSOBJ &amp; condition = </w:t>
+            </w:r>
+          </w:p>
+          <w:p>
+            <w:pPr>
+              <w:ind w:left="0"/>
+            </w:pPr>
+            <w:r>
+              <w:rPr>
+                <w:rFonts w:hint="eastAsia"/>
+              </w:rPr>
+              <w:t xml:space="preserve">   _sdbStaticObject</w:t>
+            </w:r>
+          </w:p>
+          <w:p>
+            <w:pPr>
+              <w:ind w:left="0"/>
+            </w:pPr>
+            <w:r>
+              <w:rPr>
+                <w:rFonts w:hint="eastAsia"/>
+              </w:rPr>
+              <w:t>)</w:t>
+            </w:r>
+          </w:p>
+        </w:tc>
+        <w:tc>
+          <w:tcPr>
+            <w:tcW w:w="3878" w:type="dxa"/>
+          </w:tcPr>
+          <w:p>
+            <w:pPr>
+              <w:ind w:left="0"/>
+              <w:rPr>
+                <w:rFonts w:hint="eastAsia"/>
+              </w:rPr>
+            </w:pPr>
+            <w:r>
+              <w:rPr>
+                <w:rFonts w:hint="eastAsia"/>
+              </w:rPr>
+              <w:t>INT32 resetSnapshot(</w:t>
+            </w:r>
+          </w:p>
+          <w:p>
+            <w:pPr>
+              <w:ind w:left="0"/>
+              <w:rPr>
+                <w:rFonts w:hint="eastAsia"/>
+              </w:rPr>
+            </w:pPr>
+            <w:r>
+              <w:rPr>
+                <w:rFonts w:hint="eastAsia"/>
+              </w:rPr>
+              <w:t xml:space="preserve">   </w:t>
+            </w:r>
+            <w:r>
+              <w:t>C</w:t>
+            </w:r>
+            <w:r>
+              <w:rPr>
+                <w:rFonts w:hint="eastAsia"/>
+              </w:rPr>
+              <w:t xml:space="preserve">onst BONSOBJ &amp; </w:t>
+            </w:r>
+            <w:r>
+              <w:rPr>
+                <w:rFonts w:hint="eastAsia"/>
+                <w:color w:val="31849B" w:themeColor="accent5" w:themeShade="BF"/>
+              </w:rPr>
+              <w:t>options</w:t>
+            </w:r>
+            <w:r>
+              <w:rPr>
+                <w:rFonts w:hint="eastAsia"/>
+              </w:rPr>
+              <w:t xml:space="preserve"> = </w:t>
+            </w:r>
+          </w:p>
+          <w:p>
+            <w:pPr>
+              <w:ind w:left="0"/>
+            </w:pPr>
+            <w:r>
+              <w:rPr>
+                <w:rFonts w:hint="eastAsia"/>
+              </w:rPr>
+              <w:t xml:space="preserve">   _sdbStaticObject</w:t>
+            </w:r>
+          </w:p>
+          <w:p>
+            <w:pPr>
+              <w:ind w:left="0"/>
+            </w:pPr>
+            <w:r>
+              <w:rPr>
+                <w:rFonts w:hint="eastAsia"/>
+              </w:rPr>
+              <w:t>)</w:t>
+            </w:r>
+          </w:p>
+        </w:tc>
+      </w:tr>
+      <w:tr>
+        <w:tc>
+          <w:tcPr>
+            <w:tcW w:w="885" w:type="dxa"/>
+          </w:tcPr>
+          <w:p>
+            <w:pPr>
+              <w:ind w:left="0"/>
+            </w:pPr>
+            <w:r>
+              <w:rPr>
+                <w:rFonts w:hint="eastAsia"/>
+              </w:rPr>
+              <w:t>JAVA</w:t>
+            </w:r>
+          </w:p>
+        </w:tc>
+        <w:tc>
+          <w:tcPr>
+            <w:tcW w:w="3402" w:type="dxa"/>
+          </w:tcPr>
+          <w:p>
+            <w:pPr>
+              <w:widowControl/>
+              <w:tabs>
+                <w:tab w:val="left" w:pos="916"/>
+                <w:tab w:val="left" w:pos="1832"/>
+                <w:tab w:val="left" w:pos="2748"/>
+                <w:tab w:val="left" w:pos="3664"/>
+                <w:tab w:val="left" w:pos="4580"/>
+                <w:tab w:val="left" w:pos="5496"/>
+                <w:tab w:val="left" w:pos="6412"/>
+                <w:tab w:val="left" w:pos="7328"/>
+                <w:tab w:val="left" w:pos="8244"/>
+                <w:tab w:val="left" w:pos="9160"/>
+                <w:tab w:val="left" w:pos="10076"/>
+                <w:tab w:val="left" w:pos="10992"/>
+                <w:tab w:val="left" w:pos="11908"/>
+                <w:tab w:val="left" w:pos="12824"/>
+                <w:tab w:val="left" w:pos="13740"/>
+                <w:tab w:val="left" w:pos="14656"/>
+              </w:tabs>
+              <w:ind w:left="0"/>
+              <w:jc w:val="left"/>
+            </w:pPr>
+            <w:r>
+              <w:t>void resetSnapshot()</w:t>
+            </w:r>
+          </w:p>
+          <w:p>
+            <w:pPr>
+              <w:ind w:left="0"/>
+            </w:pPr>
+          </w:p>
+        </w:tc>
+        <w:tc>
+          <w:tcPr>
+            <w:tcW w:w="3878" w:type="dxa"/>
+          </w:tcPr>
+          <w:p>
+            <w:pPr>
+              <w:ind w:left="0"/>
+              <w:rPr>
+                <w:rFonts w:hint="eastAsia"/>
+              </w:rPr>
+            </w:pPr>
+            <w:r>
+              <w:t>void resetSnapshot()</w:t>
+            </w:r>
+          </w:p>
+          <w:p>
+            <w:pPr>
+              <w:pStyle w:val="HTMLPreformatted"/>
+              <w:rPr>
+                <w:rFonts w:asciiTheme="minorHAnsi" w:eastAsiaTheme="minorEastAsia" w:hAnsiTheme="minorHAnsi" w:cstheme="minorBidi" w:hint="eastAsia"/>
+                <w:color w:val="31849B" w:themeColor="accent5" w:themeShade="BF"/>
+                <w:kern w:val="2"/>
+                <w:sz w:val="21"/>
+                <w:szCs w:val="22"/>
+              </w:rPr>
+            </w:pPr>
+            <w:r>
+              <w:rPr>
+                <w:rFonts w:asciiTheme="minorHAnsi" w:eastAsiaTheme="minorEastAsia" w:hAnsiTheme="minorHAnsi" w:cstheme="minorBidi"/>
+                <w:color w:val="31849B" w:themeColor="accent5" w:themeShade="BF"/>
+                <w:kern w:val="2"/>
+                <w:sz w:val="21"/>
+                <w:szCs w:val="22"/>
+              </w:rPr>
+              <w:t>void resetSnapshot(</w:t>
+            </w:r>
+            <w:hyperlink r:id="rId8" w:tooltip="org.bson中的接口" w:history="1">
+              <w:r>
+                <w:rPr>
+                  <w:rFonts w:asciiTheme="minorHAnsi" w:eastAsiaTheme="minorEastAsia" w:hAnsiTheme="minorHAnsi" w:cstheme="minorBidi"/>
+                  <w:color w:val="31849B" w:themeColor="accent5" w:themeShade="BF"/>
+                  <w:kern w:val="2"/>
+                  <w:sz w:val="21"/>
+                  <w:szCs w:val="22"/>
+                </w:rPr>
+                <w:t>BSONObject</w:t>
+              </w:r>
+            </w:hyperlink>
+            <w:r>
+              <w:rPr>
+                <w:rFonts w:asciiTheme="minorHAnsi" w:eastAsiaTheme="minorEastAsia" w:hAnsiTheme="minorHAnsi" w:cstheme="minorBidi"/>
+                <w:color w:val="31849B" w:themeColor="accent5" w:themeShade="BF"/>
+                <w:kern w:val="2"/>
+                <w:sz w:val="21"/>
+                <w:szCs w:val="22"/>
+              </w:rPr>
+              <w:t> </w:t>
+            </w:r>
+            <w:r>
+              <w:rPr>
+                <w:rFonts w:asciiTheme="minorHAnsi" w:eastAsiaTheme="minorEastAsia" w:hAnsiTheme="minorHAnsi" w:cstheme="minorBidi" w:hint="eastAsia"/>
+                <w:color w:val="31849B" w:themeColor="accent5" w:themeShade="BF"/>
+                <w:kern w:val="2"/>
+                <w:sz w:val="21"/>
+                <w:szCs w:val="22"/>
+              </w:rPr>
+              <w:t>options</w:t>
+            </w:r>
+            <w:r>
+              <w:rPr>
+                <w:rFonts w:asciiTheme="minorHAnsi" w:eastAsiaTheme="minorEastAsia" w:hAnsiTheme="minorHAnsi" w:cstheme="minorBidi"/>
+                <w:color w:val="31849B" w:themeColor="accent5" w:themeShade="BF"/>
+                <w:kern w:val="2"/>
+                <w:sz w:val="21"/>
+                <w:szCs w:val="22"/>
+              </w:rPr>
+              <w:t>)</w:t>
+            </w:r>
+          </w:p>
+          <w:p>
+            <w:pPr>
+              <w:pStyle w:val="HTMLPreformatted"/>
+              <w:rPr>
+                <w:rFonts w:asciiTheme="minorHAnsi" w:eastAsiaTheme="minorEastAsia" w:hAnsiTheme="minorHAnsi" w:cstheme="minorBidi"/>
+                <w:kern w:val="2"/>
+                <w:sz w:val="21"/>
+                <w:szCs w:val="22"/>
+              </w:rPr>
+            </w:pPr>
+            <w:r>
+              <w:rPr>
+                <w:rFonts w:asciiTheme="minorHAnsi" w:eastAsiaTheme="minorEastAsia" w:hAnsiTheme="minorHAnsi" w:cstheme="minorBidi" w:hint="eastAsia"/>
+                <w:color w:val="31849B" w:themeColor="accent5" w:themeShade="BF"/>
+                <w:kern w:val="2"/>
+                <w:sz w:val="21"/>
+                <w:szCs w:val="22"/>
+              </w:rPr>
+              <w:t>新增宏</w:t>
+            </w:r>
+            <w:r>
+              <w:rPr>
+                <w:rFonts w:asciiTheme="minorHAnsi" w:eastAsiaTheme="minorEastAsia" w:hAnsiTheme="minorHAnsi" w:cstheme="minorBidi" w:hint="eastAsia"/>
+                <w:color w:val="31849B" w:themeColor="accent5" w:themeShade="BF"/>
+                <w:kern w:val="2"/>
+                <w:sz w:val="21"/>
+                <w:szCs w:val="22"/>
+              </w:rPr>
+              <w:t>SDB_SNAP_ALL</w:t>
+            </w:r>
+          </w:p>
+        </w:tc>
+      </w:tr>
+      <w:tr>
+        <w:tc>
+          <w:tcPr>
+            <w:tcW w:w="885" w:type="dxa"/>
+          </w:tcPr>
+          <w:p>
+            <w:pPr>
+              <w:ind w:left="0"/>
+              <w:rPr>
+                <w:rFonts w:hint="eastAsia"/>
+              </w:rPr>
+            </w:pPr>
+            <w:r>
+              <w:rPr>
+                <w:rFonts w:hint="eastAsia"/>
+              </w:rPr>
+              <w:t>C#</w:t>
+            </w:r>
+          </w:p>
+        </w:tc>
+        <w:tc>
+          <w:tcPr>
+            <w:tcW w:w="3402" w:type="dxa"/>
+          </w:tcPr>
+          <w:p>
+            <w:pPr>
+              <w:ind w:left="0"/>
+              <w:rPr>
+                <w:rFonts w:hint="eastAsia"/>
+              </w:rPr>
+            </w:pPr>
+            <w:r>
+              <w:t>void ResetSnapshot</w:t>
+            </w:r>
+            <w:r>
+              <w:t>(</w:t>
+            </w:r>
+          </w:p>
+          <w:p>
+            <w:pPr>
+              <w:ind w:left="0"/>
+            </w:pPr>
+            <w:r>
+              <w:rPr>
+                <w:rFonts w:hint="eastAsia"/>
+              </w:rPr>
+              <w:t xml:space="preserve">   </w:t>
+            </w:r>
+            <w:r>
+              <w:t>BsonDocument matcher)</w:t>
+            </w:r>
+          </w:p>
+          <w:p>
+            <w:pPr>
+              <w:ind w:left="0"/>
+            </w:pPr>
+          </w:p>
+        </w:tc>
+        <w:tc>
+          <w:tcPr>
+            <w:tcW w:w="3878" w:type="dxa"/>
+          </w:tcPr>
+          <w:p>
+            <w:pPr>
+              <w:ind w:left="0"/>
+              <w:rPr>
+                <w:rFonts w:hint="eastAsia"/>
+              </w:rPr>
+            </w:pPr>
+            <w:r>
+              <w:t>void ResetSnapshot</w:t>
+            </w:r>
+            <w:r>
+              <w:t>(</w:t>
+            </w:r>
+          </w:p>
+          <w:p>
+            <w:pPr>
+              <w:ind w:left="0"/>
+            </w:pPr>
+            <w:r>
+              <w:rPr>
+                <w:rFonts w:hint="eastAsia"/>
+              </w:rPr>
+              <w:t xml:space="preserve">   </w:t>
+            </w:r>
+            <w:r>
+              <w:t xml:space="preserve">BsonDocument </w:t>
+            </w:r>
+            <w:r>
+              <w:rPr>
+                <w:rFonts w:hint="eastAsia"/>
+                <w:color w:val="31849B" w:themeColor="accent5" w:themeShade="BF"/>
+              </w:rPr>
+              <w:t>options</w:t>
+            </w:r>
+            <w:r>
+              <w:t>)</w:t>
+            </w:r>
+          </w:p>
+          <w:p>
+            <w:pPr>
+              <w:ind w:left="0"/>
+            </w:pPr>
+            <w:r>
+              <w:rPr>
+                <w:rFonts w:hint="eastAsia"/>
+                <w:color w:val="31849B" w:themeColor="accent5" w:themeShade="BF"/>
+              </w:rPr>
+              <w:t>新增宏</w:t>
+            </w:r>
+            <w:r>
+              <w:rPr>
+                <w:rFonts w:hint="eastAsia"/>
+                <w:color w:val="31849B" w:themeColor="accent5" w:themeShade="BF"/>
+              </w:rPr>
+              <w:t>SDB_SNAP_ALL</w:t>
+            </w:r>
+          </w:p>
+        </w:tc>
+      </w:tr>
+      <w:tr>
+        <w:tc>
+          <w:tcPr>
+            <w:tcW w:w="885" w:type="dxa"/>
+          </w:tcPr>
+          <w:p>
+            <w:pPr>
+              <w:ind w:left="0"/>
+              <w:rPr>
+                <w:rFonts w:hint="eastAsia"/>
+              </w:rPr>
+            </w:pPr>
+            <w:r>
+              <w:rPr>
+                <w:rFonts w:hint="eastAsia"/>
+              </w:rPr>
+              <w:t>Python</w:t>
+            </w:r>
+          </w:p>
+        </w:tc>
+        <w:tc>
+          <w:tcPr>
+            <w:tcW w:w="3402" w:type="dxa"/>
+          </w:tcPr>
+          <w:p>
+            <w:pPr>
+              <w:ind w:left="0"/>
+              <w:rPr>
+                <w:rFonts w:hint="eastAsia"/>
+              </w:rPr>
+            </w:pPr>
+            <w:r>
+              <w:rPr>
+                <w:rFonts w:hint="eastAsia"/>
+              </w:rPr>
+              <w:t>reset_snapshot( self,</w:t>
+            </w:r>
+          </w:p>
+          <w:p>
+            <w:pPr>
+              <w:ind w:left="0"/>
+            </w:pPr>
+            <w:r>
+              <w:rPr>
+                <w:rFonts w:hint="eastAsia"/>
+              </w:rPr>
+              <w:t xml:space="preserve">   condition = None)</w:t>
+            </w:r>
+          </w:p>
+        </w:tc>
+        <w:tc>
+          <w:tcPr>
+            <w:tcW w:w="3878" w:type="dxa"/>
+          </w:tcPr>
+          <w:p>
+            <w:pPr>
+              <w:ind w:left="0"/>
+              <w:rPr>
+                <w:rFonts w:hint="eastAsia"/>
+              </w:rPr>
+            </w:pPr>
+            <w:r>
+              <w:rPr>
+                <w:rFonts w:hint="eastAsia"/>
+              </w:rPr>
+              <w:t>reset_snapshot( self,</w:t>
+            </w:r>
+          </w:p>
+          <w:p>
+            <w:pPr>
+              <w:ind w:left="0"/>
+              <w:rPr>
+                <w:rFonts w:hint="eastAsia"/>
+              </w:rPr>
+            </w:pPr>
+            <w:r>
+              <w:rPr>
+                <w:rFonts w:hint="eastAsia"/>
+              </w:rPr>
+              <w:t xml:space="preserve">   </w:t>
+            </w:r>
+            <w:r>
+              <w:rPr>
+                <w:rFonts w:hint="eastAsia"/>
+                <w:color w:val="31849B" w:themeColor="accent5" w:themeShade="BF"/>
+              </w:rPr>
+              <w:t>options</w:t>
+            </w:r>
+            <w:r>
+              <w:rPr>
+                <w:rFonts w:hint="eastAsia"/>
+              </w:rPr>
+              <w:t xml:space="preserve"> = None)</w:t>
+            </w:r>
+          </w:p>
+          <w:p>
+            <w:pPr>
+              <w:ind w:left="0"/>
+              <w:rPr>
+                <w:color w:val="31849B" w:themeColor="accent5" w:themeShade="BF"/>
+              </w:rPr>
+            </w:pPr>
+            <w:r>
+              <w:rPr>
+                <w:rFonts w:hint="eastAsia"/>
+                <w:color w:val="31849B" w:themeColor="accent5" w:themeShade="BF"/>
+              </w:rPr>
+              <w:t>( Type</w:t>
+            </w:r>
+            <w:r>
+              <w:rPr>
+                <w:rFonts w:hint="eastAsia"/>
+                <w:color w:val="31849B" w:themeColor="accent5" w:themeShade="BF"/>
+              </w:rPr>
+              <w:t>用</w:t>
+            </w:r>
+            <w:r>
+              <w:rPr>
+                <w:rFonts w:hint="eastAsia"/>
+                <w:color w:val="31849B" w:themeColor="accent5" w:themeShade="BF"/>
+              </w:rPr>
+              <w:t>-1</w:t>
+            </w:r>
+            <w:r>
+              <w:rPr>
+                <w:rFonts w:hint="eastAsia"/>
+                <w:color w:val="31849B" w:themeColor="accent5" w:themeShade="BF"/>
+              </w:rPr>
+              <w:t>表示</w:t>
+            </w:r>
+            <w:r>
+              <w:rPr>
+                <w:rFonts w:hint="eastAsia"/>
+                <w:color w:val="31849B" w:themeColor="accent5" w:themeShade="BF"/>
+              </w:rPr>
+              <w:t>all</w:t>
+            </w:r>
+            <w:r>
+              <w:rPr>
+                <w:rFonts w:hint="eastAsia"/>
+                <w:color w:val="31849B" w:themeColor="accent5" w:themeShade="BF"/>
+              </w:rPr>
+              <w:t xml:space="preserve"> )</w:t>
+            </w:r>
+          </w:p>
+        </w:tc>
+      </w:tr>
+      <w:tr>
+        <w:tc>
+          <w:tcPr>
+            <w:tcW w:w="885" w:type="dxa"/>
+          </w:tcPr>
+          <w:p>
+            <w:pPr>
+              <w:ind w:left="0"/>
+              <w:rPr>
+                <w:rFonts w:hint="eastAsia"/>
+              </w:rPr>
+            </w:pPr>
+            <w:r>
+              <w:rPr>
+                <w:rFonts w:hint="eastAsia"/>
+              </w:rPr>
+              <w:t>PHP</w:t>
+            </w:r>
+          </w:p>
+        </w:tc>
+        <w:tc>
+          <w:tcPr>
+            <w:tcW w:w="3402" w:type="dxa"/>
+          </w:tcPr>
+          <w:p>
+            <w:pPr>
+              <w:ind w:left="0"/>
+              <w:rPr>
+                <w:rFonts w:hint="eastAsia"/>
+              </w:rPr>
+            </w:pPr>
+            <w:r>
+              <w:t>resetSnapshot</w:t>
+            </w:r>
+            <w:r>
+              <w:tab/>
+              <w:t>(</w:t>
+            </w:r>
+            <w:r>
+              <w:tab/>
+            </w:r>
+          </w:p>
+          <w:p>
+            <w:pPr>
+              <w:ind w:left="0"/>
+            </w:pPr>
+            <w:r>
+              <w:rPr>
+                <w:rFonts w:hint="eastAsia"/>
+              </w:rPr>
+              <w:t xml:space="preserve">   </w:t>
+            </w:r>
+            <w:r>
+              <w:t>array|string</w:t>
+            </w:r>
+            <w:r>
+              <w:rPr>
+                <w:rFonts w:hint="eastAsia"/>
+              </w:rPr>
+              <w:t xml:space="preserve"> </w:t>
+            </w:r>
+            <w:r>
+              <w:t>$condition = null</w:t>
+            </w:r>
+            <w:r>
+              <w:t>)</w:t>
+            </w:r>
+          </w:p>
+        </w:tc>
+        <w:tc>
+          <w:tcPr>
+            <w:tcW w:w="3878" w:type="dxa"/>
+          </w:tcPr>
+          <w:p>
+            <w:pPr>
+              <w:ind w:left="0"/>
+              <w:rPr>
+                <w:rFonts w:hint="eastAsia"/>
+              </w:rPr>
+            </w:pPr>
+            <w:r>
+              <w:t>resetSnapshot</w:t>
+            </w:r>
+            <w:r>
+              <w:tab/>
+              <w:t>(</w:t>
+            </w:r>
+            <w:r>
+              <w:tab/>
+            </w:r>
+          </w:p>
+          <w:p>
+            <w:pPr>
+              <w:ind w:left="0"/>
+              <w:rPr>
+                <w:rFonts w:hint="eastAsia"/>
+              </w:rPr>
+            </w:pPr>
+            <w:r>
+              <w:rPr>
+                <w:rFonts w:hint="eastAsia"/>
+              </w:rPr>
+              <w:t xml:space="preserve">   </w:t>
+            </w:r>
+            <w:r>
+              <w:t>array|string</w:t>
+            </w:r>
+            <w:r>
+              <w:rPr>
+                <w:rFonts w:hint="eastAsia"/>
+              </w:rPr>
+              <w:t xml:space="preserve"> </w:t>
+            </w:r>
+            <w:r>
+              <w:t>$</w:t>
+            </w:r>
+            <w:r>
+              <w:rPr>
+                <w:rFonts w:hint="eastAsia"/>
+                <w:color w:val="31849B" w:themeColor="accent5" w:themeShade="BF"/>
+              </w:rPr>
+              <w:t>options</w:t>
+            </w:r>
+            <w:r>
+              <w:t xml:space="preserve"> = null</w:t>
+            </w:r>
+            <w:r>
+              <w:t>)</w:t>
+            </w:r>
+          </w:p>
+          <w:p>
+            <w:pPr>
+              <w:ind w:left="0"/>
+            </w:pPr>
+            <w:r>
+              <w:rPr>
+                <w:rFonts w:hint="eastAsia"/>
+                <w:color w:val="31849B" w:themeColor="accent5" w:themeShade="BF"/>
+              </w:rPr>
+              <w:t>新增变量</w:t>
+            </w:r>
+            <w:r>
+              <w:rPr>
+                <w:rFonts w:hint="eastAsia"/>
+                <w:color w:val="31849B" w:themeColor="accent5" w:themeShade="BF"/>
+              </w:rPr>
+              <w:t>SDB_SNAP_ALL</w:t>
+            </w:r>
+          </w:p>
+        </w:tc>
+      </w:tr>
+      <w:tr>
+        <w:tc>
+          <w:tcPr>
+            <w:tcW w:w="885" w:type="dxa"/>
+          </w:tcPr>
+          <w:p>
+            <w:pPr>
+              <w:ind w:left="0"/>
+              <w:rPr>
+                <w:rFonts w:hint="eastAsia"/>
+              </w:rPr>
+            </w:pPr>
+            <w:r>
+              <w:t>S</w:t>
+            </w:r>
+            <w:r>
+              <w:rPr>
+                <w:rFonts w:hint="eastAsia"/>
+              </w:rPr>
+              <w:t>db shell</w:t>
+            </w:r>
+          </w:p>
+        </w:tc>
+        <w:tc>
+          <w:tcPr>
+            <w:tcW w:w="3402" w:type="dxa"/>
+          </w:tcPr>
+          <w:p>
+            <w:pPr>
+              <w:ind w:left="0"/>
+            </w:pPr>
+            <w:r>
+              <w:rPr>
+                <w:rFonts w:hint="eastAsia"/>
+              </w:rPr>
+              <w:t>resetSnapshot( [cond] )</w:t>
+            </w:r>
+          </w:p>
+        </w:tc>
+        <w:tc>
+          <w:tcPr>
+            <w:tcW w:w="3878" w:type="dxa"/>
+          </w:tcPr>
+          <w:p>
+            <w:pPr>
+              <w:ind w:left="0"/>
+              <w:rPr>
+                <w:rFonts w:hint="eastAsia"/>
+              </w:rPr>
+            </w:pPr>
+            <w:r>
+              <w:rPr>
+                <w:rFonts w:hint="eastAsia"/>
+              </w:rPr>
+              <w:t>resetSnapshot( [</w:t>
+            </w:r>
+            <w:r>
+              <w:rPr>
+                <w:rFonts w:hint="eastAsia"/>
+                <w:color w:val="31849B" w:themeColor="accent5" w:themeShade="BF"/>
+              </w:rPr>
+              <w:t>options</w:t>
+            </w:r>
+            <w:r>
+              <w:rPr>
+                <w:rFonts w:hint="eastAsia"/>
+              </w:rPr>
+              <w:t>] )</w:t>
+            </w:r>
+          </w:p>
+          <w:p>
+            <w:pPr>
+              <w:ind w:left="0"/>
+              <w:rPr>
+                <w:color w:val="31849B" w:themeColor="accent5" w:themeShade="BF"/>
+              </w:rPr>
+            </w:pPr>
+            <w:r>
+              <w:rPr>
+                <w:rFonts w:hint="eastAsia"/>
+                <w:color w:val="31849B" w:themeColor="accent5" w:themeShade="BF"/>
+              </w:rPr>
+              <w:t>新增变量</w:t>
+            </w:r>
+            <w:r>
+              <w:rPr>
+                <w:rFonts w:hint="eastAsia"/>
+                <w:color w:val="31849B" w:themeColor="accent5" w:themeShade="BF"/>
+              </w:rPr>
+              <w:t>SDB_SNAP_ALL</w:t>
+            </w:r>
+          </w:p>
+        </w:tc>
+      </w:tr>
+    </w:tbl>
+    <w:p>
+      <w:pPr>
+        <w:rPr>
+          <w:rFonts w:hint="eastAsia"/>
+        </w:rPr>
+      </w:pPr>
+    </w:p>
     <w:p>
       <w:pPr>
         <w:pStyle w:val="Heading2"/>
@@ -2064,6 +3649,10 @@
     <w:p>
       <w:pPr>
         <w:pStyle w:val="Heading3"/>
+        <w:numPr>
+          <w:ilvl w:val="0"/>
+          <w:numId w:val="41"/>
+        </w:numPr>
       </w:pPr>
       <w:r>
         <w:rPr>
@@ -2326,21 +3915,11 @@
       <w:pPr>
         <w:pStyle w:val="Heading3"/>
       </w:pPr>
-      <w:commentRangeStart w:id="4"/>
       <w:r>
         <w:rPr>
           <w:rFonts w:hint="eastAsia"/>
         </w:rPr>
         <w:t>Ulimit</w:t>
-      </w:r>
-      <w:commentRangeEnd w:id="4"/>
-      <w:r>
-        <w:rPr>
-          <w:rStyle w:val="CommentReference"/>
-          <w:b w:val="0"/>
-          <w:bCs w:val="0"/>
-        </w:rPr>
-        <w:commentReference w:id="4"/>
       </w:r>
       <w:r>
         <w:rPr>
@@ -2637,11 +4216,6 @@
       </w:r>
     </w:p>
     <w:p>
-      <w:pPr>
-        <w:rPr>
-          <w:rFonts w:hint="eastAsia"/>
-        </w:rPr>
-      </w:pPr>
       <w:r>
         <w:rPr>
           <w:rFonts w:hint="eastAsia"/>
@@ -2657,16 +4231,37 @@
       <w:r>
         <w:t xml:space="preserve"> </w:t>
       </w:r>
-      <w:commentRangeStart w:id="5"/>
+      <w:commentRangeStart w:id="0"/>
       <w:r>
         <w:t>pmdLocalSession</w:t>
       </w:r>
-      <w:commentRangeEnd w:id="5"/>
+      <w:commentRangeEnd w:id="0"/>
       <w:r>
         <w:rPr>
           <w:rStyle w:val="CommentReference"/>
         </w:rPr>
-        <w:commentReference w:id="5"/>
+        <w:commentReference w:id="0"/>
+      </w:r>
+      <w:r>
+        <w:rPr>
+          <w:rFonts w:hint="eastAsia"/>
+        </w:rPr>
+        <w:t>/</w:t>
+      </w:r>
+      <w:r>
+        <w:t>pmdBackgroundJobEntryPoint</w:t>
+      </w:r>
+      <w:r>
+        <w:rPr>
+          <w:rFonts w:hint="eastAsia"/>
+        </w:rPr>
+        <w:br/>
+      </w:r>
+      <w:r>
+        <w:rPr>
+          <w:rFonts w:hint="eastAsia"/>
+        </w:rPr>
+        <w:t>上</w:t>
       </w:r>
       <w:r>
         <w:rPr>
@@ -2675,19 +4270,8 @@
         <w:t>处理</w:t>
       </w:r>
     </w:p>
-    <w:p>
-      <w:pPr>
-        <w:rPr>
-          <w:rFonts w:hint="eastAsia"/>
-        </w:rPr>
-      </w:pPr>
-    </w:p>
-    <w:p>
-      <w:pPr>
-        <w:rPr>
-          <w:rFonts w:hint="eastAsia"/>
-        </w:rPr>
-      </w:pPr>
+    <w:p/>
+    <w:p>
       <w:r>
         <w:rPr>
           <w:rFonts w:hint="eastAsia"/>
@@ -2755,44 +4339,13 @@
         <w:t>并没有太大的区别。</w:t>
       </w:r>
     </w:p>
-    <w:p>
-      <w:pPr>
-        <w:rPr>
-          <w:rFonts w:hint="eastAsia"/>
-        </w:rPr>
-      </w:pPr>
-    </w:p>
-    <w:p>
-      <w:pPr>
-        <w:rPr>
-          <w:rFonts w:hint="eastAsia"/>
-        </w:rPr>
-      </w:pPr>
-      <w:r>
-        <w:rPr>
-          <w:rFonts w:hint="eastAsia"/>
-        </w:rPr>
-        <w:t>db.</w:t>
-      </w:r>
-      <w:commentRangeStart w:id="6"/>
-      <w:r>
-        <w:rPr>
-          <w:rFonts w:hint="eastAsia"/>
-        </w:rPr>
-        <w:t>resetSnapshot</w:t>
-      </w:r>
-      <w:commentRangeEnd w:id="6"/>
-      <w:r>
-        <w:rPr>
-          <w:rStyle w:val="CommentReference"/>
-        </w:rPr>
-        <w:commentReference w:id="6"/>
-      </w:r>
-      <w:r>
-        <w:rPr>
-          <w:rFonts w:hint="eastAsia"/>
-        </w:rPr>
-        <w:t>()</w:t>
+    <w:p/>
+    <w:p>
+      <w:r>
+        <w:rPr>
+          <w:rFonts w:hint="eastAsia"/>
+        </w:rPr>
+        <w:t>db.resetSnapshot()</w:t>
       </w:r>
       <w:r>
         <w:rPr>
@@ -2847,7 +4400,7 @@
         <w:rPr>
           <w:rFonts w:hint="eastAsia"/>
         </w:rPr>
-        <w:t>FileDesp</w:t>
+        <w:t>Memory</w:t>
       </w:r>
       <w:r>
         <w:rPr>
@@ -2857,11 +4410,748 @@
       </w:r>
     </w:p>
     <w:p>
-      <w:r>
-        <w:rPr>
-          <w:rFonts w:hint="eastAsia"/>
-        </w:rPr>
-        <w:t>linux</w:t>
+      <w:pPr>
+        <w:rPr>
+          <w:rFonts w:hint="eastAsia"/>
+        </w:rPr>
+      </w:pPr>
+      <w:r>
+        <w:rPr>
+          <w:rFonts w:hint="eastAsia"/>
+        </w:rPr>
+        <w:tab/>
+      </w:r>
+      <w:r>
+        <w:rPr>
+          <w:rFonts w:hint="eastAsia"/>
+        </w:rPr>
+        <w:tab/>
+        <w:t>health snapshot</w:t>
+      </w:r>
+      <w:r>
+        <w:rPr>
+          <w:rFonts w:hint="eastAsia"/>
+        </w:rPr>
+        <w:t>里的</w:t>
+      </w:r>
+      <w:r>
+        <w:rPr>
+          <w:rFonts w:hint="eastAsia"/>
+        </w:rPr>
+        <w:t>Memory</w:t>
+      </w:r>
+      <w:r>
+        <w:rPr>
+          <w:rFonts w:hint="eastAsia"/>
+        </w:rPr>
+        <w:t>字段与</w:t>
+      </w:r>
+      <w:r>
+        <w:rPr>
+          <w:rFonts w:hint="eastAsia"/>
+        </w:rPr>
+        <w:t>system snapshot</w:t>
+      </w:r>
+      <w:r>
+        <w:rPr>
+          <w:rFonts w:hint="eastAsia"/>
+        </w:rPr>
+        <w:t>的</w:t>
+      </w:r>
+      <w:r>
+        <w:rPr>
+          <w:rFonts w:hint="eastAsia"/>
+        </w:rPr>
+        <w:t>Memory</w:t>
+      </w:r>
+      <w:r>
+        <w:rPr>
+          <w:rFonts w:hint="eastAsia"/>
+        </w:rPr>
+        <w:t>字段含义有所不同，</w:t>
+      </w:r>
+      <w:r>
+        <w:rPr>
+          <w:rFonts w:hint="eastAsia"/>
+        </w:rPr>
+        <w:t>system</w:t>
+      </w:r>
+      <w:r>
+        <w:rPr>
+          <w:rFonts w:hint="eastAsia"/>
+        </w:rPr>
+        <w:t>表示的是机器的系统资源占用情况，</w:t>
+      </w:r>
+      <w:r>
+        <w:rPr>
+          <w:rFonts w:hint="eastAsia"/>
+        </w:rPr>
+        <w:t>health</w:t>
+      </w:r>
+      <w:r>
+        <w:rPr>
+          <w:rFonts w:hint="eastAsia"/>
+        </w:rPr>
+        <w:t>表示的是该进程</w:t>
+      </w:r>
+      <w:r>
+        <w:rPr>
+          <w:rFonts w:hint="eastAsia"/>
+        </w:rPr>
+        <w:t>占用了多少内存，还可以分配多少虚拟内存</w:t>
+      </w:r>
+      <w:r>
+        <w:rPr>
+          <w:rFonts w:hint="eastAsia"/>
+        </w:rPr>
+        <w:t>。</w:t>
+      </w:r>
+    </w:p>
+    <w:p>
+      <w:r>
+        <w:rPr>
+          <w:rFonts w:hint="eastAsia"/>
+        </w:rPr>
+        <w:tab/>
+      </w:r>
+      <w:r>
+        <w:rPr>
+          <w:rFonts w:hint="eastAsia"/>
+        </w:rPr>
+        <w:tab/>
+      </w:r>
+      <w:r>
+        <w:rPr>
+          <w:rFonts w:hint="eastAsia"/>
+        </w:rPr>
+        <w:t>字段内容如下：</w:t>
+      </w:r>
+    </w:p>
+    <w:p>
+      <w:r>
+        <w:rPr>
+          <w:rFonts w:hint="eastAsia"/>
+        </w:rPr>
+        <w:t>Memory:{</w:t>
+      </w:r>
+    </w:p>
+    <w:p>
+      <w:r>
+        <w:rPr>
+          <w:rFonts w:hint="eastAsia"/>
+        </w:rPr>
+        <w:t xml:space="preserve">   LoadPercent: xxx,</w:t>
+      </w:r>
+      <w:r>
+        <w:rPr>
+          <w:rFonts w:hint="eastAsia"/>
+        </w:rPr>
+        <w:t xml:space="preserve">     </w:t>
+      </w:r>
+      <w:r>
+        <w:rPr>
+          <w:rFonts w:hint="eastAsia"/>
+        </w:rPr>
+        <w:t>//</w:t>
+      </w:r>
+      <w:r>
+        <w:rPr>
+          <w:rFonts w:hint="eastAsia"/>
+        </w:rPr>
+        <w:t>进程占用的物理内存的百分比</w:t>
+      </w:r>
+      <w:r>
+        <w:rPr>
+          <w:rFonts w:hint="eastAsia"/>
+        </w:rPr>
+        <w:t xml:space="preserve"> = </w:t>
+      </w:r>
+      <w:r>
+        <w:rPr>
+          <w:rFonts w:hint="eastAsia"/>
+        </w:rPr>
+        <w:t xml:space="preserve">RssSize </w:t>
+      </w:r>
+      <w:r>
+        <w:rPr>
+          <w:rFonts w:hint="eastAsia"/>
+        </w:rPr>
+        <w:t>/ Total</w:t>
+      </w:r>
+      <w:r>
+        <w:t>RAM</w:t>
+      </w:r>
+      <w:r>
+        <w:rPr>
+          <w:rFonts w:hint="eastAsia"/>
+        </w:rPr>
+        <w:t xml:space="preserve"> * 100</w:t>
+      </w:r>
+    </w:p>
+    <w:p>
+      <w:r>
+        <w:rPr>
+          <w:rFonts w:hint="eastAsia"/>
+        </w:rPr>
+        <w:t xml:space="preserve">   </w:t>
+      </w:r>
+      <w:r>
+        <w:rPr>
+          <w:rFonts w:hint="eastAsia"/>
+        </w:rPr>
+        <w:t>Total</w:t>
+      </w:r>
+      <w:r>
+        <w:t>RAM</w:t>
+      </w:r>
+      <w:r>
+        <w:rPr>
+          <w:rFonts w:hint="eastAsia"/>
+        </w:rPr>
+        <w:t>: xxx,</w:t>
+      </w:r>
+      <w:r>
+        <w:rPr>
+          <w:rFonts w:hint="eastAsia"/>
+        </w:rPr>
+        <w:tab/>
+        <w:t xml:space="preserve">     </w:t>
+      </w:r>
+      <w:r>
+        <w:rPr>
+          <w:rFonts w:hint="eastAsia"/>
+        </w:rPr>
+        <w:t xml:space="preserve"> </w:t>
+      </w:r>
+      <w:r>
+        <w:rPr>
+          <w:rFonts w:hint="eastAsia"/>
+        </w:rPr>
+        <w:t>//</w:t>
+      </w:r>
+      <w:r>
+        <w:rPr>
+          <w:rFonts w:hint="eastAsia"/>
+        </w:rPr>
+        <w:t>机器</w:t>
+      </w:r>
+      <w:r>
+        <w:rPr>
+          <w:rFonts w:hint="eastAsia"/>
+        </w:rPr>
+        <w:t>的物理内存</w:t>
+      </w:r>
+      <w:r>
+        <w:rPr>
+          <w:rFonts w:hint="eastAsia"/>
+        </w:rPr>
+        <w:t>大小</w:t>
+      </w:r>
+    </w:p>
+    <w:p>
+      <w:r>
+        <w:rPr>
+          <w:rFonts w:hint="eastAsia"/>
+        </w:rPr>
+        <w:t xml:space="preserve">   </w:t>
+      </w:r>
+      <w:r>
+        <w:rPr>
+          <w:rFonts w:hint="eastAsia"/>
+        </w:rPr>
+        <w:t>RssSize</w:t>
+      </w:r>
+      <w:r>
+        <w:rPr>
+          <w:rFonts w:hint="eastAsia"/>
+        </w:rPr>
+        <w:t>: xxx,</w:t>
+      </w:r>
+      <w:r>
+        <w:rPr>
+          <w:rFonts w:hint="eastAsia"/>
+        </w:rPr>
+        <w:t xml:space="preserve">          //</w:t>
+      </w:r>
+      <w:r>
+        <w:rPr>
+          <w:rFonts w:hint="eastAsia"/>
+        </w:rPr>
+        <w:t>进程已</w:t>
+      </w:r>
+      <w:r>
+        <w:rPr>
+          <w:rFonts w:hint="eastAsia"/>
+        </w:rPr>
+        <w:t>占用的物理内存大小</w:t>
+      </w:r>
+    </w:p>
+    <w:p>
+      <w:r>
+        <w:rPr>
+          <w:rFonts w:hint="eastAsia"/>
+        </w:rPr>
+        <w:t xml:space="preserve">   LoadPercentVM</w:t>
+      </w:r>
+      <w:r>
+        <w:rPr>
+          <w:rFonts w:hint="eastAsia"/>
+        </w:rPr>
+        <w:t>: xxx,</w:t>
+      </w:r>
+      <w:r>
+        <w:rPr>
+          <w:rFonts w:hint="eastAsia"/>
+        </w:rPr>
+        <w:t xml:space="preserve">  //</w:t>
+      </w:r>
+      <w:r>
+        <w:rPr>
+          <w:rFonts w:hint="eastAsia"/>
+        </w:rPr>
+        <w:t>分配给该进程</w:t>
+      </w:r>
+      <w:r>
+        <w:rPr>
+          <w:rFonts w:hint="eastAsia"/>
+        </w:rPr>
+        <w:t>的虚拟内存的百分比</w:t>
+      </w:r>
+      <w:r>
+        <w:rPr>
+          <w:rFonts w:hint="eastAsia"/>
+        </w:rPr>
+        <w:t xml:space="preserve"> = VMSize / VMLimit * 100</w:t>
+      </w:r>
+    </w:p>
+    <w:p>
+      <w:r>
+        <w:rPr>
+          <w:rFonts w:hint="eastAsia"/>
+        </w:rPr>
+        <w:t xml:space="preserve">   </w:t>
+      </w:r>
+      <w:r>
+        <w:rPr>
+          <w:rFonts w:hint="eastAsia"/>
+        </w:rPr>
+        <w:t>VMLimit</w:t>
+      </w:r>
+      <w:r>
+        <w:rPr>
+          <w:rFonts w:hint="eastAsia"/>
+        </w:rPr>
+        <w:t>: xxx,</w:t>
+      </w:r>
+      <w:r>
+        <w:rPr>
+          <w:rFonts w:hint="eastAsia"/>
+        </w:rPr>
+        <w:t xml:space="preserve">        //</w:t>
+      </w:r>
+      <w:r>
+        <w:rPr>
+          <w:rFonts w:hint="eastAsia"/>
+        </w:rPr>
+        <w:t>可分配的</w:t>
+      </w:r>
+      <w:r>
+        <w:rPr>
+          <w:rFonts w:hint="eastAsia"/>
+        </w:rPr>
+        <w:t>虚拟内存限制</w:t>
+      </w:r>
+    </w:p>
+    <w:p>
+      <w:r>
+        <w:rPr>
+          <w:rFonts w:hint="eastAsia"/>
+        </w:rPr>
+        <w:t xml:space="preserve">   </w:t>
+      </w:r>
+      <w:r>
+        <w:rPr>
+          <w:rFonts w:hint="eastAsia"/>
+        </w:rPr>
+        <w:t>VMSize</w:t>
+      </w:r>
+      <w:r>
+        <w:rPr>
+          <w:rFonts w:hint="eastAsia"/>
+        </w:rPr>
+        <w:t>: xxx</w:t>
+      </w:r>
+      <w:r>
+        <w:rPr>
+          <w:rFonts w:hint="eastAsia"/>
+        </w:rPr>
+        <w:t xml:space="preserve">          //</w:t>
+      </w:r>
+      <w:r>
+        <w:rPr>
+          <w:rFonts w:hint="eastAsia"/>
+        </w:rPr>
+        <w:t>分配给该进程</w:t>
+      </w:r>
+      <w:r>
+        <w:rPr>
+          <w:rFonts w:hint="eastAsia"/>
+        </w:rPr>
+        <w:t>的虚拟内存大小</w:t>
+      </w:r>
+    </w:p>
+    <w:p>
+      <w:r>
+        <w:rPr>
+          <w:rFonts w:hint="eastAsia"/>
+        </w:rPr>
+        <w:t>}</w:t>
+      </w:r>
+    </w:p>
+    <w:p/>
+    <w:p>
+      <w:pPr>
+        <w:rPr>
+          <w:rFonts w:hint="eastAsia"/>
+        </w:rPr>
+      </w:pPr>
+      <w:r>
+        <w:rPr>
+          <w:rFonts w:hint="eastAsia"/>
+        </w:rPr>
+        <w:t>计算</w:t>
+      </w:r>
+      <w:r>
+        <w:rPr>
+          <w:rFonts w:hint="eastAsia"/>
+        </w:rPr>
+        <w:t>物理</w:t>
+      </w:r>
+      <w:r>
+        <w:rPr>
+          <w:rFonts w:hint="eastAsia"/>
+        </w:rPr>
+        <w:t>内存：</w:t>
+      </w:r>
+    </w:p>
+    <w:p>
+      <w:pPr>
+        <w:rPr>
+          <w:color w:val="44964C" w:themeColor="background1" w:themeShade="80"/>
+        </w:rPr>
+      </w:pPr>
+      <w:r>
+        <w:rPr>
+          <w:rFonts w:hint="eastAsia"/>
+          <w:color w:val="44964C" w:themeColor="background1" w:themeShade="80"/>
+        </w:rPr>
+        <w:t xml:space="preserve">$ cat </w:t>
+      </w:r>
+      <w:r>
+        <w:rPr>
+          <w:color w:val="44964C" w:themeColor="background1" w:themeShade="80"/>
+        </w:rPr>
+        <w:t>/proc/</w:t>
+      </w:r>
+      <w:r>
+        <w:rPr>
+          <w:rFonts w:hint="eastAsia"/>
+          <w:color w:val="44964C" w:themeColor="background1" w:themeShade="80"/>
+        </w:rPr>
+        <w:t>meminfo</w:t>
+      </w:r>
+    </w:p>
+    <w:p>
+      <w:pPr>
+        <w:rPr>
+          <w:color w:val="44964C" w:themeColor="background1" w:themeShade="80"/>
+        </w:rPr>
+      </w:pPr>
+      <w:r>
+        <w:rPr>
+          <w:rFonts w:hint="eastAsia"/>
+          <w:color w:val="44964C" w:themeColor="background1" w:themeShade="80"/>
+        </w:rPr>
+        <w:t>……</w:t>
+      </w:r>
+    </w:p>
+    <w:p>
+      <w:pPr>
+        <w:rPr>
+          <w:rFonts w:hint="eastAsia"/>
+          <w:color w:val="44964C" w:themeColor="background1" w:themeShade="80"/>
+        </w:rPr>
+      </w:pPr>
+      <w:r>
+        <w:rPr>
+          <w:color w:val="44964C" w:themeColor="background1" w:themeShade="80"/>
+        </w:rPr>
+        <w:t>MemTotal</w:t>
+      </w:r>
+      <w:r>
+        <w:rPr>
+          <w:rFonts w:hint="eastAsia"/>
+          <w:color w:val="44964C" w:themeColor="background1" w:themeShade="80"/>
+        </w:rPr>
+        <w:t>:</w:t>
+      </w:r>
+      <w:r>
+        <w:rPr>
+          <w:color w:val="44964C" w:themeColor="background1" w:themeShade="80"/>
+        </w:rPr>
+        <w:t xml:space="preserve">     </w:t>
+      </w:r>
+      <w:r>
+        <w:rPr>
+          <w:rFonts w:hint="eastAsia"/>
+          <w:color w:val="44964C" w:themeColor="background1" w:themeShade="80"/>
+        </w:rPr>
+        <w:t xml:space="preserve"> </w:t>
+      </w:r>
+      <w:r>
+        <w:rPr>
+          <w:color w:val="44964C" w:themeColor="background1" w:themeShade="80"/>
+        </w:rPr>
+        <w:t>84304</w:t>
+      </w:r>
+      <w:r>
+        <w:rPr>
+          <w:rFonts w:hint="eastAsia"/>
+          <w:color w:val="44964C" w:themeColor="background1" w:themeShade="80"/>
+        </w:rPr>
+        <w:t xml:space="preserve"> </w:t>
+      </w:r>
+      <w:r>
+        <w:rPr>
+          <w:color w:val="44964C" w:themeColor="background1" w:themeShade="80"/>
+        </w:rPr>
+        <w:t>kB</w:t>
+      </w:r>
+      <w:r>
+        <w:rPr>
+          <w:rFonts w:hint="eastAsia"/>
+          <w:color w:val="44964C" w:themeColor="background1" w:themeShade="80"/>
+        </w:rPr>
+        <w:t xml:space="preserve">  //</w:t>
+      </w:r>
+      <w:r>
+        <w:rPr>
+          <w:rFonts w:hint="eastAsia"/>
+          <w:color w:val="44964C" w:themeColor="background1" w:themeShade="80"/>
+        </w:rPr>
+        <w:t>表示物理内存大小</w:t>
+      </w:r>
+    </w:p>
+    <w:p>
+      <w:pPr>
+        <w:rPr>
+          <w:color w:val="44964C" w:themeColor="background1" w:themeShade="80"/>
+        </w:rPr>
+      </w:pPr>
+      <w:r>
+        <w:rPr>
+          <w:rFonts w:hint="eastAsia"/>
+          <w:color w:val="44964C" w:themeColor="background1" w:themeShade="80"/>
+        </w:rPr>
+        <w:t>……</w:t>
+      </w:r>
+    </w:p>
+    <w:p>
+      <w:pPr>
+        <w:rPr>
+          <w:rFonts w:hint="eastAsia"/>
+        </w:rPr>
+      </w:pPr>
+      <w:r>
+        <w:rPr>
+          <w:rFonts w:hint="eastAsia"/>
+        </w:rPr>
+        <w:tab/>
+      </w:r>
+      <w:r>
+        <w:rPr>
+          <w:rFonts w:hint="eastAsia"/>
+        </w:rPr>
+        <w:tab/>
+        <w:t xml:space="preserve">ulimit -m </w:t>
+      </w:r>
+      <w:r>
+        <w:rPr>
+          <w:rFonts w:hint="eastAsia"/>
+        </w:rPr>
+        <w:t>限制进程在物理内存中占用的空间大小，但是只在</w:t>
+      </w:r>
+      <w:r>
+        <w:rPr>
+          <w:rFonts w:hint="eastAsia"/>
+        </w:rPr>
+        <w:t>Linux2.4.x(x&lt;30)</w:t>
+      </w:r>
+      <w:r>
+        <w:rPr>
+          <w:rFonts w:hint="eastAsia"/>
+        </w:rPr>
+        <w:t>上面生效，因此</w:t>
+      </w:r>
+      <w:r>
+        <w:rPr>
+          <w:rFonts w:hint="eastAsia"/>
+        </w:rPr>
+        <w:t>Total</w:t>
+      </w:r>
+      <w:r>
+        <w:t>RAM</w:t>
+      </w:r>
+      <w:r>
+        <w:rPr>
+          <w:rFonts w:hint="eastAsia"/>
+        </w:rPr>
+        <w:t>中不考虑这个。</w:t>
+      </w:r>
+    </w:p>
+    <w:p>
+      <w:pPr>
+        <w:rPr>
+          <w:color w:val="44964C" w:themeColor="background1" w:themeShade="80"/>
+        </w:rPr>
+      </w:pPr>
+      <w:r>
+        <w:rPr>
+          <w:rFonts w:hint="eastAsia"/>
+          <w:color w:val="44964C" w:themeColor="background1" w:themeShade="80"/>
+        </w:rPr>
+        <w:t xml:space="preserve">$ cat </w:t>
+      </w:r>
+      <w:r>
+        <w:rPr>
+          <w:color w:val="44964C" w:themeColor="background1" w:themeShade="80"/>
+        </w:rPr>
+        <w:t>/proc/</w:t>
+      </w:r>
+      <w:r>
+        <w:rPr>
+          <w:rFonts w:hint="eastAsia"/>
+          <w:color w:val="44964C" w:themeColor="background1" w:themeShade="80"/>
+        </w:rPr>
+        <w:t>[pid]/status</w:t>
+      </w:r>
+    </w:p>
+    <w:p>
+      <w:pPr>
+        <w:rPr>
+          <w:color w:val="44964C" w:themeColor="background1" w:themeShade="80"/>
+        </w:rPr>
+      </w:pPr>
+      <w:r>
+        <w:rPr>
+          <w:rFonts w:hint="eastAsia"/>
+          <w:color w:val="44964C" w:themeColor="background1" w:themeShade="80"/>
+        </w:rPr>
+        <w:lastRenderedPageBreak/>
+        <w:t>……</w:t>
+      </w:r>
+    </w:p>
+    <w:p>
+      <w:pPr>
+        <w:rPr>
+          <w:rFonts w:hint="eastAsia"/>
+          <w:color w:val="44964C" w:themeColor="background1" w:themeShade="80"/>
+        </w:rPr>
+      </w:pPr>
+      <w:r>
+        <w:rPr>
+          <w:color w:val="44964C" w:themeColor="background1" w:themeShade="80"/>
+        </w:rPr>
+        <w:t>Vm</w:t>
+      </w:r>
+      <w:r>
+        <w:rPr>
+          <w:rFonts w:hint="eastAsia"/>
+          <w:color w:val="44964C" w:themeColor="background1" w:themeShade="80"/>
+        </w:rPr>
+        <w:t>RSS:</w:t>
+      </w:r>
+      <w:r>
+        <w:rPr>
+          <w:color w:val="44964C" w:themeColor="background1" w:themeShade="80"/>
+        </w:rPr>
+        <w:t xml:space="preserve">     </w:t>
+      </w:r>
+      <w:r>
+        <w:rPr>
+          <w:rFonts w:hint="eastAsia"/>
+          <w:color w:val="44964C" w:themeColor="background1" w:themeShade="80"/>
+        </w:rPr>
+        <w:t xml:space="preserve"> </w:t>
+      </w:r>
+      <w:r>
+        <w:rPr>
+          <w:color w:val="44964C" w:themeColor="background1" w:themeShade="80"/>
+        </w:rPr>
+        <w:t>84304</w:t>
+      </w:r>
+      <w:r>
+        <w:rPr>
+          <w:rFonts w:hint="eastAsia"/>
+          <w:color w:val="44964C" w:themeColor="background1" w:themeShade="80"/>
+        </w:rPr>
+        <w:t xml:space="preserve"> </w:t>
+      </w:r>
+      <w:r>
+        <w:rPr>
+          <w:color w:val="44964C" w:themeColor="background1" w:themeShade="80"/>
+        </w:rPr>
+        <w:t>kB</w:t>
+      </w:r>
+      <w:r>
+        <w:rPr>
+          <w:rFonts w:hint="eastAsia"/>
+          <w:color w:val="44964C" w:themeColor="background1" w:themeShade="80"/>
+        </w:rPr>
+        <w:t xml:space="preserve">  //</w:t>
+      </w:r>
+      <w:r>
+        <w:rPr>
+          <w:rFonts w:hint="eastAsia"/>
+          <w:color w:val="44964C" w:themeColor="background1" w:themeShade="80"/>
+        </w:rPr>
+        <w:t>该进程已经占用的物理内存的大小</w:t>
+      </w:r>
+    </w:p>
+    <w:p>
+      <w:pPr>
+        <w:rPr>
+          <w:rFonts w:hint="eastAsia"/>
+          <w:color w:val="44964C" w:themeColor="background1" w:themeShade="80"/>
+        </w:rPr>
+      </w:pPr>
+      <w:r>
+        <w:rPr>
+          <w:rFonts w:hint="eastAsia"/>
+          <w:color w:val="44964C" w:themeColor="background1" w:themeShade="80"/>
+        </w:rPr>
+        <w:t>……</w:t>
+      </w:r>
+    </w:p>
+    <w:p>
+      <w:pPr>
+        <w:rPr>
+          <w:color w:val="44964C" w:themeColor="background1" w:themeShade="80"/>
+        </w:rPr>
+      </w:pPr>
+    </w:p>
+    <w:p>
+      <w:r>
+        <w:rPr>
+          <w:rFonts w:hint="eastAsia"/>
+        </w:rPr>
+        <w:t>计算虚拟内存</w:t>
+      </w:r>
+      <w:r>
+        <w:rPr>
+          <w:rFonts w:hint="eastAsia"/>
+        </w:rPr>
+        <w:t>的分配限制</w:t>
       </w:r>
       <w:r>
         <w:rPr>
@@ -2869,384 +5159,164 @@
         </w:rPr>
         <w:t>：</w:t>
       </w:r>
-      <w:r>
-        <w:rPr>
-          <w:rFonts w:hint="eastAsia"/>
-        </w:rPr>
-        <w:t>遍历</w:t>
-      </w:r>
-      <w:r>
-        <w:rPr>
-          <w:rFonts w:hint="eastAsia"/>
+    </w:p>
+    <w:p>
+      <w:pPr>
+        <w:rPr>
+          <w:color w:val="44964C" w:themeColor="background1" w:themeShade="80"/>
+        </w:rPr>
+      </w:pPr>
+      <w:r>
+        <w:rPr>
+          <w:rFonts w:hint="eastAsia"/>
+          <w:color w:val="44964C" w:themeColor="background1" w:themeShade="80"/>
+        </w:rPr>
+        <w:t xml:space="preserve">$ cat </w:t>
+      </w:r>
+      <w:r>
+        <w:rPr>
+          <w:color w:val="44964C" w:themeColor="background1" w:themeShade="80"/>
         </w:rPr>
         <w:t>/proc/</w:t>
       </w:r>
       <w:r>
         <w:rPr>
           <w:rFonts w:hint="eastAsia"/>
-        </w:rPr>
-        <w:t>[pid]/fd</w:t>
-      </w:r>
-      <w:r>
-        <w:rPr>
-          <w:rFonts w:hint="eastAsia"/>
-        </w:rPr>
-        <w:t>/</w:t>
-      </w:r>
-      <w:r>
-        <w:rPr>
-          <w:rFonts w:hint="eastAsia"/>
-        </w:rPr>
-        <w:t>下的文件，计算总个数</w:t>
-      </w:r>
-    </w:p>
-    <w:p>
-      <w:pPr>
-        <w:rPr>
-          <w:rFonts w:hint="eastAsia"/>
-        </w:rPr>
-      </w:pPr>
-      <w:r>
-        <w:rPr>
-          <w:rFonts w:hint="eastAsia"/>
-        </w:rPr>
-        <w:t>windows</w:t>
-      </w:r>
-      <w:r>
-        <w:rPr>
-          <w:rFonts w:hint="eastAsia"/>
-        </w:rPr>
-        <w:t>：</w:t>
-      </w:r>
-      <w:r>
-        <w:rPr>
-          <w:rFonts w:hint="eastAsia"/>
-        </w:rPr>
-        <w:t>GetProcessHandleCount</w:t>
-      </w:r>
-    </w:p>
-    <w:p>
-      <w:pPr>
-        <w:pStyle w:val="Heading3"/>
-        <w:rPr>
-          <w:rFonts w:hint="eastAsia"/>
-        </w:rPr>
-      </w:pPr>
-      <w:r>
-        <w:rPr>
-          <w:rFonts w:hint="eastAsia"/>
-        </w:rPr>
-        <w:t>StartHistory</w:t>
-      </w:r>
-      <w:r>
-        <w:rPr>
-          <w:rFonts w:hint="eastAsia"/>
-        </w:rPr>
-        <w:t>字段</w:t>
-      </w:r>
-    </w:p>
-    <w:p>
-      <w:pPr>
-        <w:rPr>
-          <w:rFonts w:hint="eastAsia"/>
-        </w:rPr>
-      </w:pPr>
-      <w:r>
-        <w:rPr>
-          <w:rFonts w:hint="eastAsia"/>
-        </w:rPr>
-        <w:t>记录节点的启动历史</w:t>
-      </w:r>
-      <w:r>
-        <w:rPr>
-          <w:rFonts w:hint="eastAsia"/>
-        </w:rPr>
-        <w:t>（</w:t>
-      </w:r>
-      <w:r>
-        <w:rPr>
-          <w:rFonts w:hint="eastAsia"/>
-        </w:rPr>
-        <w:t>top10</w:t>
-      </w:r>
-      <w:r>
-        <w:rPr>
-          <w:rFonts w:hint="eastAsia"/>
-        </w:rPr>
-        <w:t>）</w:t>
-      </w:r>
-    </w:p>
-    <w:p/>
-    <w:p>
-      <w:pPr>
-        <w:rPr>
-          <w:rFonts w:hint="eastAsia"/>
-        </w:rPr>
-      </w:pPr>
-      <w:r>
-        <w:rPr>
-          <w:rFonts w:hint="eastAsia"/>
-        </w:rPr>
-        <w:t>新增一个目录</w:t>
-      </w:r>
-      <w:r>
-        <w:rPr>
-          <w:rFonts w:hint="eastAsia"/>
-        </w:rPr>
-        <w:t>conf/run</w:t>
-      </w:r>
-      <w:r>
-        <w:rPr>
-          <w:rFonts w:hint="eastAsia"/>
-        </w:rPr>
-        <w:t>专门放节点状态信息</w:t>
-      </w:r>
-    </w:p>
-    <w:p>
-      <w:pPr>
-        <w:rPr>
-          <w:rFonts w:hint="eastAsia"/>
-        </w:rPr>
-      </w:pPr>
-      <w:r>
-        <w:rPr>
-          <w:rFonts w:hint="eastAsia"/>
-        </w:rPr>
-        <w:t>conf/run/[svcname]/sdb.id</w:t>
-      </w:r>
-    </w:p>
-    <w:p>
-      <w:pPr>
-        <w:rPr>
-          <w:rFonts w:hint="eastAsia"/>
-        </w:rPr>
-      </w:pPr>
-      <w:r>
-        <w:rPr>
-          <w:rFonts w:hint="eastAsia"/>
-        </w:rPr>
-        <w:t>格式是</w:t>
-      </w:r>
-      <w:r>
-        <w:rPr>
-          <w:rFonts w:hint="eastAsia"/>
-        </w:rPr>
-        <w:t>csv</w:t>
-      </w:r>
-      <w:r>
-        <w:rPr>
-          <w:rFonts w:hint="eastAsia"/>
-        </w:rPr>
-        <w:t>格式：</w:t>
-      </w:r>
-    </w:p>
-    <w:p>
-      <w:pPr>
-        <w:rPr>
-          <w:rFonts w:hint="eastAsia"/>
           <w:color w:val="44964C" w:themeColor="background1" w:themeShade="80"/>
         </w:rPr>
-      </w:pPr>
-      <w:r>
-        <w:rPr>
-          <w:rFonts w:hint="eastAsia"/>
+        <w:t>[pid]/status</w:t>
+      </w:r>
+    </w:p>
+    <w:p>
+      <w:pPr>
+        <w:rPr>
           <w:color w:val="44964C" w:themeColor="background1" w:themeShade="80"/>
         </w:rPr>
-        <w:t>pid, startTime, startStatus</w:t>
-      </w:r>
-    </w:p>
-    <w:p>
-      <w:pPr>
+      </w:pPr>
+      <w:r>
         <w:rPr>
           <w:rFonts w:hint="eastAsia"/>
           <w:color w:val="44964C" w:themeColor="background1" w:themeShade="80"/>
         </w:rPr>
-      </w:pPr>
-      <w:r>
-        <w:rPr>
-          <w:rFonts w:hint="eastAsia"/>
+        <w:t>……</w:t>
+      </w:r>
+    </w:p>
+    <w:p>
+      <w:pPr>
+        <w:rPr>
           <w:color w:val="44964C" w:themeColor="background1" w:themeShade="80"/>
         </w:rPr>
-        <w:t>1234, 2017-01-01-19:00:00:0000, normal</w:t>
-      </w:r>
-    </w:p>
-    <w:p>
-      <w:pPr>
-        <w:rPr>
-          <w:rFonts w:hint="eastAsia"/>
+      </w:pPr>
+      <w:r>
+        <w:rPr>
           <w:color w:val="44964C" w:themeColor="background1" w:themeShade="80"/>
         </w:rPr>
-      </w:pPr>
+        <w:t>VmSize</w:t>
+      </w:r>
       <w:r>
         <w:rPr>
           <w:rFonts w:hint="eastAsia"/>
           <w:color w:val="44964C" w:themeColor="background1" w:themeShade="80"/>
         </w:rPr>
-        <w:t>1235, 2017-01-01-19:00:10:0000, crash</w:t>
-      </w:r>
-    </w:p>
-    <w:p>
-      <w:pPr>
-        <w:rPr>
-          <w:rFonts w:hint="eastAsia"/>
+        <w:t>:</w:t>
+      </w:r>
+      <w:r>
+        <w:rPr>
           <w:color w:val="44964C" w:themeColor="background1" w:themeShade="80"/>
         </w:rPr>
-      </w:pPr>
-    </w:p>
-    <w:p>
-      <w:r>
-        <w:rPr>
-          <w:rFonts w:hint="eastAsia"/>
-        </w:rPr>
-        <w:t>仅允许写入</w:t>
-      </w:r>
-      <w:r>
-        <w:rPr>
-          <w:rFonts w:hint="eastAsia"/>
-        </w:rPr>
-        <w:t>3000</w:t>
-      </w:r>
-      <w:r>
-        <w:rPr>
-          <w:rFonts w:hint="eastAsia"/>
-        </w:rPr>
-        <w:t>条启动历史，</w:t>
-      </w:r>
-      <w:r>
-        <w:rPr>
-          <w:rFonts w:hint="eastAsia"/>
-        </w:rPr>
-        <w:t>3001</w:t>
-      </w:r>
-      <w:r>
-        <w:rPr>
-          <w:rFonts w:hint="eastAsia"/>
-        </w:rPr>
-        <w:t>时，删除第</w:t>
-      </w:r>
-      <w:r>
-        <w:rPr>
-          <w:rFonts w:hint="eastAsia"/>
-        </w:rPr>
-        <w:t>1</w:t>
-      </w:r>
-      <w:r>
-        <w:rPr>
-          <w:rFonts w:hint="eastAsia"/>
-        </w:rPr>
-        <w:t>条历史记录</w:t>
-      </w:r>
-      <w:r>
-        <w:rPr>
-          <w:rFonts w:hint="eastAsia"/>
-        </w:rPr>
-        <w:t>。防止节点出现一启动就</w:t>
-      </w:r>
-      <w:r>
-        <w:rPr>
-          <w:rFonts w:hint="eastAsia"/>
-        </w:rPr>
-        <w:t>core dump</w:t>
-      </w:r>
-      <w:r>
-        <w:rPr>
-          <w:rFonts w:hint="eastAsia"/>
-        </w:rPr>
-        <w:t>的情况</w:t>
-      </w:r>
-    </w:p>
-    <w:p>
-      <w:pPr>
-        <w:rPr>
-          <w:rFonts w:hint="eastAsia"/>
-        </w:rPr>
-      </w:pPr>
-    </w:p>
-    <w:p>
-      <w:pPr>
-        <w:rPr>
-          <w:rFonts w:hint="eastAsia"/>
-        </w:rPr>
-      </w:pPr>
-      <w:r>
-        <w:rPr>
-          <w:rFonts w:hint="eastAsia"/>
-        </w:rPr>
-        <w:t>只拿出</w:t>
-      </w:r>
-      <w:r>
-        <w:rPr>
-          <w:rFonts w:hint="eastAsia"/>
-        </w:rPr>
-        <w:t>top 10</w:t>
-      </w:r>
-      <w:r>
-        <w:rPr>
-          <w:rFonts w:hint="eastAsia"/>
-        </w:rPr>
-        <w:t>存放在数组中，</w:t>
-      </w:r>
-      <w:r>
-        <w:rPr>
-          <w:rFonts w:hint="eastAsia"/>
-        </w:rPr>
-        <w:t>crashNum</w:t>
-      </w:r>
-      <w:r>
-        <w:rPr>
-          <w:rFonts w:hint="eastAsia"/>
-        </w:rPr>
-        <w:t>显示有几次节点崩溃。</w:t>
-      </w:r>
-    </w:p>
-    <w:p>
-      <w:pPr>
-        <w:rPr>
-          <w:rFonts w:hint="eastAsia"/>
-        </w:rPr>
-      </w:pPr>
-    </w:p>
-    <w:p>
-      <w:pPr>
-        <w:rPr>
-          <w:rFonts w:hint="eastAsia"/>
-        </w:rPr>
-      </w:pPr>
-      <w:r>
-        <w:rPr>
-          <w:rFonts w:hint="eastAsia"/>
-        </w:rPr>
-        <w:t>resetSnapshot</w:t>
-      </w:r>
-      <w:r>
-        <w:rPr>
-          <w:rFonts w:hint="eastAsia"/>
-        </w:rPr>
-        <w:t>时也会清除这个字段，并删除</w:t>
-      </w:r>
-      <w:r>
-        <w:rPr>
-          <w:rFonts w:hint="eastAsia"/>
-        </w:rPr>
-        <w:t>conf/run</w:t>
-      </w:r>
-      <w:r>
-        <w:rPr>
-          <w:rFonts w:hint="eastAsia"/>
-        </w:rPr>
-        <w:t>下面的记录。</w:t>
-      </w:r>
-    </w:p>
-    <w:p>
-      <w:pPr>
-        <w:pStyle w:val="Heading3"/>
-      </w:pPr>
-      <w:r>
-        <w:rPr>
-          <w:rFonts w:hint="eastAsia"/>
-        </w:rPr>
-        <w:lastRenderedPageBreak/>
-        <w:t>其他字段</w:t>
+        <w:t xml:space="preserve">     </w:t>
+      </w:r>
+      <w:r>
+        <w:rPr>
+          <w:rFonts w:hint="eastAsia"/>
+          <w:color w:val="44964C" w:themeColor="background1" w:themeShade="80"/>
+        </w:rPr>
+        <w:t xml:space="preserve"> </w:t>
+      </w:r>
+      <w:r>
+        <w:rPr>
+          <w:color w:val="44964C" w:themeColor="background1" w:themeShade="80"/>
+        </w:rPr>
+        <w:t>84304</w:t>
+      </w:r>
+      <w:r>
+        <w:rPr>
+          <w:rFonts w:hint="eastAsia"/>
+          <w:color w:val="44964C" w:themeColor="background1" w:themeShade="80"/>
+        </w:rPr>
+        <w:t xml:space="preserve"> </w:t>
+      </w:r>
+      <w:r>
+        <w:rPr>
+          <w:color w:val="44964C" w:themeColor="background1" w:themeShade="80"/>
+        </w:rPr>
+        <w:t>kB</w:t>
+      </w:r>
+      <w:r>
+        <w:rPr>
+          <w:rFonts w:hint="eastAsia"/>
+          <w:color w:val="44964C" w:themeColor="background1" w:themeShade="80"/>
+        </w:rPr>
+        <w:t xml:space="preserve">  //</w:t>
+      </w:r>
+      <w:r>
+        <w:rPr>
+          <w:rFonts w:hint="eastAsia"/>
+          <w:color w:val="44964C" w:themeColor="background1" w:themeShade="80"/>
+        </w:rPr>
+        <w:t>该进程已经使用的虚拟内存</w:t>
+      </w:r>
+      <w:r>
+        <w:rPr>
+          <w:rFonts w:hint="eastAsia"/>
+          <w:color w:val="44964C" w:themeColor="background1" w:themeShade="80"/>
+        </w:rPr>
+        <w:t>的</w:t>
+      </w:r>
+      <w:r>
+        <w:rPr>
+          <w:rFonts w:hint="eastAsia"/>
+          <w:color w:val="44964C" w:themeColor="background1" w:themeShade="80"/>
+        </w:rPr>
+        <w:t>大小</w:t>
+      </w:r>
+    </w:p>
+    <w:p>
+      <w:pPr>
+        <w:rPr>
+          <w:rFonts w:hint="eastAsia"/>
+          <w:color w:val="44964C" w:themeColor="background1" w:themeShade="80"/>
+        </w:rPr>
+      </w:pPr>
+      <w:r>
+        <w:rPr>
+          <w:rFonts w:hint="eastAsia"/>
+          <w:color w:val="44964C" w:themeColor="background1" w:themeShade="80"/>
+        </w:rPr>
+        <w:t>……</w:t>
+      </w:r>
+    </w:p>
+    <w:p>
+      <w:pPr>
+        <w:rPr>
+          <w:color w:val="44964C" w:themeColor="background1" w:themeShade="80"/>
+        </w:rPr>
+      </w:pPr>
+    </w:p>
+    <w:p>
+      <w:pPr>
+        <w:rPr>
+          <w:rFonts w:hint="eastAsia"/>
+        </w:rPr>
+      </w:pPr>
+      <w:r>
+        <w:t>/proc/sys/vm/overcommit_memory</w:t>
+      </w:r>
+      <w:r>
+        <w:rPr>
+          <w:rFonts w:hint="eastAsia"/>
+        </w:rPr>
+        <w:t>有三种模式</w:t>
       </w:r>
     </w:p>
     <w:p>
@@ -3254,9 +5324,813 @@
         <w:pStyle w:val="ListParagraph"/>
         <w:numPr>
           <w:ilvl w:val="0"/>
-          <w:numId w:val="31"/>
+          <w:numId w:val="37"/>
         </w:numPr>
         <w:ind w:firstLineChars="0"/>
+      </w:pPr>
+      <w:r>
+        <w:rPr>
+          <w:rFonts w:hint="eastAsia"/>
+        </w:rPr>
+        <w:t xml:space="preserve">0  </w:t>
+      </w:r>
+      <w:r>
+        <w:t>heuristic overcommit</w:t>
+      </w:r>
+      <w:r>
+        <w:rPr>
+          <w:rFonts w:hint="eastAsia"/>
+        </w:rPr>
+        <w:t xml:space="preserve"> ( check is weak )</w:t>
+      </w:r>
+    </w:p>
+    <w:p>
+      <w:pPr>
+        <w:pStyle w:val="ListParagraph"/>
+        <w:numPr>
+          <w:ilvl w:val="0"/>
+          <w:numId w:val="37"/>
+        </w:numPr>
+        <w:ind w:firstLineChars="0"/>
+      </w:pPr>
+      <w:r>
+        <w:rPr>
+          <w:rFonts w:hint="eastAsia"/>
+        </w:rPr>
+        <w:t xml:space="preserve">1  </w:t>
+      </w:r>
+      <w:r>
+        <w:t>always overcommit</w:t>
+      </w:r>
+    </w:p>
+    <w:p>
+      <w:pPr>
+        <w:pStyle w:val="ListParagraph"/>
+        <w:numPr>
+          <w:ilvl w:val="0"/>
+          <w:numId w:val="37"/>
+        </w:numPr>
+        <w:ind w:firstLineChars="0"/>
+      </w:pPr>
+      <w:r>
+        <w:rPr>
+          <w:rFonts w:hint="eastAsia"/>
+        </w:rPr>
+        <w:t xml:space="preserve">2  </w:t>
+      </w:r>
+      <w:r>
+        <w:t>always check, never overcommit</w:t>
+      </w:r>
+    </w:p>
+    <w:p>
+      <w:pPr>
+        <w:pStyle w:val="ListParagraph"/>
+        <w:ind w:left="777" w:firstLineChars="0" w:firstLine="0"/>
+        <w:rPr>
+          <w:rFonts w:hint="eastAsia"/>
+        </w:rPr>
+      </w:pPr>
+      <w:r>
+        <w:t>CommitLimit</w:t>
+      </w:r>
+      <w:r>
+        <w:rPr>
+          <w:rFonts w:hint="eastAsia"/>
+        </w:rPr>
+        <w:t xml:space="preserve"> = swap + RAM * ( ratio / 100 )</w:t>
+      </w:r>
+    </w:p>
+    <w:p>
+      <w:pPr>
+        <w:rPr>
+          <w:rFonts w:hint="eastAsia"/>
+          <w:color w:val="44964C" w:themeColor="background1" w:themeShade="80"/>
+        </w:rPr>
+      </w:pPr>
+      <w:r>
+        <w:rPr>
+          <w:rFonts w:hint="eastAsia"/>
+          <w:color w:val="44964C" w:themeColor="background1" w:themeShade="80"/>
+        </w:rPr>
+        <w:t xml:space="preserve">$ cat </w:t>
+      </w:r>
+      <w:r>
+        <w:rPr>
+          <w:color w:val="44964C" w:themeColor="background1" w:themeShade="80"/>
+        </w:rPr>
+        <w:t>/proc/meminfo</w:t>
+      </w:r>
+    </w:p>
+    <w:p>
+      <w:pPr>
+        <w:rPr>
+          <w:rFonts w:hint="eastAsia"/>
+          <w:color w:val="44964C" w:themeColor="background1" w:themeShade="80"/>
+        </w:rPr>
+      </w:pPr>
+      <w:r>
+        <w:rPr>
+          <w:rFonts w:hint="eastAsia"/>
+          <w:color w:val="44964C" w:themeColor="background1" w:themeShade="80"/>
+        </w:rPr>
+        <w:t>……</w:t>
+      </w:r>
+    </w:p>
+    <w:p>
+      <w:pPr>
+        <w:rPr>
+          <w:color w:val="44964C" w:themeColor="background1" w:themeShade="80"/>
+        </w:rPr>
+      </w:pPr>
+      <w:r>
+        <w:rPr>
+          <w:color w:val="44964C" w:themeColor="background1" w:themeShade="80"/>
+        </w:rPr>
+        <w:t>CommitLimit</w:t>
+      </w:r>
+      <w:r>
+        <w:rPr>
+          <w:rFonts w:hint="eastAsia"/>
+          <w:color w:val="44964C" w:themeColor="background1" w:themeShade="80"/>
+        </w:rPr>
+        <w:t>:</w:t>
+      </w:r>
+      <w:r>
+        <w:rPr>
+          <w:color w:val="44964C" w:themeColor="background1" w:themeShade="80"/>
+        </w:rPr>
+        <w:t xml:space="preserve">     </w:t>
+      </w:r>
+      <w:r>
+        <w:rPr>
+          <w:rFonts w:hint="eastAsia"/>
+          <w:color w:val="44964C" w:themeColor="background1" w:themeShade="80"/>
+        </w:rPr>
+        <w:t xml:space="preserve"> </w:t>
+      </w:r>
+      <w:r>
+        <w:rPr>
+          <w:color w:val="44964C" w:themeColor="background1" w:themeShade="80"/>
+        </w:rPr>
+        <w:t>8339712 kB</w:t>
+      </w:r>
+      <w:r>
+        <w:rPr>
+          <w:rFonts w:hint="eastAsia"/>
+          <w:color w:val="44964C" w:themeColor="background1" w:themeShade="80"/>
+        </w:rPr>
+        <w:t xml:space="preserve">  //</w:t>
+      </w:r>
+      <w:r>
+        <w:rPr>
+          <w:rFonts w:hint="eastAsia"/>
+          <w:color w:val="44964C" w:themeColor="background1" w:themeShade="80"/>
+        </w:rPr>
+        <w:t>系统可分配的内存总量</w:t>
+      </w:r>
+    </w:p>
+    <w:p>
+      <w:pPr>
+        <w:rPr>
+          <w:rFonts w:hint="eastAsia"/>
+          <w:color w:val="44964C" w:themeColor="background1" w:themeShade="80"/>
+        </w:rPr>
+      </w:pPr>
+      <w:r>
+        <w:rPr>
+          <w:color w:val="44964C" w:themeColor="background1" w:themeShade="80"/>
+        </w:rPr>
+        <w:t>Committed_AS :    2864812 kB</w:t>
+      </w:r>
+      <w:r>
+        <w:rPr>
+          <w:rFonts w:hint="eastAsia"/>
+          <w:color w:val="44964C" w:themeColor="background1" w:themeShade="80"/>
+        </w:rPr>
+        <w:t xml:space="preserve">  //</w:t>
+      </w:r>
+      <w:r>
+        <w:rPr>
+          <w:rFonts w:hint="eastAsia"/>
+          <w:color w:val="44964C" w:themeColor="background1" w:themeShade="80"/>
+        </w:rPr>
+        <w:t>系统已分配的内存，包括未使用的</w:t>
+      </w:r>
+    </w:p>
+    <w:p>
+      <w:pPr>
+        <w:rPr>
+          <w:rFonts w:hint="eastAsia"/>
+          <w:color w:val="44964C" w:themeColor="background1" w:themeShade="80"/>
+        </w:rPr>
+      </w:pPr>
+      <w:r>
+        <w:rPr>
+          <w:rFonts w:hint="eastAsia"/>
+          <w:color w:val="44964C" w:themeColor="background1" w:themeShade="80"/>
+        </w:rPr>
+        <w:t>……</w:t>
+      </w:r>
+    </w:p>
+    <w:p>
+      <w:pPr>
+        <w:rPr>
+          <w:rFonts w:hint="eastAsia"/>
+        </w:rPr>
+      </w:pPr>
+      <w:r>
+        <w:rPr>
+          <w:rFonts w:hint="eastAsia"/>
+        </w:rPr>
+        <w:t>ulimit -v</w:t>
+      </w:r>
+      <w:r>
+        <w:rPr>
+          <w:rFonts w:hint="eastAsia"/>
+        </w:rPr>
+        <w:t>也是限制</w:t>
+      </w:r>
+      <w:r>
+        <w:rPr>
+          <w:rFonts w:hint="eastAsia"/>
+        </w:rPr>
+        <w:t>vm</w:t>
+      </w:r>
+    </w:p>
+    <w:p>
+      <w:pPr>
+        <w:rPr>
+          <w:rFonts w:hint="eastAsia"/>
+        </w:rPr>
+      </w:pPr>
+      <w:r>
+        <w:rPr>
+          <w:rFonts w:hint="eastAsia"/>
+        </w:rPr>
+        <w:t>当</w:t>
+      </w:r>
+      <w:r>
+        <w:rPr>
+          <w:rFonts w:hint="eastAsia"/>
+        </w:rPr>
+        <w:t xml:space="preserve"> </w:t>
+      </w:r>
+      <w:r>
+        <w:t>overcommit_memory</w:t>
+      </w:r>
+      <w:r>
+        <w:rPr>
+          <w:rFonts w:hint="eastAsia"/>
+        </w:rPr>
+        <w:t>为</w:t>
+      </w:r>
+      <w:r>
+        <w:rPr>
+          <w:rFonts w:hint="eastAsia"/>
+        </w:rPr>
+        <w:t>0</w:t>
+      </w:r>
+      <w:r>
+        <w:rPr>
+          <w:rFonts w:hint="eastAsia"/>
+        </w:rPr>
+        <w:t>或者</w:t>
+      </w:r>
+      <w:r>
+        <w:rPr>
+          <w:rFonts w:hint="eastAsia"/>
+        </w:rPr>
+        <w:t>1</w:t>
+      </w:r>
+      <w:r>
+        <w:rPr>
+          <w:rFonts w:hint="eastAsia"/>
+        </w:rPr>
+        <w:t>，表示可以</w:t>
+      </w:r>
+      <w:r>
+        <w:rPr>
+          <w:rFonts w:hint="eastAsia"/>
+        </w:rPr>
+        <w:t>overcommit,</w:t>
+      </w:r>
+    </w:p>
+    <w:p>
+      <w:pPr>
+        <w:rPr>
+          <w:rFonts w:hint="eastAsia"/>
+        </w:rPr>
+      </w:pPr>
+      <w:r>
+        <w:rPr>
+          <w:rFonts w:hint="eastAsia"/>
+        </w:rPr>
+        <w:t xml:space="preserve">VMLimit = </w:t>
+      </w:r>
+      <w:r>
+        <w:rPr>
+          <w:rFonts w:hint="eastAsia"/>
+        </w:rPr>
+        <w:t xml:space="preserve">ulimit </w:t>
+      </w:r>
+    </w:p>
+    <w:p>
+      <w:pPr>
+        <w:rPr>
+          <w:rFonts w:hint="eastAsia"/>
+        </w:rPr>
+      </w:pPr>
+      <w:r>
+        <w:rPr>
+          <w:rFonts w:hint="eastAsia"/>
+        </w:rPr>
+        <w:t>当</w:t>
+      </w:r>
+      <w:r>
+        <w:rPr>
+          <w:rFonts w:hint="eastAsia"/>
+        </w:rPr>
+        <w:t xml:space="preserve"> </w:t>
+      </w:r>
+      <w:r>
+        <w:t>overcommit_memory</w:t>
+      </w:r>
+      <w:r>
+        <w:rPr>
+          <w:rFonts w:hint="eastAsia"/>
+        </w:rPr>
+        <w:t>为</w:t>
+      </w:r>
+      <w:r>
+        <w:rPr>
+          <w:rFonts w:hint="eastAsia"/>
+        </w:rPr>
+        <w:t>2</w:t>
+      </w:r>
+      <w:r>
+        <w:rPr>
+          <w:rFonts w:hint="eastAsia"/>
+        </w:rPr>
+        <w:t>，表示不可以</w:t>
+      </w:r>
+      <w:r>
+        <w:rPr>
+          <w:rFonts w:hint="eastAsia"/>
+        </w:rPr>
+        <w:t>overcommit,</w:t>
+      </w:r>
+    </w:p>
+    <w:p>
+      <w:pPr>
+        <w:rPr>
+          <w:rFonts w:hint="eastAsia"/>
+        </w:rPr>
+      </w:pPr>
+      <w:r>
+        <w:rPr>
+          <w:rFonts w:hint="eastAsia"/>
+        </w:rPr>
+        <w:t xml:space="preserve">VMLimit = </w:t>
+      </w:r>
+      <w:r>
+        <w:rPr>
+          <w:rFonts w:hint="eastAsia"/>
+        </w:rPr>
+        <w:t xml:space="preserve">( </w:t>
+      </w:r>
+      <w:r>
+        <w:t>CommitLimit</w:t>
+      </w:r>
+      <w:r>
+        <w:t xml:space="preserve"> </w:t>
+      </w:r>
+      <w:r>
+        <w:rPr>
+          <w:rFonts w:hint="eastAsia"/>
+        </w:rPr>
+        <w:t xml:space="preserve">- </w:t>
+      </w:r>
+      <w:r>
+        <w:t>Committed_AS</w:t>
+      </w:r>
+      <w:r>
+        <w:rPr>
+          <w:rFonts w:hint="eastAsia"/>
+        </w:rPr>
+        <w:t xml:space="preserve"> ) </w:t>
+      </w:r>
+      <w:r>
+        <w:rPr>
+          <w:rFonts w:hint="eastAsia"/>
+        </w:rPr>
+        <w:t>和</w:t>
+      </w:r>
+      <w:r>
+        <w:rPr>
+          <w:rFonts w:hint="eastAsia"/>
+        </w:rPr>
+        <w:t xml:space="preserve"> ulimit </w:t>
+      </w:r>
+      <w:r>
+        <w:rPr>
+          <w:rFonts w:hint="eastAsia"/>
+        </w:rPr>
+        <w:t>取最小</w:t>
+      </w:r>
+    </w:p>
+    <w:p>
+      <w:pPr>
+        <w:pStyle w:val="Heading3"/>
+      </w:pPr>
+      <w:r>
+        <w:rPr>
+          <w:rFonts w:hint="eastAsia"/>
+        </w:rPr>
+        <w:t>FileDesp</w:t>
+      </w:r>
+      <w:r>
+        <w:rPr>
+          <w:rFonts w:hint="eastAsia"/>
+        </w:rPr>
+        <w:t>字段</w:t>
+      </w:r>
+    </w:p>
+    <w:p>
+      <w:r>
+        <w:rPr>
+          <w:rFonts w:hint="eastAsia"/>
+        </w:rPr>
+        <w:t>linux</w:t>
+      </w:r>
+      <w:r>
+        <w:rPr>
+          <w:rFonts w:hint="eastAsia"/>
+        </w:rPr>
+        <w:t>：</w:t>
+      </w:r>
+      <w:r>
+        <w:rPr>
+          <w:rFonts w:hint="eastAsia"/>
+        </w:rPr>
+        <w:t>遍历</w:t>
+      </w:r>
+      <w:r>
+        <w:rPr>
+          <w:rFonts w:hint="eastAsia"/>
+        </w:rPr>
+        <w:t>/proc/</w:t>
+      </w:r>
+      <w:r>
+        <w:rPr>
+          <w:rFonts w:hint="eastAsia"/>
+        </w:rPr>
+        <w:t>[pid]/fd</w:t>
+      </w:r>
+      <w:r>
+        <w:rPr>
+          <w:rFonts w:hint="eastAsia"/>
+        </w:rPr>
+        <w:t>/</w:t>
+      </w:r>
+      <w:r>
+        <w:rPr>
+          <w:rFonts w:hint="eastAsia"/>
+        </w:rPr>
+        <w:t>下的文件，计算总个数</w:t>
+      </w:r>
+    </w:p>
+    <w:p>
+      <w:r>
+        <w:rPr>
+          <w:rFonts w:hint="eastAsia"/>
+        </w:rPr>
+        <w:t>windows</w:t>
+      </w:r>
+      <w:r>
+        <w:rPr>
+          <w:rFonts w:hint="eastAsia"/>
+        </w:rPr>
+        <w:t>：</w:t>
+      </w:r>
+      <w:r>
+        <w:rPr>
+          <w:rFonts w:hint="eastAsia"/>
+        </w:rPr>
+        <w:t>GetProcessHandleCount</w:t>
+      </w:r>
+    </w:p>
+    <w:p>
+      <w:pPr>
+        <w:pStyle w:val="Heading3"/>
+      </w:pPr>
+      <w:r>
+        <w:rPr>
+          <w:rFonts w:hint="eastAsia"/>
+        </w:rPr>
+        <w:t>StartHistory</w:t>
+      </w:r>
+      <w:r>
+        <w:rPr>
+          <w:rFonts w:hint="eastAsia"/>
+        </w:rPr>
+        <w:t>字段</w:t>
+      </w:r>
+    </w:p>
+    <w:p>
+      <w:r>
+        <w:rPr>
+          <w:rFonts w:hint="eastAsia"/>
+        </w:rPr>
+        <w:t>记录节点的启动历史</w:t>
+      </w:r>
+      <w:r>
+        <w:rPr>
+          <w:rFonts w:hint="eastAsia"/>
+        </w:rPr>
+        <w:t>（</w:t>
+      </w:r>
+      <w:r>
+        <w:rPr>
+          <w:rFonts w:hint="eastAsia"/>
+        </w:rPr>
+        <w:t>top10</w:t>
+      </w:r>
+      <w:r>
+        <w:rPr>
+          <w:rFonts w:hint="eastAsia"/>
+        </w:rPr>
+        <w:t>）</w:t>
+      </w:r>
+    </w:p>
+    <w:p/>
+    <w:p>
+      <w:r>
+        <w:rPr>
+          <w:rFonts w:hint="eastAsia"/>
+        </w:rPr>
+        <w:t>新增一个目录</w:t>
+      </w:r>
+      <w:r>
+        <w:rPr>
+          <w:rFonts w:hint="eastAsia"/>
+        </w:rPr>
+        <w:t>conf/run</w:t>
+      </w:r>
+      <w:r>
+        <w:rPr>
+          <w:rFonts w:hint="eastAsia"/>
+        </w:rPr>
+        <w:t>专门放节点状态信息</w:t>
+      </w:r>
+    </w:p>
+    <w:p>
+      <w:r>
+        <w:rPr>
+          <w:rFonts w:hint="eastAsia"/>
+        </w:rPr>
+        <w:t>conf/run/[svcname]/sdb.id</w:t>
+      </w:r>
+    </w:p>
+    <w:p>
+      <w:r>
+        <w:rPr>
+          <w:rFonts w:hint="eastAsia"/>
+        </w:rPr>
+        <w:t>格式是</w:t>
+      </w:r>
+      <w:r>
+        <w:rPr>
+          <w:rFonts w:hint="eastAsia"/>
+        </w:rPr>
+        <w:t>csv</w:t>
+      </w:r>
+      <w:r>
+        <w:rPr>
+          <w:rFonts w:hint="eastAsia"/>
+        </w:rPr>
+        <w:t>格式：</w:t>
+      </w:r>
+    </w:p>
+    <w:p>
+      <w:pPr>
+        <w:rPr>
+          <w:color w:val="44964C" w:themeColor="background1" w:themeShade="80"/>
+        </w:rPr>
+      </w:pPr>
+      <w:r>
+        <w:rPr>
+          <w:rFonts w:hint="eastAsia"/>
+          <w:color w:val="44964C" w:themeColor="background1" w:themeShade="80"/>
+        </w:rPr>
+        <w:t>pid, startTime, startStatus</w:t>
+      </w:r>
+    </w:p>
+    <w:p>
+      <w:pPr>
+        <w:rPr>
+          <w:color w:val="44964C" w:themeColor="background1" w:themeShade="80"/>
+        </w:rPr>
+      </w:pPr>
+      <w:r>
+        <w:rPr>
+          <w:rFonts w:hint="eastAsia"/>
+          <w:color w:val="44964C" w:themeColor="background1" w:themeShade="80"/>
+        </w:rPr>
+        <w:t>1234, 2017-01-01-19:00:00:0000, normal</w:t>
+      </w:r>
+    </w:p>
+    <w:p>
+      <w:pPr>
+        <w:rPr>
+          <w:color w:val="44964C" w:themeColor="background1" w:themeShade="80"/>
+        </w:rPr>
+      </w:pPr>
+      <w:r>
+        <w:rPr>
+          <w:rFonts w:hint="eastAsia"/>
+          <w:color w:val="44964C" w:themeColor="background1" w:themeShade="80"/>
+        </w:rPr>
+        <w:t>1235, 2017-01-01-19:00:10:0000, crash</w:t>
+      </w:r>
+    </w:p>
+    <w:p>
+      <w:pPr>
+        <w:rPr>
+          <w:color w:val="44964C" w:themeColor="background1" w:themeShade="80"/>
+        </w:rPr>
+      </w:pPr>
+      <w:r>
+        <w:rPr>
+          <w:rFonts w:hint="eastAsia"/>
+          <w:color w:val="44964C" w:themeColor="background1" w:themeShade="80"/>
+        </w:rPr>
+        <w:t>pmdLaunch</w:t>
+      </w:r>
+      <w:r>
+        <w:rPr>
+          <w:rFonts w:hint="eastAsia"/>
+          <w:color w:val="44964C" w:themeColor="background1" w:themeShade="80"/>
+        </w:rPr>
+        <w:t>History</w:t>
+      </w:r>
+      <w:r>
+        <w:rPr>
+          <w:rFonts w:hint="eastAsia"/>
+          <w:color w:val="44964C" w:themeColor="background1" w:themeShade="80"/>
+        </w:rPr>
+        <w:t>Logger</w:t>
+      </w:r>
+    </w:p>
+    <w:p>
+      <w:pPr>
+        <w:rPr>
+          <w:color w:val="44964C" w:themeColor="background1" w:themeShade="80"/>
+        </w:rPr>
+      </w:pPr>
+    </w:p>
+    <w:p>
+      <w:r>
+        <w:rPr>
+          <w:rFonts w:hint="eastAsia"/>
+        </w:rPr>
+        <w:lastRenderedPageBreak/>
+        <w:t>当</w:t>
+      </w:r>
+      <w:r>
+        <w:rPr>
+          <w:rFonts w:hint="eastAsia"/>
+        </w:rPr>
+        <w:t>sdb.id</w:t>
+      </w:r>
+      <w:r>
+        <w:rPr>
+          <w:rFonts w:hint="eastAsia"/>
+        </w:rPr>
+        <w:t>文件大小超过</w:t>
+      </w:r>
+      <w:r>
+        <w:rPr>
+          <w:rFonts w:hint="eastAsia"/>
+        </w:rPr>
+        <w:t>100K</w:t>
+      </w:r>
+      <w:r>
+        <w:rPr>
+          <w:rFonts w:hint="eastAsia"/>
+        </w:rPr>
+        <w:t>时（大约</w:t>
+      </w:r>
+      <w:r>
+        <w:rPr>
+          <w:rFonts w:hint="eastAsia"/>
+        </w:rPr>
+        <w:t>=2500</w:t>
+      </w:r>
+      <w:r>
+        <w:rPr>
+          <w:rFonts w:hint="eastAsia"/>
+        </w:rPr>
+        <w:t>条记录），删除一部分较旧的历史记录。</w:t>
+      </w:r>
+    </w:p>
+    <w:p>
+      <w:r>
+        <w:rPr>
+          <w:rFonts w:hint="eastAsia"/>
+        </w:rPr>
+        <w:t>只拿出</w:t>
+      </w:r>
+      <w:r>
+        <w:rPr>
+          <w:rFonts w:hint="eastAsia"/>
+        </w:rPr>
+        <w:t>top 10</w:t>
+      </w:r>
+      <w:r>
+        <w:rPr>
+          <w:rFonts w:hint="eastAsia"/>
+        </w:rPr>
+        <w:t>存放在数组中，</w:t>
+      </w:r>
+      <w:r>
+        <w:rPr>
+          <w:rFonts w:hint="eastAsia"/>
+        </w:rPr>
+        <w:t>crashHistory</w:t>
+      </w:r>
+      <w:r>
+        <w:rPr>
+          <w:rFonts w:hint="eastAsia"/>
+        </w:rPr>
+        <w:t>显示</w:t>
+      </w:r>
+      <w:r>
+        <w:rPr>
+          <w:rFonts w:hint="eastAsia"/>
+        </w:rPr>
+        <w:t>这</w:t>
+      </w:r>
+      <w:r>
+        <w:rPr>
+          <w:rFonts w:hint="eastAsia"/>
+        </w:rPr>
+        <w:t>top10</w:t>
+      </w:r>
+      <w:r>
+        <w:rPr>
+          <w:rFonts w:hint="eastAsia"/>
+        </w:rPr>
+        <w:t>中</w:t>
+      </w:r>
+      <w:r>
+        <w:rPr>
+          <w:rFonts w:hint="eastAsia"/>
+        </w:rPr>
+        <w:t>节点崩溃</w:t>
+      </w:r>
+      <w:r>
+        <w:rPr>
+          <w:rFonts w:hint="eastAsia"/>
+        </w:rPr>
+        <w:t>后重启的时间</w:t>
+      </w:r>
+      <w:r>
+        <w:rPr>
+          <w:rFonts w:hint="eastAsia"/>
+        </w:rPr>
+        <w:t>。</w:t>
+      </w:r>
+    </w:p>
+    <w:p/>
+    <w:p>
+      <w:r>
+        <w:rPr>
+          <w:rFonts w:hint="eastAsia"/>
+        </w:rPr>
+        <w:t>resetSnapshot</w:t>
+      </w:r>
+      <w:r>
+        <w:rPr>
+          <w:rFonts w:hint="eastAsia"/>
+        </w:rPr>
+        <w:t>时也会清除这个字段，并删除</w:t>
+      </w:r>
+      <w:r>
+        <w:rPr>
+          <w:rFonts w:hint="eastAsia"/>
+        </w:rPr>
+        <w:t>conf/run</w:t>
+      </w:r>
+      <w:r>
+        <w:rPr>
+          <w:rFonts w:hint="eastAsia"/>
+        </w:rPr>
+        <w:t>下面的记录。</w:t>
+      </w:r>
+    </w:p>
+    <w:p>
+      <w:pPr>
+        <w:pStyle w:val="Heading3"/>
       </w:pPr>
       <w:r>
         <w:rPr>
@@ -3276,54 +6150,191 @@
         <w:tabs>
           <w:tab w:val="left" w:pos="6443"/>
         </w:tabs>
-      </w:pPr>
-      <w:r>
-        <w:rPr>
-          <w:rFonts w:hint="eastAsia"/>
-        </w:rPr>
-        <w:t>data</w:t>
-      </w:r>
-      <w:r>
-        <w:rPr>
-          <w:rFonts w:hint="eastAsia"/>
-        </w:rPr>
-        <w:t>节点没有能力往其</w:t>
-      </w:r>
-      <w:commentRangeStart w:id="7"/>
-      <w:r>
-        <w:rPr>
-          <w:rFonts w:hint="eastAsia"/>
-        </w:rPr>
-        <w:t>他</w:t>
-      </w:r>
-      <w:r>
-        <w:rPr>
-          <w:rFonts w:hint="eastAsia"/>
-        </w:rPr>
-        <w:t>data</w:t>
-      </w:r>
-      <w:r>
-        <w:rPr>
-          <w:rFonts w:hint="eastAsia"/>
-        </w:rPr>
-        <w:t>主节点</w:t>
-      </w:r>
-      <w:commentRangeEnd w:id="7"/>
-      <w:r>
-        <w:rPr>
-          <w:rStyle w:val="CommentReference"/>
-        </w:rPr>
-        <w:commentReference w:id="7"/>
-      </w:r>
-      <w:r>
-        <w:rPr>
-          <w:rFonts w:hint="eastAsia"/>
-        </w:rPr>
-        <w:t>上发请求，因此不实现</w:t>
-      </w:r>
-      <w:r>
-        <w:tab/>
-      </w:r>
+        <w:rPr>
+          <w:rFonts w:hint="eastAsia"/>
+        </w:rPr>
+      </w:pPr>
+      <w:r>
+        <w:rPr>
+          <w:rFonts w:hint="eastAsia"/>
+        </w:rPr>
+        <w:t>与主节点的</w:t>
+      </w:r>
+      <w:r>
+        <w:rPr>
+          <w:rFonts w:hint="eastAsia"/>
+        </w:rPr>
+        <w:t>lsn</w:t>
+      </w:r>
+      <w:r>
+        <w:rPr>
+          <w:rFonts w:hint="eastAsia"/>
+        </w:rPr>
+        <w:t>差距</w:t>
+      </w:r>
+    </w:p>
+    <w:p>
+      <w:pPr>
+        <w:pStyle w:val="ListParagraph"/>
+        <w:numPr>
+          <w:ilvl w:val="0"/>
+          <w:numId w:val="37"/>
+        </w:numPr>
+        <w:tabs>
+          <w:tab w:val="left" w:pos="6443"/>
+        </w:tabs>
+        <w:ind w:firstLineChars="0"/>
+        <w:rPr>
+          <w:rFonts w:hint="eastAsia"/>
+        </w:rPr>
+      </w:pPr>
+      <w:r>
+        <w:rPr>
+          <w:rFonts w:hint="eastAsia"/>
+        </w:rPr>
+        <w:t>主节点：</w:t>
+      </w:r>
+      <w:r>
+        <w:rPr>
+          <w:rFonts w:hint="eastAsia"/>
+        </w:rPr>
+        <w:t>0</w:t>
+      </w:r>
+    </w:p>
+    <w:p>
+      <w:pPr>
+        <w:pStyle w:val="ListParagraph"/>
+        <w:numPr>
+          <w:ilvl w:val="0"/>
+          <w:numId w:val="37"/>
+        </w:numPr>
+        <w:tabs>
+          <w:tab w:val="left" w:pos="6443"/>
+        </w:tabs>
+        <w:ind w:firstLineChars="0"/>
+        <w:rPr>
+          <w:rFonts w:hint="eastAsia"/>
+        </w:rPr>
+      </w:pPr>
+      <w:r>
+        <w:rPr>
+          <w:rFonts w:hint="eastAsia"/>
+        </w:rPr>
+        <w:t>备节点：主节点心跳的</w:t>
+      </w:r>
+      <w:r>
+        <w:rPr>
+          <w:rFonts w:hint="eastAsia"/>
+        </w:rPr>
+        <w:t>expectLSN - expectLSN</w:t>
+      </w:r>
+    </w:p>
+    <w:p>
+      <w:pPr>
+        <w:tabs>
+          <w:tab w:val="left" w:pos="6443"/>
+        </w:tabs>
+        <w:rPr>
+          <w:rFonts w:hint="eastAsia"/>
+        </w:rPr>
+      </w:pPr>
+    </w:p>
+    <w:p>
+      <w:pPr>
+        <w:tabs>
+          <w:tab w:val="left" w:pos="6443"/>
+        </w:tabs>
+        <w:rPr>
+          <w:rFonts w:hint="eastAsia"/>
+        </w:rPr>
+      </w:pPr>
+      <w:r>
+        <w:rPr>
+          <w:rFonts w:hint="eastAsia"/>
+        </w:rPr>
+        <w:t>心跳间隔</w:t>
+      </w:r>
+      <w:r>
+        <w:rPr>
+          <w:rFonts w:hint="eastAsia"/>
+        </w:rPr>
+        <w:t>2s</w:t>
+      </w:r>
+      <w:r>
+        <w:rPr>
+          <w:rFonts w:hint="eastAsia"/>
+        </w:rPr>
+        <w:t>，所以主节点的</w:t>
+      </w:r>
+      <w:r>
+        <w:rPr>
+          <w:rFonts w:hint="eastAsia"/>
+        </w:rPr>
+        <w:t>lsn</w:t>
+      </w:r>
+      <w:r>
+        <w:rPr>
+          <w:rFonts w:hint="eastAsia"/>
+        </w:rPr>
+        <w:t>是</w:t>
+      </w:r>
+      <w:r>
+        <w:rPr>
+          <w:rFonts w:hint="eastAsia"/>
+        </w:rPr>
+        <w:t>2s</w:t>
+      </w:r>
+      <w:r>
+        <w:rPr>
+          <w:rFonts w:hint="eastAsia"/>
+        </w:rPr>
+        <w:t>前的，不是实时的。如果</w:t>
+      </w:r>
+      <w:r>
+        <w:rPr>
+          <w:rFonts w:hint="eastAsia"/>
+        </w:rPr>
+        <w:t>diffLSN &lt; 0</w:t>
+      </w:r>
+      <w:r>
+        <w:rPr>
+          <w:rFonts w:hint="eastAsia"/>
+        </w:rPr>
+        <w:t>，说明</w:t>
+      </w:r>
+      <w:r>
+        <w:rPr>
+          <w:rFonts w:hint="eastAsia"/>
+        </w:rPr>
+        <w:t>结果滞后了，把</w:t>
+      </w:r>
+      <w:r>
+        <w:rPr>
+          <w:rFonts w:hint="eastAsia"/>
+        </w:rPr>
+        <w:t>diffLSN</w:t>
+      </w:r>
+      <w:r>
+        <w:rPr>
+          <w:rFonts w:hint="eastAsia"/>
+        </w:rPr>
+        <w:t>置为</w:t>
+      </w:r>
+      <w:r>
+        <w:rPr>
+          <w:rFonts w:hint="eastAsia"/>
+        </w:rPr>
+        <w:t>0</w:t>
+      </w:r>
+    </w:p>
+    <w:p>
+      <w:pPr>
+        <w:pStyle w:val="ListParagraph"/>
+        <w:tabs>
+          <w:tab w:val="left" w:pos="6443"/>
+        </w:tabs>
+        <w:ind w:left="777" w:firstLineChars="0" w:firstLine="0"/>
+      </w:pPr>
     </w:p>
     <w:p>
       <w:pPr>
@@ -3411,6 +6422,9 @@
       <w:pPr>
         <w:pStyle w:val="ListParagraph"/>
         <w:ind w:left="777" w:firstLineChars="0" w:firstLine="0"/>
+        <w:rPr>
+          <w:rFonts w:hint="eastAsia"/>
+        </w:rPr>
       </w:pPr>
       <w:r>
         <w:rPr>
@@ -3445,12 +6459,574 @@
     </w:p>
     <w:p>
       <w:pPr>
+        <w:pStyle w:val="Heading3"/>
+      </w:pPr>
+      <w:r>
+        <w:rPr>
+          <w:rFonts w:hint="eastAsia"/>
+        </w:rPr>
+        <w:t>reset snapshot</w:t>
+      </w:r>
+    </w:p>
+    <w:p>
+      <w:pPr>
+        <w:pStyle w:val="ListParagraph"/>
+        <w:ind w:left="777" w:firstLineChars="0" w:firstLine="0"/>
+        <w:rPr>
+          <w:rFonts w:hint="eastAsia"/>
+        </w:rPr>
+      </w:pPr>
+      <w:r>
+        <w:rPr>
+          <w:rFonts w:hint="eastAsia"/>
+        </w:rPr>
+        <w:t>目前</w:t>
+      </w:r>
+      <w:r>
+        <w:rPr>
+          <w:rFonts w:hint="eastAsia"/>
+        </w:rPr>
+        <w:t>db.resetSnapshot([cond])</w:t>
+      </w:r>
+      <w:r>
+        <w:rPr>
+          <w:rFonts w:hint="eastAsia"/>
+        </w:rPr>
+        <w:t>中的</w:t>
+      </w:r>
+      <w:r>
+        <w:rPr>
+          <w:rFonts w:hint="eastAsia"/>
+        </w:rPr>
+        <w:t>cond</w:t>
+      </w:r>
+      <w:r>
+        <w:rPr>
+          <w:rFonts w:hint="eastAsia"/>
+        </w:rPr>
+        <w:t>参数是不生效的。资料有误。</w:t>
+      </w:r>
+    </w:p>
+    <w:p>
+      <w:pPr>
+        <w:pStyle w:val="ListParagraph"/>
+        <w:ind w:left="777" w:firstLineChars="0" w:firstLine="0"/>
+        <w:rPr>
+          <w:rFonts w:hint="eastAsia"/>
+        </w:rPr>
+      </w:pPr>
+      <w:r>
+        <w:rPr>
+          <w:rFonts w:hint="eastAsia"/>
+        </w:rPr>
+        <w:t>修改为：</w:t>
+      </w:r>
+    </w:p>
+    <w:p>
+      <w:pPr>
+        <w:pStyle w:val="ListParagraph"/>
+        <w:ind w:left="777" w:firstLineChars="0" w:firstLine="0"/>
+        <w:rPr>
+          <w:rFonts w:hint="eastAsia"/>
+        </w:rPr>
+      </w:pPr>
+      <w:r>
+        <w:rPr>
+          <w:rFonts w:hint="eastAsia"/>
+        </w:rPr>
+        <w:t>db.resetSnapshot([option])</w:t>
+      </w:r>
+    </w:p>
+    <w:tbl>
+      <w:tblPr>
+        <w:tblStyle w:val="TableGrid"/>
+        <w:tblW w:w="0" w:type="auto"/>
+        <w:tblInd w:w="777" w:type="dxa"/>
+        <w:tblLook w:val="04A0"/>
+      </w:tblPr>
+      <w:tblGrid>
+        <w:gridCol w:w="1033"/>
+        <w:gridCol w:w="3401"/>
+        <w:gridCol w:w="2127"/>
+        <w:gridCol w:w="1184"/>
+      </w:tblGrid>
+      <w:tr>
+        <w:tc>
+          <w:tcPr>
+            <w:tcW w:w="1033" w:type="dxa"/>
+          </w:tcPr>
+          <w:p>
+            <w:pPr>
+              <w:pStyle w:val="ListParagraph"/>
+              <w:ind w:left="0" w:firstLineChars="0" w:firstLine="0"/>
+            </w:pPr>
+            <w:r>
+              <w:rPr>
+                <w:rFonts w:hint="eastAsia"/>
+              </w:rPr>
+              <w:t>属性名</w:t>
+            </w:r>
+          </w:p>
+        </w:tc>
+        <w:tc>
+          <w:tcPr>
+            <w:tcW w:w="3401" w:type="dxa"/>
+          </w:tcPr>
+          <w:p>
+            <w:pPr>
+              <w:pStyle w:val="ListParagraph"/>
+              <w:ind w:left="0" w:firstLineChars="0" w:firstLine="0"/>
+            </w:pPr>
+            <w:r>
+              <w:rPr>
+                <w:rFonts w:hint="eastAsia"/>
+              </w:rPr>
+              <w:t>取值</w:t>
+            </w:r>
+          </w:p>
+        </w:tc>
+        <w:tc>
+          <w:tcPr>
+            <w:tcW w:w="2127" w:type="dxa"/>
+          </w:tcPr>
+          <w:p>
+            <w:pPr>
+              <w:pStyle w:val="ListParagraph"/>
+              <w:ind w:left="0" w:firstLineChars="0" w:firstLine="0"/>
+            </w:pPr>
+            <w:r>
+              <w:rPr>
+                <w:rFonts w:hint="eastAsia"/>
+              </w:rPr>
+              <w:t>默认值</w:t>
+            </w:r>
+          </w:p>
+        </w:tc>
+        <w:tc>
+          <w:tcPr>
+            <w:tcW w:w="1184" w:type="dxa"/>
+          </w:tcPr>
+          <w:p>
+            <w:pPr>
+              <w:pStyle w:val="ListParagraph"/>
+              <w:ind w:left="0" w:firstLineChars="0" w:firstLine="0"/>
+              <w:rPr>
+                <w:rFonts w:hint="eastAsia"/>
+              </w:rPr>
+            </w:pPr>
+            <w:r>
+              <w:rPr>
+                <w:rFonts w:hint="eastAsia"/>
+              </w:rPr>
+              <w:t>是否必填</w:t>
+            </w:r>
+          </w:p>
+        </w:tc>
+      </w:tr>
+      <w:tr>
+        <w:tc>
+          <w:tcPr>
+            <w:tcW w:w="1033" w:type="dxa"/>
+          </w:tcPr>
+          <w:p>
+            <w:pPr>
+              <w:pStyle w:val="ListParagraph"/>
+              <w:ind w:left="0" w:firstLineChars="0" w:firstLine="0"/>
+            </w:pPr>
+            <w:r>
+              <w:rPr>
+                <w:rFonts w:hint="eastAsia"/>
+              </w:rPr>
+              <w:t>Type</w:t>
+            </w:r>
+          </w:p>
+        </w:tc>
+        <w:tc>
+          <w:tcPr>
+            <w:tcW w:w="3401" w:type="dxa"/>
+          </w:tcPr>
+          <w:p>
+            <w:pPr>
+              <w:pStyle w:val="ListParagraph"/>
+              <w:ind w:left="0" w:firstLineChars="0" w:firstLine="0"/>
+              <w:rPr>
+                <w:rFonts w:hint="eastAsia"/>
+              </w:rPr>
+            </w:pPr>
+            <w:r>
+              <w:t>SDB_SNAP_ALL</w:t>
+            </w:r>
+          </w:p>
+          <w:p>
+            <w:pPr>
+              <w:pStyle w:val="ListParagraph"/>
+              <w:ind w:left="0" w:firstLineChars="0" w:firstLine="0"/>
+              <w:rPr>
+                <w:rFonts w:hint="eastAsia"/>
+              </w:rPr>
+            </w:pPr>
+            <w:r>
+              <w:t>SDB_SNAP_SESSIONS </w:t>
+            </w:r>
+          </w:p>
+          <w:p>
+            <w:pPr>
+              <w:pStyle w:val="ListParagraph"/>
+              <w:ind w:left="0" w:firstLineChars="0" w:firstLine="0"/>
+              <w:rPr>
+                <w:rFonts w:hint="eastAsia"/>
+              </w:rPr>
+            </w:pPr>
+            <w:r>
+              <w:t>SDB_SNAP_SESSIONS_CURRENT </w:t>
+            </w:r>
+          </w:p>
+          <w:p>
+            <w:pPr>
+              <w:pStyle w:val="ListParagraph"/>
+              <w:ind w:left="0" w:firstLineChars="0" w:firstLine="0"/>
+              <w:rPr>
+                <w:rFonts w:hint="eastAsia"/>
+              </w:rPr>
+            </w:pPr>
+            <w:r>
+              <w:t>SDB_SNAP_DATABASE </w:t>
+            </w:r>
+          </w:p>
+          <w:p>
+            <w:pPr>
+              <w:pStyle w:val="ListParagraph"/>
+              <w:ind w:left="0" w:firstLineChars="0" w:firstLine="0"/>
+            </w:pPr>
+            <w:r>
+              <w:t>SDB_SNAP_HEALTH </w:t>
+            </w:r>
+          </w:p>
+        </w:tc>
+        <w:tc>
+          <w:tcPr>
+            <w:tcW w:w="2127" w:type="dxa"/>
+          </w:tcPr>
+          <w:p>
+            <w:pPr>
+              <w:pStyle w:val="ListParagraph"/>
+              <w:ind w:left="0" w:firstLineChars="0" w:firstLine="0"/>
+            </w:pPr>
+            <w:r>
+              <w:t>SDB_SNAP_ALL</w:t>
+            </w:r>
+          </w:p>
+        </w:tc>
+        <w:tc>
+          <w:tcPr>
+            <w:tcW w:w="1184" w:type="dxa"/>
+          </w:tcPr>
+          <w:p>
+            <w:pPr>
+              <w:pStyle w:val="ListParagraph"/>
+              <w:ind w:left="0" w:firstLineChars="0" w:firstLine="0"/>
+            </w:pPr>
+            <w:r>
+              <w:rPr>
+                <w:rFonts w:hint="eastAsia"/>
+              </w:rPr>
+              <w:t>否</w:t>
+            </w:r>
+          </w:p>
+        </w:tc>
+      </w:tr>
+      <w:tr>
+        <w:tc>
+          <w:tcPr>
+            <w:tcW w:w="1033" w:type="dxa"/>
+          </w:tcPr>
+          <w:p>
+            <w:pPr>
+              <w:pStyle w:val="ListParagraph"/>
+              <w:ind w:left="0" w:firstLineChars="0" w:firstLine="0"/>
+            </w:pPr>
+            <w:r>
+              <w:rPr>
+                <w:rFonts w:hint="eastAsia"/>
+              </w:rPr>
+              <w:t>SessionID</w:t>
+            </w:r>
+          </w:p>
+        </w:tc>
+        <w:tc>
+          <w:tcPr>
+            <w:tcW w:w="3401" w:type="dxa"/>
+          </w:tcPr>
+          <w:p>
+            <w:pPr>
+              <w:pStyle w:val="ListParagraph"/>
+              <w:ind w:left="0" w:firstLineChars="0" w:firstLine="0"/>
+            </w:pPr>
+            <w:r>
+              <w:rPr>
+                <w:rFonts w:hint="eastAsia"/>
+              </w:rPr>
+              <w:t>会话号（大于</w:t>
+            </w:r>
+            <w:r>
+              <w:rPr>
+                <w:rFonts w:hint="eastAsia"/>
+              </w:rPr>
+              <w:t>0</w:t>
+            </w:r>
+            <w:r>
+              <w:rPr>
+                <w:rFonts w:hint="eastAsia"/>
+              </w:rPr>
+              <w:t>）</w:t>
+            </w:r>
+          </w:p>
+        </w:tc>
+        <w:tc>
+          <w:tcPr>
+            <w:tcW w:w="2127" w:type="dxa"/>
+          </w:tcPr>
+          <w:p>
+            <w:pPr>
+              <w:pStyle w:val="ListParagraph"/>
+              <w:ind w:left="0" w:firstLineChars="0" w:firstLine="0"/>
+            </w:pPr>
+            <w:r>
+              <w:rPr>
+                <w:rFonts w:hint="eastAsia"/>
+              </w:rPr>
+              <w:t>所有会话</w:t>
+            </w:r>
+          </w:p>
+        </w:tc>
+        <w:tc>
+          <w:tcPr>
+            <w:tcW w:w="1184" w:type="dxa"/>
+          </w:tcPr>
+          <w:p>
+            <w:pPr>
+              <w:pStyle w:val="ListParagraph"/>
+              <w:ind w:left="0" w:firstLineChars="0" w:firstLine="0"/>
+            </w:pPr>
+            <w:r>
+              <w:rPr>
+                <w:rFonts w:hint="eastAsia"/>
+              </w:rPr>
+              <w:t>否</w:t>
+            </w:r>
+          </w:p>
+        </w:tc>
+      </w:tr>
+    </w:tbl>
+    <w:p>
+      <w:pPr>
+        <w:pStyle w:val="ListParagraph"/>
+        <w:ind w:left="777" w:firstLineChars="0" w:firstLine="0"/>
+        <w:rPr>
+          <w:rFonts w:hint="eastAsia"/>
+        </w:rPr>
+      </w:pPr>
+      <w:r>
+        <w:rPr>
+          <w:rFonts w:hint="eastAsia"/>
+        </w:rPr>
+        <w:t>限制：</w:t>
+      </w:r>
+    </w:p>
+    <w:p>
+      <w:pPr>
+        <w:pStyle w:val="ListParagraph"/>
+        <w:numPr>
+          <w:ilvl w:val="0"/>
+          <w:numId w:val="38"/>
+        </w:numPr>
+        <w:ind w:firstLineChars="0"/>
+        <w:rPr>
+          <w:rFonts w:hint="eastAsia"/>
+        </w:rPr>
+      </w:pPr>
+      <w:r>
+        <w:t>SessionID</w:t>
+      </w:r>
+      <w:r>
+        <w:t>只有在</w:t>
+      </w:r>
+      <w:r>
+        <w:t>Type</w:t>
+      </w:r>
+      <w:r>
+        <w:rPr>
+          <w:rFonts w:hint="eastAsia"/>
+        </w:rPr>
+        <w:t>:</w:t>
+      </w:r>
+      <w:r>
+        <w:t>SDB_SNAP_SESSIONS</w:t>
+      </w:r>
+      <w:r>
+        <w:t>时才生效，否则报错</w:t>
+      </w:r>
+      <w:r>
+        <w:t>-6 </w:t>
+      </w:r>
+    </w:p>
+    <w:p>
+      <w:pPr>
+        <w:pStyle w:val="ListParagraph"/>
+        <w:numPr>
+          <w:ilvl w:val="0"/>
+          <w:numId w:val="38"/>
+        </w:numPr>
+        <w:ind w:firstLineChars="0"/>
+        <w:rPr>
+          <w:rFonts w:hint="eastAsia"/>
+        </w:rPr>
+      </w:pPr>
+      <w:r>
+        <w:t>重置</w:t>
+      </w:r>
+      <w:r>
+        <w:t xml:space="preserve">SESSIONS </w:t>
+      </w:r>
+      <w:r>
+        <w:t>与</w:t>
+      </w:r>
+      <w:r>
+        <w:t xml:space="preserve"> DATABASE </w:t>
+      </w:r>
+      <w:r>
+        <w:t>并不相互影响，如重置某个</w:t>
+      </w:r>
+      <w:r>
+        <w:t>session</w:t>
+      </w:r>
+      <w:r>
+        <w:t>的快照后，不影响</w:t>
+      </w:r>
+      <w:r>
+        <w:t>database</w:t>
+      </w:r>
+      <w:r>
+        <w:t>的结果</w:t>
+      </w:r>
+      <w:r>
+        <w:t> </w:t>
+      </w:r>
+    </w:p>
+    <w:p>
+      <w:pPr>
+        <w:pStyle w:val="ListParagraph"/>
+        <w:numPr>
+          <w:ilvl w:val="0"/>
+          <w:numId w:val="38"/>
+        </w:numPr>
+        <w:ind w:firstLineChars="0"/>
+        <w:rPr>
+          <w:rFonts w:hint="eastAsia"/>
+        </w:rPr>
+      </w:pPr>
+      <w:r>
+        <w:t xml:space="preserve">sdb shell </w:t>
+      </w:r>
+      <w:r>
+        <w:t>和各驱动需要新增宏</w:t>
+      </w:r>
+      <w:r>
+        <w:t>/</w:t>
+      </w:r>
+      <w:r>
+        <w:t>变量</w:t>
+      </w:r>
+      <w:r>
+        <w:t xml:space="preserve"> SDB_SNAP_ALL</w:t>
+      </w:r>
+    </w:p>
+    <w:p>
+      <w:pPr>
+        <w:pStyle w:val="ListParagraph"/>
+        <w:numPr>
+          <w:ilvl w:val="0"/>
+          <w:numId w:val="38"/>
+        </w:numPr>
+        <w:ind w:firstLineChars="0"/>
+        <w:rPr>
+          <w:rFonts w:hint="eastAsia"/>
+        </w:rPr>
+      </w:pPr>
+      <w:r>
+        <w:rPr>
+          <w:rFonts w:hint="eastAsia"/>
+        </w:rPr>
+        <w:t>reset snapshot health</w:t>
+      </w:r>
+      <w:r>
+        <w:rPr>
+          <w:rFonts w:hint="eastAsia"/>
+        </w:rPr>
+        <w:t>：清除</w:t>
+      </w:r>
+      <w:r>
+        <w:rPr>
+          <w:rFonts w:hint="eastAsia"/>
+        </w:rPr>
+        <w:t>ErrNum StartHistory</w:t>
+      </w:r>
+      <w:r>
+        <w:rPr>
+          <w:rFonts w:hint="eastAsia"/>
+        </w:rPr>
+        <w:t xml:space="preserve"> CrashHistory</w:t>
+      </w:r>
+      <w:r>
+        <w:rPr>
+          <w:rFonts w:hint="eastAsia"/>
+        </w:rPr>
+        <w:t xml:space="preserve"> </w:t>
+      </w:r>
+    </w:p>
+    <w:p>
+      <w:pPr>
+        <w:pStyle w:val="ListParagraph"/>
+        <w:numPr>
+          <w:ilvl w:val="0"/>
+          <w:numId w:val="38"/>
+        </w:numPr>
+        <w:ind w:firstLineChars="0"/>
+      </w:pPr>
+      <w:r>
+        <w:rPr>
+          <w:rFonts w:hint="eastAsia"/>
+        </w:rPr>
+        <w:t>reset</w:t>
+      </w:r>
+      <w:r>
+        <w:rPr>
+          <w:rFonts w:hint="eastAsia"/>
+        </w:rPr>
+        <w:t>也支持命令位置参数，默认清除所有节点的快照（包括</w:t>
+      </w:r>
+      <w:r>
+        <w:rPr>
+          <w:rFonts w:hint="eastAsia"/>
+        </w:rPr>
+        <w:t>coord</w:t>
+      </w:r>
+      <w:r>
+        <w:rPr>
+          <w:rFonts w:hint="eastAsia"/>
+        </w:rPr>
+        <w:t>）</w:t>
+      </w:r>
+    </w:p>
+    <w:p>
+      <w:pPr>
         <w:pStyle w:val="Heading2"/>
       </w:pPr>
       <w:r>
         <w:rPr>
           <w:rFonts w:hint="eastAsia"/>
         </w:rPr>
+        <w:lastRenderedPageBreak/>
         <w:t>资源不足时</w:t>
       </w:r>
     </w:p>
@@ -3925,7 +7501,6 @@
         <w:rPr>
           <w:rFonts w:hint="eastAsia"/>
         </w:rPr>
-        <w:lastRenderedPageBreak/>
         <w:tab/>
       </w:r>
       <w:r>
@@ -4075,7 +7650,11 @@
         <w:ind w:left="777" w:firstLineChars="0" w:firstLine="0"/>
       </w:pPr>
       <w:r>
-        <w:t>Failed to create new agent: boost::thread_resource_error: Resource temporarily unavailable</w:t>
+        <w:t xml:space="preserve">Failed to create new agent: boost::thread_resource_error: Resource temporarily </w:t>
+      </w:r>
+      <w:r>
+        <w:lastRenderedPageBreak/>
+        <w:t>unavailable</w:t>
       </w:r>
     </w:p>
     <w:p>
@@ -4523,7 +8102,13 @@
               <w:rPr>
                 <w:rFonts w:hint="eastAsia"/>
               </w:rPr>
-              <w:t>点名报道</w:t>
+              <w:t>点名报</w:t>
+            </w:r>
+            <w:r>
+              <w:rPr>
+                <w:rFonts w:hint="eastAsia"/>
+              </w:rPr>
+              <w:t>到</w:t>
             </w:r>
           </w:p>
         </w:tc>
@@ -4620,9 +8205,6 @@
           <w:p>
             <w:pPr>
               <w:ind w:left="0"/>
-              <w:rPr>
-                <w:rFonts w:hint="eastAsia"/>
-              </w:rPr>
             </w:pPr>
             <w:r>
               <w:rPr>
@@ -4639,9 +8221,6 @@
           <w:p>
             <w:pPr>
               <w:ind w:left="0"/>
-              <w:rPr>
-                <w:rFonts w:hint="eastAsia"/>
-              </w:rPr>
             </w:pPr>
             <w:r>
               <w:rPr>
@@ -4658,9 +8237,6 @@
           <w:p>
             <w:pPr>
               <w:ind w:left="0"/>
-              <w:rPr>
-                <w:rFonts w:hint="eastAsia"/>
-              </w:rPr>
             </w:pPr>
             <w:r>
               <w:t>F</w:t>
@@ -4736,7 +8312,6 @@
         <w:rPr>
           <w:rFonts w:hint="eastAsia"/>
         </w:rPr>
-        <w:lastRenderedPageBreak/>
         <w:t>验收</w:t>
       </w:r>
       <w:r>
@@ -5200,6 +8775,7 @@
               <w:rPr>
                 <w:rFonts w:hint="eastAsia"/>
               </w:rPr>
+              <w:lastRenderedPageBreak/>
               <w:t>2.cl.putLob()</w:t>
             </w:r>
           </w:p>
@@ -5243,6 +8819,7 @@
               <w:ind w:left="0"/>
             </w:pPr>
             <w:r>
+              <w:lastRenderedPageBreak/>
               <w:t>C</w:t>
             </w:r>
             <w:r>
@@ -5269,6 +8846,7 @@
               <w:ind w:left="0"/>
             </w:pPr>
             <w:r>
+              <w:lastRenderedPageBreak/>
               <w:t>D</w:t>
             </w:r>
             <w:r>
@@ -5306,6 +8884,7 @@
               <w:rPr>
                 <w:rFonts w:hint="eastAsia"/>
               </w:rPr>
+              <w:lastRenderedPageBreak/>
               <w:t>4</w:t>
             </w:r>
           </w:p>
@@ -5821,6 +9400,358 @@
             </w:r>
             <w:r>
               <w:t>Repaire</w:t>
+            </w:r>
+          </w:p>
+        </w:tc>
+      </w:tr>
+      <w:tr>
+        <w:tc>
+          <w:tcPr>
+            <w:tcW w:w="460" w:type="dxa"/>
+            <w:shd w:val="clear" w:color="auto" w:fill="auto"/>
+          </w:tcPr>
+          <w:p>
+            <w:pPr>
+              <w:ind w:left="0"/>
+              <w:rPr>
+                <w:rFonts w:hint="eastAsia"/>
+              </w:rPr>
+            </w:pPr>
+            <w:r>
+              <w:rPr>
+                <w:rFonts w:hint="eastAsia"/>
+              </w:rPr>
+              <w:t>7</w:t>
+            </w:r>
+          </w:p>
+        </w:tc>
+        <w:tc>
+          <w:tcPr>
+            <w:tcW w:w="2184" w:type="dxa"/>
+            <w:shd w:val="clear" w:color="auto" w:fill="auto"/>
+          </w:tcPr>
+          <w:p>
+            <w:pPr>
+              <w:ind w:left="0"/>
+              <w:rPr>
+                <w:rFonts w:hint="eastAsia"/>
+              </w:rPr>
+            </w:pPr>
+            <w:r>
+              <w:rPr>
+                <w:rFonts w:hint="eastAsia"/>
+              </w:rPr>
+              <w:t>主备节点数据差异</w:t>
+            </w:r>
+          </w:p>
+        </w:tc>
+        <w:tc>
+          <w:tcPr>
+            <w:tcW w:w="3628" w:type="dxa"/>
+            <w:shd w:val="clear" w:color="auto" w:fill="auto"/>
+          </w:tcPr>
+          <w:p>
+            <w:pPr>
+              <w:ind w:left="0"/>
+              <w:rPr>
+                <w:rFonts w:hint="eastAsia"/>
+              </w:rPr>
+            </w:pPr>
+            <w:r>
+              <w:rPr>
+                <w:rFonts w:hint="eastAsia"/>
+              </w:rPr>
+              <w:t>灌数据，查看</w:t>
+            </w:r>
+            <w:r>
+              <w:rPr>
+                <w:rFonts w:hint="eastAsia"/>
+              </w:rPr>
+              <w:t>DiffLSNWithPrimary</w:t>
+            </w:r>
+          </w:p>
+        </w:tc>
+        <w:tc>
+          <w:tcPr>
+            <w:tcW w:w="1893" w:type="dxa"/>
+            <w:shd w:val="clear" w:color="auto" w:fill="auto"/>
+          </w:tcPr>
+          <w:p>
+            <w:pPr>
+              <w:ind w:left="0"/>
+            </w:pPr>
+            <w:r>
+              <w:rPr>
+                <w:rFonts w:hint="eastAsia"/>
+              </w:rPr>
+              <w:t>有时能看到</w:t>
+            </w:r>
+            <w:r>
+              <w:rPr>
+                <w:rFonts w:hint="eastAsia"/>
+              </w:rPr>
+              <w:t>lsn</w:t>
+            </w:r>
+            <w:r>
+              <w:rPr>
+                <w:rFonts w:hint="eastAsia"/>
+              </w:rPr>
+              <w:t>差异，有时为</w:t>
+            </w:r>
+            <w:r>
+              <w:rPr>
+                <w:rFonts w:hint="eastAsia"/>
+              </w:rPr>
+              <w:t>0</w:t>
+            </w:r>
+          </w:p>
+        </w:tc>
+      </w:tr>
+      <w:tr>
+        <w:tc>
+          <w:tcPr>
+            <w:tcW w:w="460" w:type="dxa"/>
+            <w:shd w:val="clear" w:color="auto" w:fill="auto"/>
+          </w:tcPr>
+          <w:p>
+            <w:pPr>
+              <w:ind w:left="0"/>
+              <w:rPr>
+                <w:rFonts w:hint="eastAsia"/>
+              </w:rPr>
+            </w:pPr>
+            <w:r>
+              <w:rPr>
+                <w:rFonts w:hint="eastAsia"/>
+              </w:rPr>
+              <w:t>8</w:t>
+            </w:r>
+          </w:p>
+        </w:tc>
+        <w:tc>
+          <w:tcPr>
+            <w:tcW w:w="2184" w:type="dxa"/>
+            <w:shd w:val="clear" w:color="auto" w:fill="auto"/>
+          </w:tcPr>
+          <w:p>
+            <w:pPr>
+              <w:ind w:left="0"/>
+              <w:rPr>
+                <w:rFonts w:hint="eastAsia"/>
+              </w:rPr>
+            </w:pPr>
+            <w:r>
+              <w:t>vm</w:t>
+            </w:r>
+            <w:r>
+              <w:rPr>
+                <w:rFonts w:hint="eastAsia"/>
+              </w:rPr>
+              <w:t>不足</w:t>
+            </w:r>
+          </w:p>
+        </w:tc>
+        <w:tc>
+          <w:tcPr>
+            <w:tcW w:w="3628" w:type="dxa"/>
+            <w:shd w:val="clear" w:color="auto" w:fill="auto"/>
+          </w:tcPr>
+          <w:p>
+            <w:pPr>
+              <w:ind w:left="0"/>
+              <w:rPr>
+                <w:rFonts w:hint="eastAsia"/>
+              </w:rPr>
+            </w:pPr>
+            <w:r>
+              <w:rPr>
+                <w:rFonts w:hint="eastAsia"/>
+              </w:rPr>
+              <w:t>1.</w:t>
+            </w:r>
+            <w:r>
+              <w:rPr>
+                <w:rFonts w:hint="eastAsia"/>
+              </w:rPr>
+              <w:t>设置</w:t>
+            </w:r>
+            <w:r>
+              <w:rPr>
+                <w:rFonts w:hint="eastAsia"/>
+              </w:rPr>
+              <w:t>overcommit_mode</w:t>
+            </w:r>
+            <w:r>
+              <w:rPr>
+                <w:rFonts w:hint="eastAsia"/>
+              </w:rPr>
+              <w:t>为</w:t>
+            </w:r>
+            <w:r>
+              <w:rPr>
+                <w:rFonts w:hint="eastAsia"/>
+              </w:rPr>
+              <w:t>20</w:t>
+            </w:r>
+          </w:p>
+          <w:p>
+            <w:pPr>
+              <w:ind w:left="0"/>
+              <w:rPr>
+                <w:rFonts w:hint="eastAsia"/>
+              </w:rPr>
+            </w:pPr>
+            <w:r>
+              <w:t>over</w:t>
+            </w:r>
+            <w:r>
+              <w:rPr>
+                <w:rFonts w:hint="eastAsia"/>
+              </w:rPr>
+              <w:t>commit_ratio</w:t>
+            </w:r>
+            <w:r>
+              <w:rPr>
+                <w:rFonts w:hint="eastAsia"/>
+              </w:rPr>
+              <w:t>为</w:t>
+            </w:r>
+            <w:r>
+              <w:rPr>
+                <w:rFonts w:hint="eastAsia"/>
+              </w:rPr>
+              <w:t xml:space="preserve">50 </w:t>
+            </w:r>
+          </w:p>
+          <w:p>
+            <w:pPr>
+              <w:ind w:left="0"/>
+              <w:rPr>
+                <w:rFonts w:hint="eastAsia"/>
+              </w:rPr>
+            </w:pPr>
+            <w:r>
+              <w:rPr>
+                <w:rFonts w:hint="eastAsia"/>
+              </w:rPr>
+              <w:t>2.</w:t>
+            </w:r>
+            <w:r>
+              <w:rPr>
+                <w:rFonts w:hint="eastAsia"/>
+              </w:rPr>
+              <w:t>设置</w:t>
+            </w:r>
+            <w:r>
+              <w:rPr>
+                <w:rFonts w:hint="eastAsia"/>
+              </w:rPr>
+              <w:t xml:space="preserve">ulimit </w:t>
+            </w:r>
+            <w:r>
+              <w:t>–</w:t>
+            </w:r>
+            <w:r>
+              <w:rPr>
+                <w:rFonts w:hint="eastAsia"/>
+              </w:rPr>
+              <w:t>v 2750000</w:t>
+            </w:r>
+          </w:p>
+          <w:p>
+            <w:pPr>
+              <w:ind w:left="0"/>
+              <w:rPr>
+                <w:rFonts w:hint="eastAsia"/>
+              </w:rPr>
+            </w:pPr>
+            <w:r>
+              <w:rPr>
+                <w:rFonts w:hint="eastAsia"/>
+              </w:rPr>
+              <w:t>3.</w:t>
+            </w:r>
+            <w:r>
+              <w:rPr>
+                <w:rFonts w:hint="eastAsia"/>
+              </w:rPr>
+              <w:t>重启节点</w:t>
+            </w:r>
+          </w:p>
+          <w:p>
+            <w:pPr>
+              <w:ind w:left="0"/>
+              <w:rPr>
+                <w:rFonts w:hint="eastAsia"/>
+              </w:rPr>
+            </w:pPr>
+            <w:r>
+              <w:rPr>
+                <w:rFonts w:hint="eastAsia"/>
+              </w:rPr>
+              <w:t>4.</w:t>
+            </w:r>
+            <w:r>
+              <w:rPr>
+                <w:rFonts w:hint="eastAsia"/>
+              </w:rPr>
+              <w:t>灌数据</w:t>
+            </w:r>
+          </w:p>
+        </w:tc>
+        <w:tc>
+          <w:tcPr>
+            <w:tcW w:w="1893" w:type="dxa"/>
+            <w:shd w:val="clear" w:color="auto" w:fill="auto"/>
+          </w:tcPr>
+          <w:p>
+            <w:pPr>
+              <w:ind w:left="0"/>
+              <w:rPr>
+                <w:rFonts w:hint="eastAsia"/>
+              </w:rPr>
+            </w:pPr>
+            <w:r>
+              <w:rPr>
+                <w:rFonts w:hint="eastAsia"/>
+              </w:rPr>
+              <w:t>当</w:t>
+            </w:r>
+            <w:r>
+              <w:rPr>
+                <w:rFonts w:hint="eastAsia"/>
+              </w:rPr>
+              <w:t>loadPercentVM</w:t>
+            </w:r>
+            <w:r>
+              <w:rPr>
+                <w:rFonts w:hint="eastAsia"/>
+              </w:rPr>
+              <w:t>快达到</w:t>
+            </w:r>
+            <w:r>
+              <w:rPr>
+                <w:rFonts w:hint="eastAsia"/>
+              </w:rPr>
+              <w:t>100</w:t>
+            </w:r>
+            <w:r>
+              <w:rPr>
+                <w:rFonts w:hint="eastAsia"/>
+              </w:rPr>
+              <w:t>时，插入记录</w:t>
+            </w:r>
+            <w:r>
+              <w:rPr>
+                <w:rFonts w:hint="eastAsia"/>
+              </w:rPr>
+              <w:t>报</w:t>
+            </w:r>
+            <w:r>
+              <w:rPr>
+                <w:rFonts w:hint="eastAsia"/>
+              </w:rPr>
+              <w:t>-2</w:t>
             </w:r>
           </w:p>
         </w:tc>
@@ -6308,7 +10239,6 @@
         <w:rPr>
           <w:rFonts w:hint="eastAsia"/>
         </w:rPr>
-        <w:lastRenderedPageBreak/>
         <w:t>九、计划时间</w:t>
       </w:r>
     </w:p>
@@ -6491,7 +10421,7 @@
 
 <file path=word/comments.xml><?xml version="1.0" encoding="utf-8"?>
 <w:comments xmlns:ve="http://schemas.openxmlformats.org/markup-compatibility/2006" xmlns:o="urn:schemas-microsoft-com:office:office" xmlns:r="http://schemas.openxmlformats.org/officeDocument/2006/relationships" xmlns:m="http://schemas.openxmlformats.org/officeDocument/2006/math" xmlns:v="urn:schemas-microsoft-com:vml" xmlns:wp="http://schemas.openxmlformats.org/drawingml/2006/wordprocessingDrawing" xmlns:w10="urn:schemas-microsoft-com:office:word" xmlns:w="http://schemas.openxmlformats.org/wordprocessingml/2006/main" xmlns:wne="http://schemas.microsoft.com/office/word/2006/wordml">
-  <w:comment w:id="0" w:author="yuting" w:date="2017-11-30T19:03:00Z" w:initials="y">
+  <w:comment w:id="0" w:author="yuting" w:date="2017-12-02T10:23:00Z" w:initials="y">
     <w:p>
       <w:pPr>
         <w:pStyle w:val="CommentText"/>
@@ -6502,39 +10432,13 @@
         </w:rPr>
         <w:annotationRef/>
       </w:r>
-      <w:r>
-        <w:rPr>
-          <w:rFonts w:hint="eastAsia"/>
-        </w:rPr>
-        <w:t>只留</w:t>
-      </w:r>
-      <w:r>
-        <w:rPr>
-          <w:rFonts w:hint="eastAsia"/>
-        </w:rPr>
-        <w:t>soft</w:t>
-      </w:r>
-    </w:p>
-  </w:comment>
-  <w:comment w:id="1" w:author="yuting" w:date="2017-11-30T19:13:00Z" w:initials="y">
+    </w:p>
     <w:p>
       <w:pPr>
         <w:pStyle w:val="CommentText"/>
-        <w:rPr>
-          <w:rFonts w:hint="eastAsia"/>
-        </w:rPr>
-      </w:pPr>
-      <w:r>
-        <w:rPr>
-          <w:rStyle w:val="CommentReference"/>
-        </w:rPr>
-        <w:annotationRef/>
-      </w:r>
-      <w:r>
-        <w:rPr>
-          <w:rFonts w:hint="eastAsia"/>
-        </w:rPr>
-        <w:t>OVERCOMMIT RATIO</w:t>
+      </w:pPr>
+      <w:r>
+        <w:t xml:space="preserve">pmdCBMgrEntryPoint.cpp </w:t>
       </w:r>
     </w:p>
     <w:p>
@@ -6545,237 +10449,26 @@
         <w:rPr>
           <w:rFonts w:hint="eastAsia"/>
         </w:rPr>
-        <w:t>可以配置不从</w:t>
-      </w:r>
-      <w:r>
-        <w:rPr>
-          <w:rFonts w:hint="eastAsia"/>
-        </w:rPr>
-        <w:t>swap</w:t>
-      </w:r>
-      <w:r>
-        <w:rPr>
-          <w:rFonts w:hint="eastAsia"/>
-        </w:rPr>
-        <w:t>分配</w:t>
-      </w:r>
-    </w:p>
-  </w:comment>
-  <w:comment w:id="2" w:author="yuting" w:date="2017-11-30T19:28:00Z" w:initials="y">
+        <w:t>pmdAgen.cpp</w:t>
+      </w:r>
+    </w:p>
     <w:p>
       <w:pPr>
         <w:pStyle w:val="CommentText"/>
       </w:pPr>
       <w:r>
         <w:rPr>
-          <w:rStyle w:val="CommentReference"/>
-        </w:rPr>
-        <w:annotationRef/>
-      </w:r>
-      <w:r>
-        <w:rPr>
-          <w:rFonts w:hint="eastAsia"/>
-        </w:rPr>
-        <w:t>加上</w:t>
-      </w:r>
-      <w:r>
-        <w:rPr>
-          <w:rFonts w:hint="eastAsia"/>
-        </w:rPr>
-        <w:t>coord</w:t>
-      </w:r>
-    </w:p>
-  </w:comment>
-  <w:comment w:id="3" w:author="yuting" w:date="2017-11-30T19:29:00Z" w:initials="y">
+          <w:rFonts w:hint="eastAsia"/>
+        </w:rPr>
+        <w:t>pmdBackGround.cpp</w:t>
+      </w:r>
+    </w:p>
     <w:p>
       <w:pPr>
         <w:pStyle w:val="CommentText"/>
       </w:pPr>
       <w:r>
-        <w:rPr>
-          <w:rStyle w:val="CommentReference"/>
-        </w:rPr>
-        <w:annotationRef/>
-      </w:r>
-      <w:r>
-        <w:rPr>
-          <w:rFonts w:hint="eastAsia"/>
-        </w:rPr>
-        <w:t>也有</w:t>
-      </w:r>
-    </w:p>
-  </w:comment>
-  <w:comment w:id="4" w:author="yuting" w:date="2017-12-02T10:07:00Z" w:initials="y">
-    <w:p>
-      <w:pPr>
-        <w:pStyle w:val="CommentText"/>
-      </w:pPr>
-      <w:r>
-        <w:rPr>
-          <w:rStyle w:val="CommentReference"/>
-        </w:rPr>
-        <w:annotationRef/>
-      </w:r>
-      <w:r>
-        <w:rPr>
-          <w:rFonts w:hint="eastAsia"/>
-        </w:rPr>
-        <w:t>init</w:t>
-      </w:r>
-      <w:r>
-        <w:rPr>
-          <w:rFonts w:hint="eastAsia"/>
-        </w:rPr>
-        <w:t xml:space="preserve"> </w:t>
-      </w:r>
-      <w:r>
-        <w:rPr>
-          <w:rFonts w:hint="eastAsia"/>
-        </w:rPr>
-        <w:t>放在</w:t>
-      </w:r>
-      <w:r>
-        <w:rPr>
-          <w:rFonts w:hint="eastAsia"/>
-        </w:rPr>
-        <w:t>sys</w:t>
-      </w:r>
-      <w:r>
-        <w:rPr>
-          <w:rFonts w:hint="eastAsia"/>
-        </w:rPr>
-        <w:t>构造函数里面做</w:t>
-      </w:r>
-      <w:r>
-        <w:rPr>
-          <w:rFonts w:hint="eastAsia"/>
-        </w:rPr>
-        <w:t>，防止</w:t>
-      </w:r>
-      <w:r>
-        <w:rPr>
-          <w:rFonts w:hint="eastAsia"/>
-        </w:rPr>
-        <w:t>get</w:t>
-      </w:r>
-      <w:r>
-        <w:rPr>
-          <w:rFonts w:hint="eastAsia"/>
-        </w:rPr>
-        <w:t>的时候还没初始化</w:t>
-      </w:r>
-    </w:p>
-  </w:comment>
-  <w:comment w:id="5" w:author="yuting" w:date="2017-12-02T10:23:00Z" w:initials="y">
-    <w:p>
-      <w:pPr>
-        <w:pStyle w:val="CommentText"/>
-        <w:rPr>
-          <w:rFonts w:hint="eastAsia"/>
-        </w:rPr>
-      </w:pPr>
-      <w:r>
-        <w:rPr>
-          <w:rStyle w:val="CommentReference"/>
-        </w:rPr>
-        <w:annotationRef/>
-      </w:r>
-    </w:p>
-    <w:p>
-      <w:pPr>
-        <w:pStyle w:val="CommentText"/>
-        <w:rPr>
-          <w:rFonts w:hint="eastAsia"/>
-        </w:rPr>
-      </w:pPr>
-      <w:r>
-        <w:t xml:space="preserve">pmdCBMgrEntryPoint.cpp </w:t>
-      </w:r>
-    </w:p>
-    <w:p>
-      <w:pPr>
-        <w:pStyle w:val="CommentText"/>
-        <w:rPr>
-          <w:rFonts w:hint="eastAsia"/>
-        </w:rPr>
-      </w:pPr>
-      <w:r>
-        <w:rPr>
-          <w:rFonts w:hint="eastAsia"/>
-        </w:rPr>
-        <w:t>pmdAgen.cpp</w:t>
-      </w:r>
-    </w:p>
-    <w:p>
-      <w:pPr>
-        <w:pStyle w:val="CommentText"/>
-        <w:rPr>
-          <w:rFonts w:hint="eastAsia"/>
-        </w:rPr>
-      </w:pPr>
-      <w:r>
-        <w:rPr>
-          <w:rFonts w:hint="eastAsia"/>
-        </w:rPr>
-        <w:t>pmdBackGround.cpp</w:t>
-      </w:r>
-    </w:p>
-    <w:p>
-      <w:pPr>
-        <w:pStyle w:val="CommentText"/>
-      </w:pPr>
-      <w:r>
         <w:t xml:space="preserve">pmdAsyncSessionAgent.cpp </w:t>
-      </w:r>
-    </w:p>
-  </w:comment>
-  <w:comment w:id="6" w:author="yuting" w:date="2017-12-02T10:20:00Z" w:initials="y">
-    <w:p>
-      <w:pPr>
-        <w:pStyle w:val="CommentText"/>
-      </w:pPr>
-      <w:r>
-        <w:rPr>
-          <w:rStyle w:val="CommentReference"/>
-        </w:rPr>
-        <w:annotationRef/>
-      </w:r>
-      <w:r>
-        <w:rPr>
-          <w:rFonts w:hint="eastAsia"/>
-        </w:rPr>
-        <w:t>资料有没有写错？？</w:t>
-      </w:r>
-    </w:p>
-  </w:comment>
-  <w:comment w:id="7" w:author="yuting" w:date="2017-12-02T10:41:00Z" w:initials="y">
-    <w:p>
-      <w:pPr>
-        <w:pStyle w:val="CommentText"/>
-      </w:pPr>
-      <w:r>
-        <w:rPr>
-          <w:rStyle w:val="CommentReference"/>
-        </w:rPr>
-        <w:annotationRef/>
-      </w:r>
-      <w:r>
-        <w:rPr>
-          <w:rFonts w:hint="eastAsia"/>
-        </w:rPr>
-        <w:t>心跳中有</w:t>
-      </w:r>
-      <w:r>
-        <w:rPr>
-          <w:rFonts w:hint="eastAsia"/>
-        </w:rPr>
-        <w:t>lsn</w:t>
-      </w:r>
-      <w:r>
-        <w:rPr>
-          <w:rFonts w:hint="eastAsia"/>
-        </w:rPr>
-        <w:t>，看能不能做</w:t>
       </w:r>
     </w:p>
   </w:comment>
@@ -7135,6 +10828,119 @@
     </w:lvl>
   </w:abstractNum>
   <w:abstractNum w:abstractNumId="3">
+    <w:nsid w:val="145378DB"/>
+    <w:multiLevelType w:val="hybridMultilevel"/>
+    <w:tmpl w:val="D7347C2A"/>
+    <w:lvl w:ilvl="0" w:tplc="0409000B">
+      <w:start w:val="1"/>
+      <w:numFmt w:val="bullet"/>
+      <w:lvlText w:val=""/>
+      <w:lvlJc w:val="left"/>
+      <w:pPr>
+        <w:ind w:left="1197" w:hanging="420"/>
+      </w:pPr>
+      <w:rPr>
+        <w:rFonts w:ascii="Wingdings" w:hAnsi="Wingdings" w:hint="default"/>
+      </w:rPr>
+    </w:lvl>
+    <w:lvl w:ilvl="1" w:tplc="04090003" w:tentative="1">
+      <w:start w:val="1"/>
+      <w:numFmt w:val="bullet"/>
+      <w:lvlText w:val=""/>
+      <w:lvlJc w:val="left"/>
+      <w:pPr>
+        <w:ind w:left="1617" w:hanging="420"/>
+      </w:pPr>
+      <w:rPr>
+        <w:rFonts w:ascii="Wingdings" w:hAnsi="Wingdings" w:hint="default"/>
+      </w:rPr>
+    </w:lvl>
+    <w:lvl w:ilvl="2" w:tplc="04090005" w:tentative="1">
+      <w:start w:val="1"/>
+      <w:numFmt w:val="bullet"/>
+      <w:lvlText w:val=""/>
+      <w:lvlJc w:val="left"/>
+      <w:pPr>
+        <w:ind w:left="2037" w:hanging="420"/>
+      </w:pPr>
+      <w:rPr>
+        <w:rFonts w:ascii="Wingdings" w:hAnsi="Wingdings" w:hint="default"/>
+      </w:rPr>
+    </w:lvl>
+    <w:lvl w:ilvl="3" w:tplc="04090001" w:tentative="1">
+      <w:start w:val="1"/>
+      <w:numFmt w:val="bullet"/>
+      <w:lvlText w:val=""/>
+      <w:lvlJc w:val="left"/>
+      <w:pPr>
+        <w:ind w:left="2457" w:hanging="420"/>
+      </w:pPr>
+      <w:rPr>
+        <w:rFonts w:ascii="Wingdings" w:hAnsi="Wingdings" w:hint="default"/>
+      </w:rPr>
+    </w:lvl>
+    <w:lvl w:ilvl="4" w:tplc="04090003" w:tentative="1">
+      <w:start w:val="1"/>
+      <w:numFmt w:val="bullet"/>
+      <w:lvlText w:val=""/>
+      <w:lvlJc w:val="left"/>
+      <w:pPr>
+        <w:ind w:left="2877" w:hanging="420"/>
+      </w:pPr>
+      <w:rPr>
+        <w:rFonts w:ascii="Wingdings" w:hAnsi="Wingdings" w:hint="default"/>
+      </w:rPr>
+    </w:lvl>
+    <w:lvl w:ilvl="5" w:tplc="04090005" w:tentative="1">
+      <w:start w:val="1"/>
+      <w:numFmt w:val="bullet"/>
+      <w:lvlText w:val=""/>
+      <w:lvlJc w:val="left"/>
+      <w:pPr>
+        <w:ind w:left="3297" w:hanging="420"/>
+      </w:pPr>
+      <w:rPr>
+        <w:rFonts w:ascii="Wingdings" w:hAnsi="Wingdings" w:hint="default"/>
+      </w:rPr>
+    </w:lvl>
+    <w:lvl w:ilvl="6" w:tplc="04090001" w:tentative="1">
+      <w:start w:val="1"/>
+      <w:numFmt w:val="bullet"/>
+      <w:lvlText w:val=""/>
+      <w:lvlJc w:val="left"/>
+      <w:pPr>
+        <w:ind w:left="3717" w:hanging="420"/>
+      </w:pPr>
+      <w:rPr>
+        <w:rFonts w:ascii="Wingdings" w:hAnsi="Wingdings" w:hint="default"/>
+      </w:rPr>
+    </w:lvl>
+    <w:lvl w:ilvl="7" w:tplc="04090003" w:tentative="1">
+      <w:start w:val="1"/>
+      <w:numFmt w:val="bullet"/>
+      <w:lvlText w:val=""/>
+      <w:lvlJc w:val="left"/>
+      <w:pPr>
+        <w:ind w:left="4137" w:hanging="420"/>
+      </w:pPr>
+      <w:rPr>
+        <w:rFonts w:ascii="Wingdings" w:hAnsi="Wingdings" w:hint="default"/>
+      </w:rPr>
+    </w:lvl>
+    <w:lvl w:ilvl="8" w:tplc="04090005" w:tentative="1">
+      <w:start w:val="1"/>
+      <w:numFmt w:val="bullet"/>
+      <w:lvlText w:val=""/>
+      <w:lvlJc w:val="left"/>
+      <w:pPr>
+        <w:ind w:left="4557" w:hanging="420"/>
+      </w:pPr>
+      <w:rPr>
+        <w:rFonts w:ascii="Wingdings" w:hAnsi="Wingdings" w:hint="default"/>
+      </w:rPr>
+    </w:lvl>
+  </w:abstractNum>
+  <w:abstractNum w:abstractNumId="4">
     <w:nsid w:val="160B66A9"/>
     <w:multiLevelType w:val="hybridMultilevel"/>
     <w:tmpl w:val="796C9E94"/>
@@ -7247,7 +11053,7 @@
       </w:rPr>
     </w:lvl>
   </w:abstractNum>
-  <w:abstractNum w:abstractNumId="4">
+  <w:abstractNum w:abstractNumId="5">
     <w:nsid w:val="186C14B7"/>
     <w:multiLevelType w:val="hybridMultilevel"/>
     <w:tmpl w:val="B16E5C70"/>
@@ -7360,7 +11166,7 @@
       </w:rPr>
     </w:lvl>
   </w:abstractNum>
-  <w:abstractNum w:abstractNumId="5">
+  <w:abstractNum w:abstractNumId="6">
     <w:nsid w:val="1A1843D5"/>
     <w:multiLevelType w:val="hybridMultilevel"/>
     <w:tmpl w:val="2F02E1C6"/>
@@ -7473,7 +11279,7 @@
       </w:rPr>
     </w:lvl>
   </w:abstractNum>
-  <w:abstractNum w:abstractNumId="6">
+  <w:abstractNum w:abstractNumId="7">
     <w:nsid w:val="1F8147B0"/>
     <w:multiLevelType w:val="hybridMultilevel"/>
     <w:tmpl w:val="BE22D768"/>
@@ -7586,7 +11392,7 @@
       </w:rPr>
     </w:lvl>
   </w:abstractNum>
-  <w:abstractNum w:abstractNumId="7">
+  <w:abstractNum w:abstractNumId="8">
     <w:nsid w:val="20AD4C8D"/>
     <w:multiLevelType w:val="hybridMultilevel"/>
     <w:tmpl w:val="2AA2E392"/>
@@ -7699,7 +11505,7 @@
       </w:rPr>
     </w:lvl>
   </w:abstractNum>
-  <w:abstractNum w:abstractNumId="8">
+  <w:abstractNum w:abstractNumId="9">
     <w:nsid w:val="22501AA3"/>
     <w:multiLevelType w:val="hybridMultilevel"/>
     <w:tmpl w:val="1B2A9E7A"/>
@@ -7786,7 +11592,7 @@
       </w:pPr>
     </w:lvl>
   </w:abstractNum>
-  <w:abstractNum w:abstractNumId="9">
+  <w:abstractNum w:abstractNumId="10">
     <w:nsid w:val="23EC5C36"/>
     <w:multiLevelType w:val="hybridMultilevel"/>
     <w:tmpl w:val="3338448C"/>
@@ -7875,7 +11681,7 @@
       </w:pPr>
     </w:lvl>
   </w:abstractNum>
-  <w:abstractNum w:abstractNumId="10">
+  <w:abstractNum w:abstractNumId="11">
     <w:nsid w:val="2AFA06C1"/>
     <w:multiLevelType w:val="hybridMultilevel"/>
     <w:tmpl w:val="83420FFA"/>
@@ -7988,7 +11794,7 @@
       </w:rPr>
     </w:lvl>
   </w:abstractNum>
-  <w:abstractNum w:abstractNumId="11">
+  <w:abstractNum w:abstractNumId="12">
     <w:nsid w:val="2C835CBB"/>
     <w:multiLevelType w:val="hybridMultilevel"/>
     <w:tmpl w:val="44524EDA"/>
@@ -8101,7 +11907,7 @@
       </w:rPr>
     </w:lvl>
   </w:abstractNum>
-  <w:abstractNum w:abstractNumId="12">
+  <w:abstractNum w:abstractNumId="13">
     <w:nsid w:val="357B6C7A"/>
     <w:multiLevelType w:val="hybridMultilevel"/>
     <w:tmpl w:val="2E664F86"/>
@@ -8190,7 +11996,7 @@
       </w:pPr>
     </w:lvl>
   </w:abstractNum>
-  <w:abstractNum w:abstractNumId="13">
+  <w:abstractNum w:abstractNumId="14">
     <w:nsid w:val="35EF405F"/>
     <w:multiLevelType w:val="hybridMultilevel"/>
     <w:tmpl w:val="C5304B32"/>
@@ -8279,7 +12085,7 @@
       </w:pPr>
     </w:lvl>
   </w:abstractNum>
-  <w:abstractNum w:abstractNumId="14">
+  <w:abstractNum w:abstractNumId="15">
     <w:nsid w:val="3C264B79"/>
     <w:multiLevelType w:val="hybridMultilevel"/>
     <w:tmpl w:val="4F1C34B0"/>
@@ -8392,7 +12198,7 @@
       </w:rPr>
     </w:lvl>
   </w:abstractNum>
-  <w:abstractNum w:abstractNumId="15">
+  <w:abstractNum w:abstractNumId="16">
     <w:nsid w:val="3F073074"/>
     <w:multiLevelType w:val="hybridMultilevel"/>
     <w:tmpl w:val="969EB940"/>
@@ -8481,7 +12287,7 @@
       </w:pPr>
     </w:lvl>
   </w:abstractNum>
-  <w:abstractNum w:abstractNumId="16">
+  <w:abstractNum w:abstractNumId="17">
     <w:nsid w:val="450A428C"/>
     <w:multiLevelType w:val="hybridMultilevel"/>
     <w:tmpl w:val="7D40970C"/>
@@ -8594,10 +12400,123 @@
       </w:rPr>
     </w:lvl>
   </w:abstractNum>
-  <w:abstractNum w:abstractNumId="17">
+  <w:abstractNum w:abstractNumId="18">
+    <w:nsid w:val="5304078A"/>
+    <w:multiLevelType w:val="hybridMultilevel"/>
+    <w:tmpl w:val="18FE2F52"/>
+    <w:lvl w:ilvl="0" w:tplc="0409000B">
+      <w:start w:val="1"/>
+      <w:numFmt w:val="bullet"/>
+      <w:lvlText w:val=""/>
+      <w:lvlJc w:val="left"/>
+      <w:pPr>
+        <w:ind w:left="777" w:hanging="420"/>
+      </w:pPr>
+      <w:rPr>
+        <w:rFonts w:ascii="Wingdings" w:hAnsi="Wingdings" w:hint="default"/>
+      </w:rPr>
+    </w:lvl>
+    <w:lvl w:ilvl="1" w:tplc="04090003" w:tentative="1">
+      <w:start w:val="1"/>
+      <w:numFmt w:val="bullet"/>
+      <w:lvlText w:val=""/>
+      <w:lvlJc w:val="left"/>
+      <w:pPr>
+        <w:ind w:left="1197" w:hanging="420"/>
+      </w:pPr>
+      <w:rPr>
+        <w:rFonts w:ascii="Wingdings" w:hAnsi="Wingdings" w:hint="default"/>
+      </w:rPr>
+    </w:lvl>
+    <w:lvl w:ilvl="2" w:tplc="04090005" w:tentative="1">
+      <w:start w:val="1"/>
+      <w:numFmt w:val="bullet"/>
+      <w:lvlText w:val=""/>
+      <w:lvlJc w:val="left"/>
+      <w:pPr>
+        <w:ind w:left="1617" w:hanging="420"/>
+      </w:pPr>
+      <w:rPr>
+        <w:rFonts w:ascii="Wingdings" w:hAnsi="Wingdings" w:hint="default"/>
+      </w:rPr>
+    </w:lvl>
+    <w:lvl w:ilvl="3" w:tplc="04090001" w:tentative="1">
+      <w:start w:val="1"/>
+      <w:numFmt w:val="bullet"/>
+      <w:lvlText w:val=""/>
+      <w:lvlJc w:val="left"/>
+      <w:pPr>
+        <w:ind w:left="2037" w:hanging="420"/>
+      </w:pPr>
+      <w:rPr>
+        <w:rFonts w:ascii="Wingdings" w:hAnsi="Wingdings" w:hint="default"/>
+      </w:rPr>
+    </w:lvl>
+    <w:lvl w:ilvl="4" w:tplc="04090003" w:tentative="1">
+      <w:start w:val="1"/>
+      <w:numFmt w:val="bullet"/>
+      <w:lvlText w:val=""/>
+      <w:lvlJc w:val="left"/>
+      <w:pPr>
+        <w:ind w:left="2457" w:hanging="420"/>
+      </w:pPr>
+      <w:rPr>
+        <w:rFonts w:ascii="Wingdings" w:hAnsi="Wingdings" w:hint="default"/>
+      </w:rPr>
+    </w:lvl>
+    <w:lvl w:ilvl="5" w:tplc="04090005" w:tentative="1">
+      <w:start w:val="1"/>
+      <w:numFmt w:val="bullet"/>
+      <w:lvlText w:val=""/>
+      <w:lvlJc w:val="left"/>
+      <w:pPr>
+        <w:ind w:left="2877" w:hanging="420"/>
+      </w:pPr>
+      <w:rPr>
+        <w:rFonts w:ascii="Wingdings" w:hAnsi="Wingdings" w:hint="default"/>
+      </w:rPr>
+    </w:lvl>
+    <w:lvl w:ilvl="6" w:tplc="04090001" w:tentative="1">
+      <w:start w:val="1"/>
+      <w:numFmt w:val="bullet"/>
+      <w:lvlText w:val=""/>
+      <w:lvlJc w:val="left"/>
+      <w:pPr>
+        <w:ind w:left="3297" w:hanging="420"/>
+      </w:pPr>
+      <w:rPr>
+        <w:rFonts w:ascii="Wingdings" w:hAnsi="Wingdings" w:hint="default"/>
+      </w:rPr>
+    </w:lvl>
+    <w:lvl w:ilvl="7" w:tplc="04090003" w:tentative="1">
+      <w:start w:val="1"/>
+      <w:numFmt w:val="bullet"/>
+      <w:lvlText w:val=""/>
+      <w:lvlJc w:val="left"/>
+      <w:pPr>
+        <w:ind w:left="3717" w:hanging="420"/>
+      </w:pPr>
+      <w:rPr>
+        <w:rFonts w:ascii="Wingdings" w:hAnsi="Wingdings" w:hint="default"/>
+      </w:rPr>
+    </w:lvl>
+    <w:lvl w:ilvl="8" w:tplc="04090005" w:tentative="1">
+      <w:start w:val="1"/>
+      <w:numFmt w:val="bullet"/>
+      <w:lvlText w:val=""/>
+      <w:lvlJc w:val="left"/>
+      <w:pPr>
+        <w:ind w:left="4137" w:hanging="420"/>
+      </w:pPr>
+      <w:rPr>
+        <w:rFonts w:ascii="Wingdings" w:hAnsi="Wingdings" w:hint="default"/>
+      </w:rPr>
+    </w:lvl>
+  </w:abstractNum>
+  <w:abstractNum w:abstractNumId="19">
     <w:nsid w:val="589E00D2"/>
     <w:multiLevelType w:val="hybridMultilevel"/>
-    <w:tmpl w:val="47807ABC"/>
+    <w:tmpl w:val="D5666B82"/>
     <w:lvl w:ilvl="0" w:tplc="C4BE6AC0">
       <w:start w:val="1"/>
       <w:numFmt w:val="decimal"/>
@@ -8681,7 +12600,7 @@
       </w:pPr>
     </w:lvl>
   </w:abstractNum>
-  <w:abstractNum w:abstractNumId="18">
+  <w:abstractNum w:abstractNumId="20">
     <w:nsid w:val="5A303E7D"/>
     <w:multiLevelType w:val="hybridMultilevel"/>
     <w:tmpl w:val="888CD80A"/>
@@ -8794,7 +12713,7 @@
       </w:rPr>
     </w:lvl>
   </w:abstractNum>
-  <w:abstractNum w:abstractNumId="19">
+  <w:abstractNum w:abstractNumId="21">
     <w:nsid w:val="5A791347"/>
     <w:multiLevelType w:val="hybridMultilevel"/>
     <w:tmpl w:val="A076754C"/>
@@ -8880,7 +12799,7 @@
       </w:pPr>
     </w:lvl>
   </w:abstractNum>
-  <w:abstractNum w:abstractNumId="20">
+  <w:abstractNum w:abstractNumId="22">
     <w:nsid w:val="63C55740"/>
     <w:multiLevelType w:val="hybridMultilevel"/>
     <w:tmpl w:val="8C286DC8"/>
@@ -8993,7 +12912,7 @@
       </w:rPr>
     </w:lvl>
   </w:abstractNum>
-  <w:abstractNum w:abstractNumId="21">
+  <w:abstractNum w:abstractNumId="23">
     <w:nsid w:val="681C53A2"/>
     <w:multiLevelType w:val="hybridMultilevel"/>
     <w:tmpl w:val="782EDF82"/>
@@ -9106,7 +13025,7 @@
       </w:rPr>
     </w:lvl>
   </w:abstractNum>
-  <w:abstractNum w:abstractNumId="22">
+  <w:abstractNum w:abstractNumId="24">
     <w:nsid w:val="6E3B184C"/>
     <w:multiLevelType w:val="hybridMultilevel"/>
     <w:tmpl w:val="1D1E50C2"/>
@@ -9195,7 +13114,7 @@
       </w:pPr>
     </w:lvl>
   </w:abstractNum>
-  <w:abstractNum w:abstractNumId="23">
+  <w:abstractNum w:abstractNumId="25">
     <w:nsid w:val="708D1BAD"/>
     <w:multiLevelType w:val="hybridMultilevel"/>
     <w:tmpl w:val="E3444D96"/>
@@ -9281,7 +13200,7 @@
       </w:pPr>
     </w:lvl>
   </w:abstractNum>
-  <w:abstractNum w:abstractNumId="24">
+  <w:abstractNum w:abstractNumId="26">
     <w:nsid w:val="71784AFC"/>
     <w:multiLevelType w:val="hybridMultilevel"/>
     <w:tmpl w:val="D1DCA514"/>
@@ -9367,7 +13286,7 @@
       </w:pPr>
     </w:lvl>
   </w:abstractNum>
-  <w:abstractNum w:abstractNumId="25">
+  <w:abstractNum w:abstractNumId="27">
     <w:nsid w:val="76C23988"/>
     <w:multiLevelType w:val="hybridMultilevel"/>
     <w:tmpl w:val="F7561FFE"/>
@@ -9481,70 +13400,70 @@
     </w:lvl>
   </w:abstractNum>
   <w:num w:numId="1">
-    <w:abstractNumId w:val="8"/>
+    <w:abstractNumId w:val="9"/>
   </w:num>
   <w:num w:numId="2">
-    <w:abstractNumId w:val="17"/>
+    <w:abstractNumId w:val="19"/>
   </w:num>
   <w:num w:numId="3">
+    <w:abstractNumId w:val="10"/>
+  </w:num>
+  <w:num w:numId="4">
     <w:abstractNumId w:val="9"/>
   </w:num>
-  <w:num w:numId="4">
-    <w:abstractNumId w:val="8"/>
-  </w:num>
   <w:num w:numId="5">
-    <w:abstractNumId w:val="8"/>
+    <w:abstractNumId w:val="9"/>
   </w:num>
   <w:num w:numId="6">
-    <w:abstractNumId w:val="11"/>
+    <w:abstractNumId w:val="12"/>
   </w:num>
   <w:num w:numId="7">
-    <w:abstractNumId w:val="22"/>
+    <w:abstractNumId w:val="24"/>
   </w:num>
   <w:num w:numId="8">
-    <w:abstractNumId w:val="12"/>
+    <w:abstractNumId w:val="13"/>
   </w:num>
   <w:num w:numId="9">
-    <w:abstractNumId w:val="15"/>
+    <w:abstractNumId w:val="16"/>
   </w:num>
   <w:num w:numId="10">
-    <w:abstractNumId w:val="13"/>
+    <w:abstractNumId w:val="14"/>
   </w:num>
   <w:num w:numId="11">
-    <w:abstractNumId w:val="3"/>
+    <w:abstractNumId w:val="4"/>
   </w:num>
   <w:num w:numId="12">
-    <w:abstractNumId w:val="24"/>
+    <w:abstractNumId w:val="26"/>
   </w:num>
   <w:num w:numId="13">
-    <w:abstractNumId w:val="7"/>
+    <w:abstractNumId w:val="8"/>
   </w:num>
   <w:num w:numId="14">
     <w:abstractNumId w:val="2"/>
   </w:num>
   <w:num w:numId="15">
-    <w:abstractNumId w:val="10"/>
+    <w:abstractNumId w:val="11"/>
   </w:num>
   <w:num w:numId="16">
-    <w:abstractNumId w:val="16"/>
+    <w:abstractNumId w:val="17"/>
   </w:num>
   <w:num w:numId="17">
-    <w:abstractNumId w:val="4"/>
+    <w:abstractNumId w:val="5"/>
   </w:num>
   <w:num w:numId="18">
-    <w:abstractNumId w:val="17"/>
+    <w:abstractNumId w:val="19"/>
   </w:num>
   <w:num w:numId="19">
-    <w:abstractNumId w:val="25"/>
+    <w:abstractNumId w:val="27"/>
   </w:num>
   <w:num w:numId="20">
-    <w:abstractNumId w:val="14"/>
+    <w:abstractNumId w:val="15"/>
   </w:num>
   <w:num w:numId="21">
-    <w:abstractNumId w:val="19"/>
+    <w:abstractNumId w:val="21"/>
   </w:num>
   <w:num w:numId="22">
-    <w:abstractNumId w:val="20"/>
+    <w:abstractNumId w:val="22"/>
   </w:num>
   <w:num w:numId="23">
     <w:abstractNumId w:val="0"/>
@@ -9553,43 +13472,76 @@
     <w:abstractNumId w:val="1"/>
   </w:num>
   <w:num w:numId="25">
-    <w:abstractNumId w:val="23"/>
+    <w:abstractNumId w:val="25"/>
   </w:num>
   <w:num w:numId="26">
-    <w:abstractNumId w:val="17"/>
+    <w:abstractNumId w:val="19"/>
     <w:lvlOverride w:ilvl="0">
       <w:startOverride w:val="1"/>
     </w:lvlOverride>
   </w:num>
   <w:num w:numId="27">
-    <w:abstractNumId w:val="17"/>
+    <w:abstractNumId w:val="19"/>
   </w:num>
   <w:num w:numId="28">
-    <w:abstractNumId w:val="18"/>
+    <w:abstractNumId w:val="20"/>
   </w:num>
   <w:num w:numId="29">
-    <w:abstractNumId w:val="21"/>
+    <w:abstractNumId w:val="23"/>
   </w:num>
   <w:num w:numId="30">
-    <w:abstractNumId w:val="17"/>
+    <w:abstractNumId w:val="19"/>
     <w:lvlOverride w:ilvl="0">
       <w:startOverride w:val="1"/>
     </w:lvlOverride>
   </w:num>
   <w:num w:numId="31">
-    <w:abstractNumId w:val="6"/>
+    <w:abstractNumId w:val="7"/>
   </w:num>
   <w:num w:numId="32">
-    <w:abstractNumId w:val="17"/>
+    <w:abstractNumId w:val="19"/>
     <w:lvlOverride w:ilvl="0">
       <w:startOverride w:val="1"/>
     </w:lvlOverride>
   </w:num>
   <w:num w:numId="33">
-    <w:abstractNumId w:val="5"/>
+    <w:abstractNumId w:val="6"/>
   </w:num>
   <w:num w:numId="34">
-    <w:abstractNumId w:val="17"/>
+    <w:abstractNumId w:val="19"/>
+    <w:lvlOverride w:ilvl="0">
+      <w:startOverride w:val="1"/>
+    </w:lvlOverride>
+  </w:num>
+  <w:num w:numId="35">
+    <w:abstractNumId w:val="19"/>
+  </w:num>
+  <w:num w:numId="36">
+    <w:abstractNumId w:val="19"/>
+    <w:lvlOverride w:ilvl="0">
+      <w:startOverride w:val="1"/>
+    </w:lvlOverride>
+  </w:num>
+  <w:num w:numId="37">
+    <w:abstractNumId w:val="18"/>
+  </w:num>
+  <w:num w:numId="38">
+    <w:abstractNumId w:val="3"/>
+  </w:num>
+  <w:num w:numId="39">
+    <w:abstractNumId w:val="19"/>
+    <w:lvlOverride w:ilvl="0">
+      <w:startOverride w:val="1"/>
+    </w:lvlOverride>
+  </w:num>
+  <w:num w:numId="40">
+    <w:abstractNumId w:val="19"/>
+    <w:lvlOverride w:ilvl="0">
+      <w:startOverride w:val="1"/>
+    </w:lvlOverride>
+  </w:num>
+  <w:num w:numId="41">
+    <w:abstractNumId w:val="19"/>
     <w:lvlOverride w:ilvl="0">
       <w:startOverride w:val="1"/>
     </w:lvlOverride>
@@ -9824,7 +13776,7 @@
       <w:keepNext/>
       <w:keepLines/>
       <w:numPr>
-        <w:numId w:val="27"/>
+        <w:numId w:val="35"/>
       </w:numPr>
       <w:spacing w:before="260" w:after="260" w:line="416" w:lineRule="auto"/>
       <w:outlineLvl w:val="2"/>
@@ -10254,6 +14206,67 @@
     <w:basedOn w:val="DefaultParagraphFont"/>
     <w:rsid w:val="00494825"/>
   </w:style>
+  <w:style w:type="paragraph" w:styleId="HTMLPreformatted">
+    <w:name w:val="HTML Preformatted"/>
+    <w:basedOn w:val="Normal"/>
+    <w:link w:val="HTMLPreformattedChar"/>
+    <w:uiPriority w:val="99"/>
+    <w:unhideWhenUsed/>
+    <w:rsid w:val="00A41EE9"/>
+    <w:pPr>
+      <w:widowControl/>
+      <w:tabs>
+        <w:tab w:val="left" w:pos="916"/>
+        <w:tab w:val="left" w:pos="1832"/>
+        <w:tab w:val="left" w:pos="2748"/>
+        <w:tab w:val="left" w:pos="3664"/>
+        <w:tab w:val="left" w:pos="4580"/>
+        <w:tab w:val="left" w:pos="5496"/>
+        <w:tab w:val="left" w:pos="6412"/>
+        <w:tab w:val="left" w:pos="7328"/>
+        <w:tab w:val="left" w:pos="8244"/>
+        <w:tab w:val="left" w:pos="9160"/>
+        <w:tab w:val="left" w:pos="10076"/>
+        <w:tab w:val="left" w:pos="10992"/>
+        <w:tab w:val="left" w:pos="11908"/>
+        <w:tab w:val="left" w:pos="12824"/>
+        <w:tab w:val="left" w:pos="13740"/>
+        <w:tab w:val="left" w:pos="14656"/>
+      </w:tabs>
+      <w:ind w:left="0"/>
+      <w:jc w:val="left"/>
+    </w:pPr>
+    <w:rPr>
+      <w:rFonts w:ascii="宋体" w:eastAsia="宋体" w:hAnsi="宋体" w:cs="宋体"/>
+      <w:kern w:val="0"/>
+      <w:sz w:val="24"/>
+      <w:szCs w:val="24"/>
+    </w:rPr>
+  </w:style>
+  <w:style w:type="character" w:customStyle="1" w:styleId="HTMLPreformattedChar">
+    <w:name w:val="HTML Preformatted Char"/>
+    <w:basedOn w:val="DefaultParagraphFont"/>
+    <w:link w:val="HTMLPreformatted"/>
+    <w:uiPriority w:val="99"/>
+    <w:rsid w:val="00A41EE9"/>
+    <w:rPr>
+      <w:rFonts w:ascii="宋体" w:eastAsia="宋体" w:hAnsi="宋体" w:cs="宋体"/>
+      <w:kern w:val="0"/>
+      <w:sz w:val="24"/>
+      <w:szCs w:val="24"/>
+    </w:rPr>
+  </w:style>
+  <w:style w:type="character" w:styleId="Emphasis">
+    <w:name w:val="Emphasis"/>
+    <w:basedOn w:val="DefaultParagraphFont"/>
+    <w:uiPriority w:val="20"/>
+    <w:qFormat/>
+    <w:rsid w:val="00D470F4"/>
+    <w:rPr>
+      <w:i/>
+      <w:iCs/>
+    </w:rPr>
+  </w:style>
 </w:styles>
 </file>
 
@@ -10545,7 +14558,7 @@
 </file>
 
 <file path=customXml/itemProps1.xml><?xml version="1.0" encoding="utf-8"?>
-<ds:datastoreItem xmlns:ds="http://schemas.openxmlformats.org/officeDocument/2006/customXml" ds:itemID="{404E4D36-0350-4487-ACB2-DEA06B9C8169}">
+<ds:datastoreItem xmlns:ds="http://schemas.openxmlformats.org/officeDocument/2006/customXml" ds:itemID="{BDE24F68-32E9-4A69-941E-A036E04550EF}">
   <ds:schemaRefs>
     <ds:schemaRef ds:uri="http://schemas.openxmlformats.org/officeDocument/2006/bibliography"/>
   </ds:schemaRefs>

--- a/internal_doc/03.开发设计/Story-节点健康检测快照.docx
+++ b/internal_doc/03.开发设计/Story-节点健康检测快照.docx
@@ -408,9 +408,6 @@
           <w:numId w:val="29"/>
         </w:numPr>
         <w:ind w:firstLineChars="0"/>
-        <w:rPr>
-          <w:rFonts w:hint="eastAsia"/>
-        </w:rPr>
       </w:pPr>
       <w:r>
         <w:rPr>
@@ -431,13 +428,7 @@
         <w:t>情况</w:t>
       </w:r>
     </w:p>
-    <w:p>
-      <w:pPr>
-        <w:rPr>
-          <w:rFonts w:hint="eastAsia"/>
-        </w:rPr>
-      </w:pPr>
-    </w:p>
+    <w:p/>
     <w:p>
       <w:r>
         <w:rPr>
@@ -493,9 +484,6 @@
     <w:p>
       <w:pPr>
         <w:pStyle w:val="Heading2"/>
-        <w:rPr>
-          <w:rFonts w:hint="eastAsia"/>
-        </w:rPr>
       </w:pPr>
       <w:r>
         <w:rPr>
@@ -953,7 +941,7 @@
                 <w:rFonts w:hint="eastAsia"/>
                 <w:color w:val="31849B" w:themeColor="accent5" w:themeShade="BF"/>
               </w:rPr>
-              <w:t>Repaire</w:t>
+              <w:t>Repairing</w:t>
             </w:r>
             <w:r>
               <w:rPr>
@@ -1108,7 +1096,7 @@
               <w:rPr>
                 <w:rFonts w:hint="eastAsia"/>
               </w:rPr>
-              <w:t>cata/data</w:t>
+              <w:t>all</w:t>
             </w:r>
           </w:p>
         </w:tc>
@@ -1149,7 +1137,7 @@
               <w:rPr>
                 <w:rFonts w:hint="eastAsia"/>
               </w:rPr>
-              <w:t>cata/data</w:t>
+              <w:t>all</w:t>
             </w:r>
           </w:p>
         </w:tc>
@@ -1190,7 +1178,7 @@
               <w:rPr>
                 <w:rFonts w:hint="eastAsia"/>
               </w:rPr>
-              <w:t>cata/data</w:t>
+              <w:t>all</w:t>
             </w:r>
           </w:p>
         </w:tc>
@@ -1231,7 +1219,7 @@
               <w:rPr>
                 <w:rFonts w:hint="eastAsia"/>
               </w:rPr>
-              <w:t>cata/data</w:t>
+              <w:t>all</w:t>
             </w:r>
           </w:p>
         </w:tc>
@@ -1272,7 +1260,7 @@
               <w:rPr>
                 <w:rFonts w:hint="eastAsia"/>
               </w:rPr>
-              <w:t>cata/data</w:t>
+              <w:t>all</w:t>
             </w:r>
           </w:p>
         </w:tc>
@@ -1666,15 +1654,45 @@
           <w:p>
             <w:pPr>
               <w:ind w:left="0"/>
-              <w:rPr>
+            </w:pPr>
+            <w:r>
+              <w:t>LoadPercent</w:t>
+            </w:r>
+            <w:r>
+              <w:rPr>
+                <w:rFonts w:hint="eastAsia"/>
+              </w:rPr>
+              <w:t>:</w:t>
+            </w:r>
+          </w:p>
+          <w:p>
+            <w:pPr>
+              <w:ind w:left="0"/>
+            </w:pPr>
+            <w:r>
+              <w:t>TotalRAM</w:t>
+            </w:r>
+            <w:r>
+              <w:rPr>
+                <w:rFonts w:hint="eastAsia"/>
+              </w:rPr>
+              <w:t>:</w:t>
+            </w:r>
+          </w:p>
+          <w:p>
+            <w:pPr>
+              <w:ind w:left="0"/>
+              <w:rPr>
+                <w:rFonts w:hint="eastAsia"/>
                 <w:color w:val="31849B" w:themeColor="accent5" w:themeShade="BF"/>
               </w:rPr>
             </w:pPr>
             <w:r>
               <w:rPr>
+                <w:rFonts w:hint="eastAsia"/>
                 <w:color w:val="31849B" w:themeColor="accent5" w:themeShade="BF"/>
               </w:rPr>
-              <w:t>LoadPercent</w:t>
+              <w:t>RssSize</w:t>
             </w:r>
             <w:r>
               <w:rPr>
@@ -1693,9 +1711,10 @@
             </w:pPr>
             <w:r>
               <w:rPr>
+                <w:rFonts w:hint="eastAsia"/>
                 <w:color w:val="31849B" w:themeColor="accent5" w:themeShade="BF"/>
               </w:rPr>
-              <w:t>TotalRAM</w:t>
+              <w:t>LoadPercentVM</w:t>
             </w:r>
             <w:r>
               <w:rPr>
@@ -1714,9 +1733,10 @@
             </w:pPr>
             <w:r>
               <w:rPr>
+                <w:rFonts w:hint="eastAsia"/>
                 <w:color w:val="31849B" w:themeColor="accent5" w:themeShade="BF"/>
               </w:rPr>
-              <w:t>FreeRAM</w:t>
+              <w:t>VMLimit</w:t>
             </w:r>
             <w:r>
               <w:rPr>
@@ -1738,37 +1758,7 @@
                 <w:rFonts w:hint="eastAsia"/>
                 <w:color w:val="31849B" w:themeColor="accent5" w:themeShade="BF"/>
               </w:rPr>
-              <w:t>LoadPercentVirtual:</w:t>
-            </w:r>
-          </w:p>
-          <w:p>
-            <w:pPr>
-              <w:ind w:left="0"/>
-              <w:rPr>
-                <w:color w:val="31849B" w:themeColor="accent5" w:themeShade="BF"/>
-              </w:rPr>
-            </w:pPr>
-            <w:r>
-              <w:rPr>
-                <w:rFonts w:hint="eastAsia"/>
-                <w:color w:val="31849B" w:themeColor="accent5" w:themeShade="BF"/>
-              </w:rPr>
-              <w:t xml:space="preserve">TotalVirtual:  </w:t>
-            </w:r>
-          </w:p>
-          <w:p>
-            <w:pPr>
-              <w:ind w:left="0"/>
-              <w:rPr>
-                <w:color w:val="31849B" w:themeColor="accent5" w:themeShade="BF"/>
-              </w:rPr>
-            </w:pPr>
-            <w:r>
-              <w:rPr>
-                <w:rFonts w:hint="eastAsia"/>
-                <w:color w:val="31849B" w:themeColor="accent5" w:themeShade="BF"/>
-              </w:rPr>
-              <w:t>FreeVirtual:</w:t>
+              <w:t>VMSize:</w:t>
             </w:r>
           </w:p>
         </w:tc>
@@ -2217,7 +2207,6 @@
             <w:pPr>
               <w:ind w:left="0"/>
               <w:rPr>
-                <w:rFonts w:hint="eastAsia"/>
                 <w:color w:val="31849B" w:themeColor="accent5" w:themeShade="BF"/>
               </w:rPr>
             </w:pPr>
@@ -2238,7 +2227,6 @@
             <w:pPr>
               <w:ind w:left="0"/>
               <w:rPr>
-                <w:rFonts w:hint="eastAsia"/>
                 <w:color w:val="31849B" w:themeColor="accent5" w:themeShade="BF"/>
               </w:rPr>
             </w:pPr>
@@ -2259,22 +2247,15 @@
             <w:pPr>
               <w:ind w:left="0"/>
               <w:rPr>
-                <w:rFonts w:hint="eastAsia"/>
                 <w:color w:val="31849B" w:themeColor="accent5" w:themeShade="BF"/>
               </w:rPr>
             </w:pPr>
             <w:r>
               <w:rPr>
+                <w:rFonts w:hint="eastAsia"/>
                 <w:color w:val="31849B" w:themeColor="accent5" w:themeShade="BF"/>
               </w:rPr>
-              <w:t>cata</w:t>
-            </w:r>
-            <w:r>
-              <w:rPr>
-                <w:rFonts w:hint="eastAsia"/>
-                <w:color w:val="31849B" w:themeColor="accent5" w:themeShade="BF"/>
-              </w:rPr>
-              <w:t>/data</w:t>
+              <w:t>all</w:t>
             </w:r>
           </w:p>
         </w:tc>
@@ -2319,9 +2300,6 @@
           <w:numId w:val="33"/>
         </w:numPr>
         <w:ind w:firstLineChars="0"/>
-        <w:rPr>
-          <w:rFonts w:hint="eastAsia"/>
-        </w:rPr>
       </w:pPr>
       <w:r>
         <w:rPr>
@@ -2358,7 +2336,6 @@
     <w:p>
       <w:pPr>
         <w:rPr>
-          <w:rFonts w:hint="eastAsia"/>
           <w:color w:val="00B0F0"/>
         </w:rPr>
       </w:pPr>
@@ -2399,9 +2376,6 @@
     <w:p>
       <w:pPr>
         <w:pStyle w:val="Heading3"/>
-        <w:rPr>
-          <w:rFonts w:hint="eastAsia"/>
-        </w:rPr>
       </w:pPr>
       <w:r>
         <w:rPr>
@@ -2411,11 +2385,6 @@
       </w:r>
     </w:p>
     <w:p>
-      <w:pPr>
-        <w:rPr>
-          <w:rFonts w:hint="eastAsia"/>
-        </w:rPr>
-      </w:pPr>
       <w:r>
         <w:rPr>
           <w:rFonts w:hint="eastAsia"/>
@@ -2477,9 +2446,6 @@
           <w:p>
             <w:pPr>
               <w:ind w:left="0"/>
-              <w:rPr>
-                <w:rFonts w:hint="eastAsia"/>
-              </w:rPr>
             </w:pPr>
             <w:r>
               <w:t>reset</w:t>
@@ -2601,9 +2567,6 @@
           <w:p>
             <w:pPr>
               <w:ind w:left="0"/>
-              <w:rPr>
-                <w:rFonts w:hint="eastAsia"/>
-              </w:rPr>
             </w:pPr>
             <w:r>
               <w:rPr>
@@ -2615,9 +2578,6 @@
           <w:p>
             <w:pPr>
               <w:ind w:left="0"/>
-              <w:rPr>
-                <w:rFonts w:hint="eastAsia"/>
-              </w:rPr>
             </w:pPr>
             <w:r>
               <w:rPr>
@@ -2681,9 +2641,6 @@
           <w:p>
             <w:pPr>
               <w:ind w:left="0"/>
-              <w:rPr>
-                <w:rFonts w:hint="eastAsia"/>
-              </w:rPr>
             </w:pPr>
             <w:r>
               <w:rPr>
@@ -2695,9 +2652,6 @@
           <w:p>
             <w:pPr>
               <w:ind w:left="0"/>
-              <w:rPr>
-                <w:rFonts w:hint="eastAsia"/>
-              </w:rPr>
             </w:pPr>
             <w:r>
               <w:rPr>
@@ -2786,9 +2740,6 @@
           <w:p>
             <w:pPr>
               <w:ind w:left="0"/>
-              <w:rPr>
-                <w:rFonts w:hint="eastAsia"/>
-              </w:rPr>
             </w:pPr>
             <w:r>
               <w:rPr>
@@ -2800,9 +2751,6 @@
           <w:p>
             <w:pPr>
               <w:ind w:left="0"/>
-              <w:rPr>
-                <w:rFonts w:hint="eastAsia"/>
-              </w:rPr>
             </w:pPr>
             <w:r>
               <w:rPr>
@@ -2850,9 +2798,6 @@
           <w:p>
             <w:pPr>
               <w:ind w:left="0"/>
-              <w:rPr>
-                <w:rFonts w:hint="eastAsia"/>
-              </w:rPr>
             </w:pPr>
             <w:r>
               <w:rPr>
@@ -2864,9 +2809,6 @@
           <w:p>
             <w:pPr>
               <w:ind w:left="0"/>
-              <w:rPr>
-                <w:rFonts w:hint="eastAsia"/>
-              </w:rPr>
             </w:pPr>
             <w:r>
               <w:rPr>
@@ -2983,9 +2925,6 @@
           <w:p>
             <w:pPr>
               <w:ind w:left="0"/>
-              <w:rPr>
-                <w:rFonts w:hint="eastAsia"/>
-              </w:rPr>
             </w:pPr>
             <w:r>
               <w:t>void resetSnapshot()</w:t>
@@ -2995,7 +2934,7 @@
             <w:pPr>
               <w:pStyle w:val="HTMLPreformatted"/>
               <w:rPr>
-                <w:rFonts w:asciiTheme="minorHAnsi" w:eastAsiaTheme="minorEastAsia" w:hAnsiTheme="minorHAnsi" w:cstheme="minorBidi" w:hint="eastAsia"/>
+                <w:rFonts w:asciiTheme="minorHAnsi" w:eastAsiaTheme="minorEastAsia" w:hAnsiTheme="minorHAnsi" w:cstheme="minorBidi"/>
                 <w:color w:val="31849B" w:themeColor="accent5" w:themeShade="BF"/>
                 <w:kern w:val="2"/>
                 <w:sz w:val="21"/>
@@ -3055,37 +2994,6 @@
               <w:t>)</w:t>
             </w:r>
           </w:p>
-          <w:p>
-            <w:pPr>
-              <w:pStyle w:val="HTMLPreformatted"/>
-              <w:rPr>
-                <w:rFonts w:asciiTheme="minorHAnsi" w:eastAsiaTheme="minorEastAsia" w:hAnsiTheme="minorHAnsi" w:cstheme="minorBidi"/>
-                <w:kern w:val="2"/>
-                <w:sz w:val="21"/>
-                <w:szCs w:val="22"/>
-              </w:rPr>
-            </w:pPr>
-            <w:r>
-              <w:rPr>
-                <w:rFonts w:asciiTheme="minorHAnsi" w:eastAsiaTheme="minorEastAsia" w:hAnsiTheme="minorHAnsi" w:cstheme="minorBidi" w:hint="eastAsia"/>
-                <w:color w:val="31849B" w:themeColor="accent5" w:themeShade="BF"/>
-                <w:kern w:val="2"/>
-                <w:sz w:val="21"/>
-                <w:szCs w:val="22"/>
-              </w:rPr>
-              <w:t>新增宏</w:t>
-            </w:r>
-            <w:r>
-              <w:rPr>
-                <w:rFonts w:asciiTheme="minorHAnsi" w:eastAsiaTheme="minorEastAsia" w:hAnsiTheme="minorHAnsi" w:cstheme="minorBidi" w:hint="eastAsia"/>
-                <w:color w:val="31849B" w:themeColor="accent5" w:themeShade="BF"/>
-                <w:kern w:val="2"/>
-                <w:sz w:val="21"/>
-                <w:szCs w:val="22"/>
-              </w:rPr>
-              <w:t>SDB_SNAP_ALL</w:t>
-            </w:r>
-          </w:p>
         </w:tc>
       </w:tr>
       <w:tr>
@@ -3096,9 +3004,6 @@
           <w:p>
             <w:pPr>
               <w:ind w:left="0"/>
-              <w:rPr>
-                <w:rFonts w:hint="eastAsia"/>
-              </w:rPr>
             </w:pPr>
             <w:r>
               <w:rPr>
@@ -3115,9 +3020,6 @@
           <w:p>
             <w:pPr>
               <w:ind w:left="0"/>
-              <w:rPr>
-                <w:rFonts w:hint="eastAsia"/>
-              </w:rPr>
             </w:pPr>
             <w:r>
               <w:t>void ResetSnapshot</w:t>
@@ -3153,9 +3055,6 @@
           <w:p>
             <w:pPr>
               <w:ind w:left="0"/>
-              <w:rPr>
-                <w:rFonts w:hint="eastAsia"/>
-              </w:rPr>
             </w:pPr>
             <w:r>
               <w:t>void ResetSnapshot</w:t>
@@ -3186,25 +3085,6 @@
             </w:r>
             <w:r>
               <w:t>)</w:t>
-            </w:r>
-          </w:p>
-          <w:p>
-            <w:pPr>
-              <w:ind w:left="0"/>
-            </w:pPr>
-            <w:r>
-              <w:rPr>
-                <w:rFonts w:hint="eastAsia"/>
-                <w:color w:val="31849B" w:themeColor="accent5" w:themeShade="BF"/>
-              </w:rPr>
-              <w:t>新增宏</w:t>
-            </w:r>
-            <w:r>
-              <w:rPr>
-                <w:rFonts w:hint="eastAsia"/>
-                <w:color w:val="31849B" w:themeColor="accent5" w:themeShade="BF"/>
-              </w:rPr>
-              <w:t>SDB_SNAP_ALL</w:t>
             </w:r>
           </w:p>
         </w:tc>
@@ -3217,9 +3097,6 @@
           <w:p>
             <w:pPr>
               <w:ind w:left="0"/>
-              <w:rPr>
-                <w:rFonts w:hint="eastAsia"/>
-              </w:rPr>
             </w:pPr>
             <w:r>
               <w:rPr>
@@ -3236,9 +3113,6 @@
           <w:p>
             <w:pPr>
               <w:ind w:left="0"/>
-              <w:rPr>
-                <w:rFonts w:hint="eastAsia"/>
-              </w:rPr>
             </w:pPr>
             <w:r>
               <w:rPr>
@@ -3266,9 +3140,6 @@
           <w:p>
             <w:pPr>
               <w:ind w:left="0"/>
-              <w:rPr>
-                <w:rFonts w:hint="eastAsia"/>
-              </w:rPr>
             </w:pPr>
             <w:r>
               <w:rPr>
@@ -3280,9 +3151,6 @@
           <w:p>
             <w:pPr>
               <w:ind w:left="0"/>
-              <w:rPr>
-                <w:rFonts w:hint="eastAsia"/>
-              </w:rPr>
             </w:pPr>
             <w:r>
               <w:rPr>
@@ -3302,56 +3170,6 @@
                 <w:rFonts w:hint="eastAsia"/>
               </w:rPr>
               <w:t xml:space="preserve"> = None)</w:t>
-            </w:r>
-          </w:p>
-          <w:p>
-            <w:pPr>
-              <w:ind w:left="0"/>
-              <w:rPr>
-                <w:color w:val="31849B" w:themeColor="accent5" w:themeShade="BF"/>
-              </w:rPr>
-            </w:pPr>
-            <w:r>
-              <w:rPr>
-                <w:rFonts w:hint="eastAsia"/>
-                <w:color w:val="31849B" w:themeColor="accent5" w:themeShade="BF"/>
-              </w:rPr>
-              <w:t>( Type</w:t>
-            </w:r>
-            <w:r>
-              <w:rPr>
-                <w:rFonts w:hint="eastAsia"/>
-                <w:color w:val="31849B" w:themeColor="accent5" w:themeShade="BF"/>
-              </w:rPr>
-              <w:t>用</w:t>
-            </w:r>
-            <w:r>
-              <w:rPr>
-                <w:rFonts w:hint="eastAsia"/>
-                <w:color w:val="31849B" w:themeColor="accent5" w:themeShade="BF"/>
-              </w:rPr>
-              <w:t>-1</w:t>
-            </w:r>
-            <w:r>
-              <w:rPr>
-                <w:rFonts w:hint="eastAsia"/>
-                <w:color w:val="31849B" w:themeColor="accent5" w:themeShade="BF"/>
-              </w:rPr>
-              <w:t>表示</w:t>
-            </w:r>
-            <w:r>
-              <w:rPr>
-                <w:rFonts w:hint="eastAsia"/>
-                <w:color w:val="31849B" w:themeColor="accent5" w:themeShade="BF"/>
-              </w:rPr>
-              <w:t>all</w:t>
-            </w:r>
-            <w:r>
-              <w:rPr>
-                <w:rFonts w:hint="eastAsia"/>
-                <w:color w:val="31849B" w:themeColor="accent5" w:themeShade="BF"/>
-              </w:rPr>
-              <w:t xml:space="preserve"> )</w:t>
             </w:r>
           </w:p>
         </w:tc>
@@ -3364,9 +3182,6 @@
           <w:p>
             <w:pPr>
               <w:ind w:left="0"/>
-              <w:rPr>
-                <w:rFonts w:hint="eastAsia"/>
-              </w:rPr>
             </w:pPr>
             <w:r>
               <w:rPr>
@@ -3383,9 +3198,6 @@
           <w:p>
             <w:pPr>
               <w:ind w:left="0"/>
-              <w:rPr>
-                <w:rFonts w:hint="eastAsia"/>
-              </w:rPr>
             </w:pPr>
             <w:r>
               <w:t>resetSnapshot</w:t>
@@ -3432,9 +3244,6 @@
           <w:p>
             <w:pPr>
               <w:ind w:left="0"/>
-              <w:rPr>
-                <w:rFonts w:hint="eastAsia"/>
-              </w:rPr>
             </w:pPr>
             <w:r>
               <w:t>resetSnapshot</w:t>
@@ -3450,9 +3259,6 @@
           <w:p>
             <w:pPr>
               <w:ind w:left="0"/>
-              <w:rPr>
-                <w:rFonts w:hint="eastAsia"/>
-              </w:rPr>
             </w:pPr>
             <w:r>
               <w:rPr>
@@ -3484,25 +3290,6 @@
             </w:r>
             <w:r>
               <w:t>)</w:t>
-            </w:r>
-          </w:p>
-          <w:p>
-            <w:pPr>
-              <w:ind w:left="0"/>
-            </w:pPr>
-            <w:r>
-              <w:rPr>
-                <w:rFonts w:hint="eastAsia"/>
-                <w:color w:val="31849B" w:themeColor="accent5" w:themeShade="BF"/>
-              </w:rPr>
-              <w:t>新增变量</w:t>
-            </w:r>
-            <w:r>
-              <w:rPr>
-                <w:rFonts w:hint="eastAsia"/>
-                <w:color w:val="31849B" w:themeColor="accent5" w:themeShade="BF"/>
-              </w:rPr>
-              <w:t>SDB_SNAP_ALL</w:t>
             </w:r>
           </w:p>
         </w:tc>
@@ -3515,9 +3302,6 @@
           <w:p>
             <w:pPr>
               <w:ind w:left="0"/>
-              <w:rPr>
-                <w:rFonts w:hint="eastAsia"/>
-              </w:rPr>
             </w:pPr>
             <w:r>
               <w:t>S</w:t>
@@ -3553,9 +3337,6 @@
           <w:p>
             <w:pPr>
               <w:ind w:left="0"/>
-              <w:rPr>
-                <w:rFonts w:hint="eastAsia"/>
-              </w:rPr>
             </w:pPr>
             <w:r>
               <w:rPr>
@@ -3575,40 +3356,12 @@
                 <w:rFonts w:hint="eastAsia"/>
               </w:rPr>
               <w:t>] )</w:t>
-            </w:r>
-          </w:p>
-          <w:p>
-            <w:pPr>
-              <w:ind w:left="0"/>
-              <w:rPr>
-                <w:color w:val="31849B" w:themeColor="accent5" w:themeShade="BF"/>
-              </w:rPr>
-            </w:pPr>
-            <w:r>
-              <w:rPr>
-                <w:rFonts w:hint="eastAsia"/>
-                <w:color w:val="31849B" w:themeColor="accent5" w:themeShade="BF"/>
-              </w:rPr>
-              <w:t>新增变量</w:t>
-            </w:r>
-            <w:r>
-              <w:rPr>
-                <w:rFonts w:hint="eastAsia"/>
-                <w:color w:val="31849B" w:themeColor="accent5" w:themeShade="BF"/>
-              </w:rPr>
-              <w:t>SDB_SNAP_ALL</w:t>
             </w:r>
           </w:p>
         </w:tc>
       </w:tr>
     </w:tbl>
-    <w:p>
-      <w:pPr>
-        <w:rPr>
-          <w:rFonts w:hint="eastAsia"/>
-        </w:rPr>
-      </w:pPr>
-    </w:p>
+    <w:p/>
     <w:p>
       <w:pPr>
         <w:pStyle w:val="Heading2"/>
@@ -4226,37 +3979,17 @@
         <w:rPr>
           <w:rFonts w:hint="eastAsia"/>
         </w:rPr>
-        <w:t>clsShardSession/coordCB/catalogueCB/</w:t>
-      </w:r>
-      <w:r>
-        <w:t xml:space="preserve"> </w:t>
-      </w:r>
-      <w:commentRangeStart w:id="0"/>
+        <w:t>clsShardSession</w:t>
+      </w:r>
+      <w:r>
+        <w:rPr>
+          <w:rFonts w:hint="eastAsia"/>
+        </w:rPr>
+        <w:t>/</w:t>
+      </w:r>
       <w:r>
         <w:t>pmdLocalSession</w:t>
       </w:r>
-      <w:commentRangeEnd w:id="0"/>
-      <w:r>
-        <w:rPr>
-          <w:rStyle w:val="CommentReference"/>
-        </w:rPr>
-        <w:commentReference w:id="0"/>
-      </w:r>
-      <w:r>
-        <w:rPr>
-          <w:rFonts w:hint="eastAsia"/>
-        </w:rPr>
-        <w:t>/</w:t>
-      </w:r>
-      <w:r>
-        <w:t>pmdBackgroundJobEntryPoint</w:t>
-      </w:r>
-      <w:r>
-        <w:rPr>
-          <w:rFonts w:hint="eastAsia"/>
-        </w:rPr>
-        <w:br/>
-      </w:r>
       <w:r>
         <w:rPr>
           <w:rFonts w:hint="eastAsia"/>
@@ -4339,57 +4072,55 @@
         <w:t>并没有太大的区别。</w:t>
       </w:r>
     </w:p>
-    <w:p/>
-    <w:p>
-      <w:r>
-        <w:rPr>
-          <w:rFonts w:hint="eastAsia"/>
-        </w:rPr>
-        <w:t>db.resetSnapshot()</w:t>
-      </w:r>
-      <w:r>
-        <w:rPr>
-          <w:rFonts w:hint="eastAsia"/>
-        </w:rPr>
-        <w:t>时可以对</w:t>
-      </w:r>
-      <w:r>
-        <w:rPr>
-          <w:rFonts w:hint="eastAsia"/>
-        </w:rPr>
-        <w:t>ErrNum</w:t>
-      </w:r>
-      <w:r>
-        <w:rPr>
-          <w:rFonts w:hint="eastAsia"/>
-        </w:rPr>
-        <w:t>的次数清零</w:t>
-      </w:r>
-    </w:p>
-    <w:p>
-      <w:r>
-        <w:rPr>
-          <w:rFonts w:hint="eastAsia"/>
-        </w:rPr>
-        <w:t>并可以指定只清除</w:t>
-      </w:r>
-      <w:r>
-        <w:rPr>
-          <w:rFonts w:hint="eastAsia"/>
-        </w:rPr>
-        <w:t>health</w:t>
-      </w:r>
-      <w:r>
-        <w:rPr>
-          <w:rFonts w:hint="eastAsia"/>
-        </w:rPr>
-        <w:t>快照的，</w:t>
-      </w:r>
-      <w:r>
-        <w:rPr>
-          <w:rFonts w:hint="eastAsia"/>
-        </w:rPr>
-        <w:t>db.resetSnapshot( { Type: SDB_SNAP_HEALTH } )</w:t>
+    <w:p>
+      <w:pPr>
+        <w:rPr>
+          <w:rFonts w:hint="eastAsia"/>
+        </w:rPr>
+      </w:pPr>
+    </w:p>
+    <w:p>
+      <w:r>
+        <w:rPr>
+          <w:rFonts w:hint="eastAsia"/>
+        </w:rPr>
+        <w:t>备注：建立连接时，</w:t>
+      </w:r>
+      <w:r>
+        <w:rPr>
+          <w:rFonts w:hint="eastAsia"/>
+        </w:rPr>
+        <w:t xml:space="preserve">socket accpet </w:t>
+      </w:r>
+      <w:r>
+        <w:rPr>
+          <w:rFonts w:hint="eastAsia"/>
+        </w:rPr>
+        <w:t>需要文件句柄，如果这时文件句柄不足，会报</w:t>
+      </w:r>
+      <w:r>
+        <w:rPr>
+          <w:rFonts w:hint="eastAsia"/>
+        </w:rPr>
+        <w:t>-15</w:t>
+      </w:r>
+      <w:r>
+        <w:rPr>
+          <w:rFonts w:hint="eastAsia"/>
+        </w:rPr>
+        <w:t>，此时对</w:t>
+      </w:r>
+      <w:r>
+        <w:rPr>
+          <w:rFonts w:hint="eastAsia"/>
+        </w:rPr>
+        <w:t>SDB_TOO_MANY_FD +1</w:t>
+      </w:r>
+      <w:r>
+        <w:rPr>
+          <w:rFonts w:hint="eastAsia"/>
+        </w:rPr>
+        <w:t>。</w:t>
       </w:r>
     </w:p>
     <w:p>
@@ -4410,11 +4141,6 @@
       </w:r>
     </w:p>
     <w:p>
-      <w:pPr>
-        <w:rPr>
-          <w:rFonts w:hint="eastAsia"/>
-        </w:rPr>
-      </w:pPr>
       <w:r>
         <w:rPr>
           <w:rFonts w:hint="eastAsia"/>
@@ -4810,11 +4536,6 @@
     </w:p>
     <w:p/>
     <w:p>
-      <w:pPr>
-        <w:rPr>
-          <w:rFonts w:hint="eastAsia"/>
-        </w:rPr>
-      </w:pPr>
       <w:r>
         <w:rPr>
           <w:rFonts w:hint="eastAsia"/>
@@ -4878,7 +4599,6 @@
     <w:p>
       <w:pPr>
         <w:rPr>
-          <w:rFonts w:hint="eastAsia"/>
           <w:color w:val="44964C" w:themeColor="background1" w:themeShade="80"/>
         </w:rPr>
       </w:pPr>
@@ -4957,11 +4677,6 @@
       </w:r>
     </w:p>
     <w:p>
-      <w:pPr>
-        <w:rPr>
-          <w:rFonts w:hint="eastAsia"/>
-        </w:rPr>
-      </w:pPr>
       <w:r>
         <w:rPr>
           <w:rFonts w:hint="eastAsia"/>
@@ -5047,34 +4762,181 @@
           <w:rFonts w:hint="eastAsia"/>
           <w:color w:val="44964C" w:themeColor="background1" w:themeShade="80"/>
         </w:rPr>
+        <w:t>……</w:t>
+      </w:r>
+    </w:p>
+    <w:p>
+      <w:pPr>
+        <w:rPr>
+          <w:color w:val="44964C" w:themeColor="background1" w:themeShade="80"/>
+        </w:rPr>
+      </w:pPr>
+      <w:r>
+        <w:rPr>
+          <w:color w:val="44964C" w:themeColor="background1" w:themeShade="80"/>
+        </w:rPr>
         <w:lastRenderedPageBreak/>
+        <w:t>Vm</w:t>
+      </w:r>
+      <w:r>
+        <w:rPr>
+          <w:rFonts w:hint="eastAsia"/>
+          <w:color w:val="44964C" w:themeColor="background1" w:themeShade="80"/>
+        </w:rPr>
+        <w:t>RSS:</w:t>
+      </w:r>
+      <w:r>
+        <w:rPr>
+          <w:color w:val="44964C" w:themeColor="background1" w:themeShade="80"/>
+        </w:rPr>
+        <w:t xml:space="preserve">     </w:t>
+      </w:r>
+      <w:r>
+        <w:rPr>
+          <w:rFonts w:hint="eastAsia"/>
+          <w:color w:val="44964C" w:themeColor="background1" w:themeShade="80"/>
+        </w:rPr>
+        <w:t xml:space="preserve"> </w:t>
+      </w:r>
+      <w:r>
+        <w:rPr>
+          <w:color w:val="44964C" w:themeColor="background1" w:themeShade="80"/>
+        </w:rPr>
+        <w:t>84304</w:t>
+      </w:r>
+      <w:r>
+        <w:rPr>
+          <w:rFonts w:hint="eastAsia"/>
+          <w:color w:val="44964C" w:themeColor="background1" w:themeShade="80"/>
+        </w:rPr>
+        <w:t xml:space="preserve"> </w:t>
+      </w:r>
+      <w:r>
+        <w:rPr>
+          <w:color w:val="44964C" w:themeColor="background1" w:themeShade="80"/>
+        </w:rPr>
+        <w:t>kB</w:t>
+      </w:r>
+      <w:r>
+        <w:rPr>
+          <w:rFonts w:hint="eastAsia"/>
+          <w:color w:val="44964C" w:themeColor="background1" w:themeShade="80"/>
+        </w:rPr>
+        <w:t xml:space="preserve">  //</w:t>
+      </w:r>
+      <w:r>
+        <w:rPr>
+          <w:rFonts w:hint="eastAsia"/>
+          <w:color w:val="44964C" w:themeColor="background1" w:themeShade="80"/>
+        </w:rPr>
+        <w:t>该进程已经占用的物理内存的大小</w:t>
+      </w:r>
+    </w:p>
+    <w:p>
+      <w:pPr>
+        <w:rPr>
+          <w:color w:val="44964C" w:themeColor="background1" w:themeShade="80"/>
+        </w:rPr>
+      </w:pPr>
+      <w:r>
+        <w:rPr>
+          <w:rFonts w:hint="eastAsia"/>
+          <w:color w:val="44964C" w:themeColor="background1" w:themeShade="80"/>
+        </w:rPr>
         <w:t>……</w:t>
       </w:r>
     </w:p>
     <w:p>
       <w:pPr>
         <w:rPr>
-          <w:rFonts w:hint="eastAsia"/>
           <w:color w:val="44964C" w:themeColor="background1" w:themeShade="80"/>
         </w:rPr>
       </w:pPr>
-      <w:r>
+    </w:p>
+    <w:p>
+      <w:r>
+        <w:rPr>
+          <w:rFonts w:hint="eastAsia"/>
+        </w:rPr>
+        <w:t>计算虚拟内存</w:t>
+      </w:r>
+      <w:r>
+        <w:rPr>
+          <w:rFonts w:hint="eastAsia"/>
+        </w:rPr>
+        <w:t>的分配限制</w:t>
+      </w:r>
+      <w:r>
+        <w:rPr>
+          <w:rFonts w:hint="eastAsia"/>
+        </w:rPr>
+        <w:t>：</w:t>
+      </w:r>
+    </w:p>
+    <w:p>
+      <w:pPr>
         <w:rPr>
           <w:color w:val="44964C" w:themeColor="background1" w:themeShade="80"/>
         </w:rPr>
-        <w:t>Vm</w:t>
-      </w:r>
+      </w:pPr>
       <w:r>
         <w:rPr>
           <w:rFonts w:hint="eastAsia"/>
           <w:color w:val="44964C" w:themeColor="background1" w:themeShade="80"/>
         </w:rPr>
-        <w:t>RSS:</w:t>
+        <w:t xml:space="preserve">$ cat </w:t>
       </w:r>
       <w:r>
         <w:rPr>
           <w:color w:val="44964C" w:themeColor="background1" w:themeShade="80"/>
         </w:rPr>
+        <w:t>/proc/</w:t>
+      </w:r>
+      <w:r>
+        <w:rPr>
+          <w:rFonts w:hint="eastAsia"/>
+          <w:color w:val="44964C" w:themeColor="background1" w:themeShade="80"/>
+        </w:rPr>
+        <w:t>[pid]/status</w:t>
+      </w:r>
+    </w:p>
+    <w:p>
+      <w:pPr>
+        <w:rPr>
+          <w:color w:val="44964C" w:themeColor="background1" w:themeShade="80"/>
+        </w:rPr>
+      </w:pPr>
+      <w:r>
+        <w:rPr>
+          <w:rFonts w:hint="eastAsia"/>
+          <w:color w:val="44964C" w:themeColor="background1" w:themeShade="80"/>
+        </w:rPr>
+        <w:t>……</w:t>
+      </w:r>
+    </w:p>
+    <w:p>
+      <w:pPr>
+        <w:rPr>
+          <w:color w:val="44964C" w:themeColor="background1" w:themeShade="80"/>
+        </w:rPr>
+      </w:pPr>
+      <w:r>
+        <w:rPr>
+          <w:color w:val="44964C" w:themeColor="background1" w:themeShade="80"/>
+        </w:rPr>
+        <w:t>VmSize</w:t>
+      </w:r>
+      <w:r>
+        <w:rPr>
+          <w:rFonts w:hint="eastAsia"/>
+          <w:color w:val="44964C" w:themeColor="background1" w:themeShade="80"/>
+        </w:rPr>
+        <w:t>:</w:t>
+      </w:r>
+      <w:r>
+        <w:rPr>
+          <w:color w:val="44964C" w:themeColor="background1" w:themeShade="80"/>
+        </w:rPr>
         <w:t xml:space="preserve">     </w:t>
       </w:r>
       <w:r>
@@ -5115,21 +4977,34 @@
           <w:rFonts w:hint="eastAsia"/>
           <w:color w:val="44964C" w:themeColor="background1" w:themeShade="80"/>
         </w:rPr>
-        <w:t>该进程已经占用的物理内存的大小</w:t>
-      </w:r>
-    </w:p>
-    <w:p>
-      <w:pPr>
+        <w:t>该进程已经使用的虚拟内存</w:t>
+      </w:r>
+      <w:r>
         <w:rPr>
           <w:rFonts w:hint="eastAsia"/>
           <w:color w:val="44964C" w:themeColor="background1" w:themeShade="80"/>
         </w:rPr>
-      </w:pPr>
+        <w:t>的</w:t>
+      </w:r>
       <w:r>
         <w:rPr>
           <w:rFonts w:hint="eastAsia"/>
           <w:color w:val="44964C" w:themeColor="background1" w:themeShade="80"/>
         </w:rPr>
+        <w:t>大小</w:t>
+      </w:r>
+    </w:p>
+    <w:p>
+      <w:pPr>
+        <w:rPr>
+          <w:color w:val="44964C" w:themeColor="background1" w:themeShade="80"/>
+        </w:rPr>
+      </w:pPr>
+      <w:r>
+        <w:rPr>
+          <w:rFonts w:hint="eastAsia"/>
+          <w:color w:val="44964C" w:themeColor="background1" w:themeShade="80"/>
+        </w:rPr>
         <w:t>……</w:t>
       </w:r>
     </w:p>
@@ -5141,174 +5016,6 @@
       </w:pPr>
     </w:p>
     <w:p>
-      <w:r>
-        <w:rPr>
-          <w:rFonts w:hint="eastAsia"/>
-        </w:rPr>
-        <w:t>计算虚拟内存</w:t>
-      </w:r>
-      <w:r>
-        <w:rPr>
-          <w:rFonts w:hint="eastAsia"/>
-        </w:rPr>
-        <w:t>的分配限制</w:t>
-      </w:r>
-      <w:r>
-        <w:rPr>
-          <w:rFonts w:hint="eastAsia"/>
-        </w:rPr>
-        <w:t>：</w:t>
-      </w:r>
-    </w:p>
-    <w:p>
-      <w:pPr>
-        <w:rPr>
-          <w:color w:val="44964C" w:themeColor="background1" w:themeShade="80"/>
-        </w:rPr>
-      </w:pPr>
-      <w:r>
-        <w:rPr>
-          <w:rFonts w:hint="eastAsia"/>
-          <w:color w:val="44964C" w:themeColor="background1" w:themeShade="80"/>
-        </w:rPr>
-        <w:t xml:space="preserve">$ cat </w:t>
-      </w:r>
-      <w:r>
-        <w:rPr>
-          <w:color w:val="44964C" w:themeColor="background1" w:themeShade="80"/>
-        </w:rPr>
-        <w:t>/proc/</w:t>
-      </w:r>
-      <w:r>
-        <w:rPr>
-          <w:rFonts w:hint="eastAsia"/>
-          <w:color w:val="44964C" w:themeColor="background1" w:themeShade="80"/>
-        </w:rPr>
-        <w:t>[pid]/status</w:t>
-      </w:r>
-    </w:p>
-    <w:p>
-      <w:pPr>
-        <w:rPr>
-          <w:color w:val="44964C" w:themeColor="background1" w:themeShade="80"/>
-        </w:rPr>
-      </w:pPr>
-      <w:r>
-        <w:rPr>
-          <w:rFonts w:hint="eastAsia"/>
-          <w:color w:val="44964C" w:themeColor="background1" w:themeShade="80"/>
-        </w:rPr>
-        <w:t>……</w:t>
-      </w:r>
-    </w:p>
-    <w:p>
-      <w:pPr>
-        <w:rPr>
-          <w:color w:val="44964C" w:themeColor="background1" w:themeShade="80"/>
-        </w:rPr>
-      </w:pPr>
-      <w:r>
-        <w:rPr>
-          <w:color w:val="44964C" w:themeColor="background1" w:themeShade="80"/>
-        </w:rPr>
-        <w:t>VmSize</w:t>
-      </w:r>
-      <w:r>
-        <w:rPr>
-          <w:rFonts w:hint="eastAsia"/>
-          <w:color w:val="44964C" w:themeColor="background1" w:themeShade="80"/>
-        </w:rPr>
-        <w:t>:</w:t>
-      </w:r>
-      <w:r>
-        <w:rPr>
-          <w:color w:val="44964C" w:themeColor="background1" w:themeShade="80"/>
-        </w:rPr>
-        <w:t xml:space="preserve">     </w:t>
-      </w:r>
-      <w:r>
-        <w:rPr>
-          <w:rFonts w:hint="eastAsia"/>
-          <w:color w:val="44964C" w:themeColor="background1" w:themeShade="80"/>
-        </w:rPr>
-        <w:t xml:space="preserve"> </w:t>
-      </w:r>
-      <w:r>
-        <w:rPr>
-          <w:color w:val="44964C" w:themeColor="background1" w:themeShade="80"/>
-        </w:rPr>
-        <w:t>84304</w:t>
-      </w:r>
-      <w:r>
-        <w:rPr>
-          <w:rFonts w:hint="eastAsia"/>
-          <w:color w:val="44964C" w:themeColor="background1" w:themeShade="80"/>
-        </w:rPr>
-        <w:t xml:space="preserve"> </w:t>
-      </w:r>
-      <w:r>
-        <w:rPr>
-          <w:color w:val="44964C" w:themeColor="background1" w:themeShade="80"/>
-        </w:rPr>
-        <w:t>kB</w:t>
-      </w:r>
-      <w:r>
-        <w:rPr>
-          <w:rFonts w:hint="eastAsia"/>
-          <w:color w:val="44964C" w:themeColor="background1" w:themeShade="80"/>
-        </w:rPr>
-        <w:t xml:space="preserve">  //</w:t>
-      </w:r>
-      <w:r>
-        <w:rPr>
-          <w:rFonts w:hint="eastAsia"/>
-          <w:color w:val="44964C" w:themeColor="background1" w:themeShade="80"/>
-        </w:rPr>
-        <w:t>该进程已经使用的虚拟内存</w:t>
-      </w:r>
-      <w:r>
-        <w:rPr>
-          <w:rFonts w:hint="eastAsia"/>
-          <w:color w:val="44964C" w:themeColor="background1" w:themeShade="80"/>
-        </w:rPr>
-        <w:t>的</w:t>
-      </w:r>
-      <w:r>
-        <w:rPr>
-          <w:rFonts w:hint="eastAsia"/>
-          <w:color w:val="44964C" w:themeColor="background1" w:themeShade="80"/>
-        </w:rPr>
-        <w:t>大小</w:t>
-      </w:r>
-    </w:p>
-    <w:p>
-      <w:pPr>
-        <w:rPr>
-          <w:rFonts w:hint="eastAsia"/>
-          <w:color w:val="44964C" w:themeColor="background1" w:themeShade="80"/>
-        </w:rPr>
-      </w:pPr>
-      <w:r>
-        <w:rPr>
-          <w:rFonts w:hint="eastAsia"/>
-          <w:color w:val="44964C" w:themeColor="background1" w:themeShade="80"/>
-        </w:rPr>
-        <w:t>……</w:t>
-      </w:r>
-    </w:p>
-    <w:p>
-      <w:pPr>
-        <w:rPr>
-          <w:color w:val="44964C" w:themeColor="background1" w:themeShade="80"/>
-        </w:rPr>
-      </w:pPr>
-    </w:p>
-    <w:p>
-      <w:pPr>
-        <w:rPr>
-          <w:rFonts w:hint="eastAsia"/>
-        </w:rPr>
-      </w:pPr>
       <w:r>
         <w:t>/proc/sys/vm/overcommit_memory</w:t>
       </w:r>
@@ -5335,7 +5042,10 @@
         <w:t xml:space="preserve">0  </w:t>
       </w:r>
       <w:r>
-        <w:t>heuristic overcommit</w:t>
+        <w:t>h</w:t>
+      </w:r>
+      <w:r>
+        <w:t>euristic overcommit</w:t>
       </w:r>
       <w:r>
         <w:rPr>
@@ -5386,9 +5096,6 @@
       <w:pPr>
         <w:pStyle w:val="ListParagraph"/>
         <w:ind w:left="777" w:firstLineChars="0" w:firstLine="0"/>
-        <w:rPr>
-          <w:rFonts w:hint="eastAsia"/>
-        </w:rPr>
       </w:pPr>
       <w:r>
         <w:t>CommitLimit</w:t>
@@ -5403,7 +5110,6 @@
     <w:p>
       <w:pPr>
         <w:rPr>
-          <w:rFonts w:hint="eastAsia"/>
           <w:color w:val="44964C" w:themeColor="background1" w:themeShade="80"/>
         </w:rPr>
       </w:pPr>
@@ -5424,7 +5130,6 @@
     <w:p>
       <w:pPr>
         <w:rPr>
-          <w:rFonts w:hint="eastAsia"/>
           <w:color w:val="44964C" w:themeColor="background1" w:themeShade="80"/>
         </w:rPr>
       </w:pPr>
@@ -5492,7 +5197,6 @@
     <w:p>
       <w:pPr>
         <w:rPr>
-          <w:rFonts w:hint="eastAsia"/>
           <w:color w:val="44964C" w:themeColor="background1" w:themeShade="80"/>
         </w:rPr>
       </w:pPr>
@@ -5520,7 +5224,6 @@
     <w:p>
       <w:pPr>
         <w:rPr>
-          <w:rFonts w:hint="eastAsia"/>
           <w:color w:val="44964C" w:themeColor="background1" w:themeShade="80"/>
         </w:rPr>
       </w:pPr>
@@ -5533,11 +5236,6 @@
       </w:r>
     </w:p>
     <w:p>
-      <w:pPr>
-        <w:rPr>
-          <w:rFonts w:hint="eastAsia"/>
-        </w:rPr>
-      </w:pPr>
       <w:r>
         <w:rPr>
           <w:rFonts w:hint="eastAsia"/>
@@ -5558,11 +5256,6 @@
       </w:r>
     </w:p>
     <w:p>
-      <w:pPr>
-        <w:rPr>
-          <w:rFonts w:hint="eastAsia"/>
-        </w:rPr>
-      </w:pPr>
       <w:r>
         <w:rPr>
           <w:rFonts w:hint="eastAsia"/>
@@ -5616,11 +5309,6 @@
       </w:r>
     </w:p>
     <w:p>
-      <w:pPr>
-        <w:rPr>
-          <w:rFonts w:hint="eastAsia"/>
-        </w:rPr>
-      </w:pPr>
       <w:r>
         <w:rPr>
           <w:rFonts w:hint="eastAsia"/>
@@ -5635,11 +5323,6 @@
       </w:r>
     </w:p>
     <w:p>
-      <w:pPr>
-        <w:rPr>
-          <w:rFonts w:hint="eastAsia"/>
-        </w:rPr>
-      </w:pPr>
       <w:r>
         <w:rPr>
           <w:rFonts w:hint="eastAsia"/>
@@ -5693,22 +5376,138 @@
         <w:t xml:space="preserve">VMLimit = </w:t>
       </w:r>
       <w:r>
-        <w:rPr>
-          <w:rFonts w:hint="eastAsia"/>
-        </w:rPr>
-        <w:t xml:space="preserve">( </w:t>
-      </w:r>
-      <w:r>
         <w:t>CommitLimit</w:t>
       </w:r>
       <w:r>
+        <w:rPr>
+          <w:rFonts w:hint="eastAsia"/>
+        </w:rPr>
         <w:t xml:space="preserve"> </w:t>
       </w:r>
       <w:r>
         <w:rPr>
           <w:rFonts w:hint="eastAsia"/>
         </w:rPr>
-        <w:t xml:space="preserve">- </w:t>
+        <w:t>和</w:t>
+      </w:r>
+      <w:r>
+        <w:rPr>
+          <w:rFonts w:hint="eastAsia"/>
+        </w:rPr>
+        <w:t xml:space="preserve"> ulimit </w:t>
+      </w:r>
+      <w:r>
+        <w:rPr>
+          <w:rFonts w:hint="eastAsia"/>
+        </w:rPr>
+        <w:t>取最小</w:t>
+      </w:r>
+    </w:p>
+    <w:p>
+      <w:pPr>
+        <w:rPr>
+          <w:rFonts w:hint="eastAsia"/>
+        </w:rPr>
+      </w:pPr>
+    </w:p>
+    <w:p>
+      <w:pPr>
+        <w:rPr>
+          <w:rFonts w:hint="eastAsia"/>
+        </w:rPr>
+      </w:pPr>
+      <w:r>
+        <w:rPr>
+          <w:rFonts w:hint="eastAsia"/>
+        </w:rPr>
+        <w:t>备注：</w:t>
+      </w:r>
+    </w:p>
+    <w:p>
+      <w:pPr>
+        <w:rPr>
+          <w:rFonts w:hint="eastAsia"/>
+        </w:rPr>
+      </w:pPr>
+      <w:r>
+        <w:rPr>
+          <w:rFonts w:hint="eastAsia"/>
+        </w:rPr>
+        <w:t>本地测试三种模式</w:t>
+      </w:r>
+    </w:p>
+    <w:p>
+      <w:pPr>
+        <w:rPr>
+          <w:rFonts w:hint="eastAsia"/>
+        </w:rPr>
+      </w:pPr>
+      <w:r>
+        <w:rPr>
+          <w:rFonts w:hint="eastAsia"/>
+        </w:rPr>
+        <w:t>机器配置：</w:t>
+      </w:r>
+      <w:r>
+        <w:rPr>
+          <w:rFonts w:hint="eastAsia"/>
+        </w:rPr>
+        <w:t>RAM 3011KB</w:t>
+      </w:r>
+      <w:r>
+        <w:rPr>
+          <w:rFonts w:hint="eastAsia"/>
+        </w:rPr>
+        <w:t>，</w:t>
+      </w:r>
+      <w:r>
+        <w:rPr>
+          <w:rFonts w:hint="eastAsia"/>
+        </w:rPr>
+        <w:t>Swap 6140KB</w:t>
+      </w:r>
+    </w:p>
+    <w:p>
+      <w:pPr>
+        <w:rPr>
+          <w:rFonts w:hint="eastAsia"/>
+        </w:rPr>
+      </w:pPr>
+      <w:r>
+        <w:rPr>
+          <w:rFonts w:hint="eastAsia"/>
+        </w:rPr>
+        <w:t>overcommit</w:t>
+      </w:r>
+      <w:r>
+        <w:rPr>
+          <w:rFonts w:hint="eastAsia"/>
+        </w:rPr>
+        <w:t>值：</w:t>
+      </w:r>
+      <w:r>
+        <w:t>CommitLimit</w:t>
+      </w:r>
+      <w:r>
+        <w:rPr>
+          <w:rFonts w:hint="eastAsia"/>
+        </w:rPr>
+        <w:t xml:space="preserve"> </w:t>
+      </w:r>
+      <w:r>
+        <w:t>7830140</w:t>
+      </w:r>
+      <w:r>
+        <w:rPr>
+          <w:rFonts w:hint="eastAsia"/>
+        </w:rPr>
+        <w:t>KB</w:t>
+      </w:r>
+      <w:r>
+        <w:rPr>
+          <w:rFonts w:hint="eastAsia"/>
+        </w:rPr>
+        <w:t>，</w:t>
       </w:r>
       <w:r>
         <w:t>Committed_AS</w:t>
@@ -5717,7 +5516,192 @@
         <w:rPr>
           <w:rFonts w:hint="eastAsia"/>
         </w:rPr>
-        <w:t xml:space="preserve"> ) </w:t>
+        <w:t xml:space="preserve"> </w:t>
+      </w:r>
+      <w:r>
+        <w:t>785276</w:t>
+      </w:r>
+      <w:r>
+        <w:rPr>
+          <w:rFonts w:hint="eastAsia"/>
+        </w:rPr>
+        <w:t>KB</w:t>
+      </w:r>
+    </w:p>
+    <w:p>
+      <w:pPr>
+        <w:rPr>
+          <w:rFonts w:hint="eastAsia"/>
+        </w:rPr>
+      </w:pPr>
+      <w:r>
+        <w:rPr>
+          <w:rFonts w:hint="eastAsia"/>
+        </w:rPr>
+        <w:t>模式</w:t>
+      </w:r>
+      <w:r>
+        <w:rPr>
+          <w:rFonts w:hint="eastAsia"/>
+        </w:rPr>
+        <w:t>0</w:t>
+      </w:r>
+      <w:r>
+        <w:rPr>
+          <w:rFonts w:hint="eastAsia"/>
+        </w:rPr>
+        <w:t>：</w:t>
+      </w:r>
+      <w:r>
+        <w:rPr>
+          <w:rFonts w:hint="eastAsia"/>
+        </w:rPr>
+        <w:t xml:space="preserve">malloc </w:t>
+      </w:r>
+      <w:r>
+        <w:t>17203093</w:t>
+      </w:r>
+      <w:r>
+        <w:rPr>
+          <w:rFonts w:hint="eastAsia"/>
+        </w:rPr>
+        <w:t xml:space="preserve"> KB </w:t>
+      </w:r>
+      <w:r>
+        <w:rPr>
+          <w:rFonts w:hint="eastAsia"/>
+        </w:rPr>
+        <w:t>时被操作系统</w:t>
+      </w:r>
+      <w:r>
+        <w:rPr>
+          <w:rFonts w:hint="eastAsia"/>
+        </w:rPr>
+        <w:t>OOM-KILL</w:t>
+      </w:r>
+    </w:p>
+    <w:p>
+      <w:pPr>
+        <w:rPr>
+          <w:rFonts w:hint="eastAsia"/>
+        </w:rPr>
+      </w:pPr>
+      <w:r>
+        <w:rPr>
+          <w:rFonts w:hint="eastAsia"/>
+        </w:rPr>
+        <w:t>模式</w:t>
+      </w:r>
+      <w:r>
+        <w:rPr>
+          <w:rFonts w:hint="eastAsia"/>
+        </w:rPr>
+        <w:t>1</w:t>
+      </w:r>
+      <w:r>
+        <w:rPr>
+          <w:rFonts w:hint="eastAsia"/>
+        </w:rPr>
+        <w:t>：</w:t>
+      </w:r>
+      <w:r>
+        <w:rPr>
+          <w:rFonts w:hint="eastAsia"/>
+        </w:rPr>
+        <w:t xml:space="preserve">malloc </w:t>
+      </w:r>
+      <w:r>
+        <w:t>17207410</w:t>
+      </w:r>
+      <w:r>
+        <w:rPr>
+          <w:rFonts w:hint="eastAsia"/>
+        </w:rPr>
+        <w:t xml:space="preserve"> KB </w:t>
+      </w:r>
+      <w:r>
+        <w:rPr>
+          <w:rFonts w:hint="eastAsia"/>
+        </w:rPr>
+        <w:t>时被操作系统</w:t>
+      </w:r>
+      <w:r>
+        <w:rPr>
+          <w:rFonts w:hint="eastAsia"/>
+        </w:rPr>
+        <w:t>OOM-KILL</w:t>
+      </w:r>
+    </w:p>
+    <w:p>
+      <w:pPr>
+        <w:rPr>
+          <w:rFonts w:hint="eastAsia"/>
+        </w:rPr>
+      </w:pPr>
+      <w:r>
+        <w:rPr>
+          <w:rFonts w:hint="eastAsia"/>
+        </w:rPr>
+        <w:t>模式</w:t>
+      </w:r>
+      <w:r>
+        <w:rPr>
+          <w:rFonts w:hint="eastAsia"/>
+        </w:rPr>
+        <w:t>2</w:t>
+      </w:r>
+      <w:r>
+        <w:rPr>
+          <w:rFonts w:hint="eastAsia"/>
+        </w:rPr>
+        <w:t>：</w:t>
+      </w:r>
+      <w:r>
+        <w:rPr>
+          <w:rFonts w:hint="eastAsia"/>
+        </w:rPr>
+        <w:t xml:space="preserve">malloc </w:t>
+      </w:r>
+      <w:r>
+        <w:t>6826799kb</w:t>
+      </w:r>
+      <w:r>
+        <w:rPr>
+          <w:rFonts w:hint="eastAsia"/>
+        </w:rPr>
+        <w:t xml:space="preserve"> KB </w:t>
+      </w:r>
+      <w:r>
+        <w:rPr>
+          <w:rFonts w:hint="eastAsia"/>
+        </w:rPr>
+        <w:t>时</w:t>
+      </w:r>
+      <w:r>
+        <w:rPr>
+          <w:rFonts w:hint="eastAsia"/>
+        </w:rPr>
+        <w:t>malloc</w:t>
+      </w:r>
+      <w:r>
+        <w:rPr>
+          <w:rFonts w:hint="eastAsia"/>
+        </w:rPr>
+        <w:t>失败</w:t>
+      </w:r>
+    </w:p>
+    <w:p>
+      <w:r>
+        <w:rPr>
+          <w:rFonts w:hint="eastAsia"/>
+        </w:rPr>
+        <w:t>推断出：模式</w:t>
+      </w:r>
+      <w:r>
+        <w:rPr>
+          <w:rFonts w:hint="eastAsia"/>
+        </w:rPr>
+        <w:t>0</w:t>
       </w:r>
       <w:r>
         <w:rPr>
@@ -5729,13 +5713,40 @@
         <w:rPr>
           <w:rFonts w:hint="eastAsia"/>
         </w:rPr>
-        <w:t xml:space="preserve"> ulimit </w:t>
-      </w:r>
-      <w:r>
-        <w:rPr>
-          <w:rFonts w:hint="eastAsia"/>
-        </w:rPr>
-        <w:t>取最小</w:t>
+        <w:t>1</w:t>
+      </w:r>
+      <w:r>
+        <w:rPr>
+          <w:rFonts w:hint="eastAsia"/>
+        </w:rPr>
+        <w:t>均会</w:t>
+      </w:r>
+      <w:r>
+        <w:rPr>
+          <w:rFonts w:hint="eastAsia"/>
+        </w:rPr>
+        <w:t>overcommit</w:t>
+      </w:r>
+      <w:r>
+        <w:rPr>
+          <w:rFonts w:hint="eastAsia"/>
+        </w:rPr>
+        <w:t>，模式</w:t>
+      </w:r>
+      <w:r>
+        <w:rPr>
+          <w:rFonts w:hint="eastAsia"/>
+        </w:rPr>
+        <w:t>2</w:t>
+      </w:r>
+      <w:r>
+        <w:rPr>
+          <w:rFonts w:hint="eastAsia"/>
+        </w:rPr>
+        <w:t>上限是</w:t>
+      </w:r>
+      <w:r>
+        <w:t>CommitLimit</w:t>
       </w:r>
     </w:p>
     <w:p>
@@ -5868,6 +5879,7 @@
         <w:rPr>
           <w:rFonts w:hint="eastAsia"/>
         </w:rPr>
+        <w:lastRenderedPageBreak/>
         <w:t>新增一个目录</w:t>
       </w:r>
       <w:r>
@@ -5884,34 +5896,41 @@
       </w:r>
     </w:p>
     <w:p>
-      <w:r>
-        <w:rPr>
-          <w:rFonts w:hint="eastAsia"/>
+      <w:pPr>
+        <w:rPr>
+          <w:color w:val="44964C" w:themeColor="background1" w:themeShade="80"/>
+        </w:rPr>
+      </w:pPr>
+      <w:r>
+        <w:rPr>
+          <w:rFonts w:hint="eastAsia"/>
+          <w:color w:val="44964C" w:themeColor="background1" w:themeShade="80"/>
+        </w:rPr>
+        <w:t>$</w:t>
+      </w:r>
+      <w:r>
+        <w:rPr>
+          <w:rFonts w:hint="eastAsia"/>
+          <w:color w:val="44964C" w:themeColor="background1" w:themeShade="80"/>
+        </w:rPr>
+        <w:t xml:space="preserve"> </w:t>
+      </w:r>
+      <w:r>
+        <w:rPr>
+          <w:rFonts w:hint="eastAsia"/>
+          <w:color w:val="44964C" w:themeColor="background1" w:themeShade="80"/>
+        </w:rPr>
+        <w:t xml:space="preserve">cat </w:t>
+      </w:r>
+      <w:r>
+        <w:rPr>
+          <w:rFonts w:hint="eastAsia"/>
+          <w:color w:val="44964C" w:themeColor="background1" w:themeShade="80"/>
         </w:rPr>
         <w:t>conf/run/[svcname]/sdb.id</w:t>
       </w:r>
     </w:p>
     <w:p>
-      <w:r>
-        <w:rPr>
-          <w:rFonts w:hint="eastAsia"/>
-        </w:rPr>
-        <w:t>格式是</w:t>
-      </w:r>
-      <w:r>
-        <w:rPr>
-          <w:rFonts w:hint="eastAsia"/>
-        </w:rPr>
-        <w:t>csv</w:t>
-      </w:r>
-      <w:r>
-        <w:rPr>
-          <w:rFonts w:hint="eastAsia"/>
-        </w:rPr>
-        <w:t>格式：</w:t>
-      </w:r>
-    </w:p>
-    <w:p>
       <w:pPr>
         <w:rPr>
           <w:color w:val="44964C" w:themeColor="background1" w:themeShade="80"/>
@@ -5942,6 +5961,7 @@
     <w:p>
       <w:pPr>
         <w:rPr>
+          <w:rFonts w:hint="eastAsia"/>
           <w:color w:val="44964C" w:themeColor="background1" w:themeShade="80"/>
         </w:rPr>
       </w:pPr>
@@ -5959,41 +5979,12 @@
           <w:color w:val="44964C" w:themeColor="background1" w:themeShade="80"/>
         </w:rPr>
       </w:pPr>
-      <w:r>
-        <w:rPr>
-          <w:rFonts w:hint="eastAsia"/>
-          <w:color w:val="44964C" w:themeColor="background1" w:themeShade="80"/>
-        </w:rPr>
-        <w:t>pmdLaunch</w:t>
-      </w:r>
-      <w:r>
-        <w:rPr>
-          <w:rFonts w:hint="eastAsia"/>
-          <w:color w:val="44964C" w:themeColor="background1" w:themeShade="80"/>
-        </w:rPr>
-        <w:t>History</w:t>
-      </w:r>
-      <w:r>
-        <w:rPr>
-          <w:rFonts w:hint="eastAsia"/>
-          <w:color w:val="44964C" w:themeColor="background1" w:themeShade="80"/>
-        </w:rPr>
-        <w:t>Logger</w:t>
-      </w:r>
-    </w:p>
-    <w:p>
-      <w:pPr>
-        <w:rPr>
-          <w:color w:val="44964C" w:themeColor="background1" w:themeShade="80"/>
-        </w:rPr>
-      </w:pPr>
-    </w:p>
-    <w:p>
-      <w:r>
-        <w:rPr>
-          <w:rFonts w:hint="eastAsia"/>
-        </w:rPr>
-        <w:lastRenderedPageBreak/>
+    </w:p>
+    <w:p>
+      <w:r>
+        <w:rPr>
+          <w:rFonts w:hint="eastAsia"/>
+        </w:rPr>
         <w:t>当</w:t>
       </w:r>
       <w:r>
@@ -6150,9 +6141,6 @@
         <w:tabs>
           <w:tab w:val="left" w:pos="6443"/>
         </w:tabs>
-        <w:rPr>
-          <w:rFonts w:hint="eastAsia"/>
-        </w:rPr>
       </w:pPr>
       <w:r>
         <w:rPr>
@@ -6184,9 +6172,6 @@
           <w:tab w:val="left" w:pos="6443"/>
         </w:tabs>
         <w:ind w:firstLineChars="0"/>
-        <w:rPr>
-          <w:rFonts w:hint="eastAsia"/>
-        </w:rPr>
       </w:pPr>
       <w:r>
         <w:rPr>
@@ -6212,9 +6197,6 @@
           <w:tab w:val="left" w:pos="6443"/>
         </w:tabs>
         <w:ind w:firstLineChars="0"/>
-        <w:rPr>
-          <w:rFonts w:hint="eastAsia"/>
-        </w:rPr>
       </w:pPr>
       <w:r>
         <w:rPr>
@@ -6234,9 +6216,6 @@
         <w:tabs>
           <w:tab w:val="left" w:pos="6443"/>
         </w:tabs>
-        <w:rPr>
-          <w:rFonts w:hint="eastAsia"/>
-        </w:rPr>
       </w:pPr>
     </w:p>
     <w:p>
@@ -6244,9 +6223,6 @@
         <w:tabs>
           <w:tab w:val="left" w:pos="6443"/>
         </w:tabs>
-        <w:rPr>
-          <w:rFonts w:hint="eastAsia"/>
-        </w:rPr>
       </w:pPr>
       <w:r>
         <w:rPr>
@@ -6422,9 +6398,6 @@
       <w:pPr>
         <w:pStyle w:val="ListParagraph"/>
         <w:ind w:left="777" w:firstLineChars="0" w:firstLine="0"/>
-        <w:rPr>
-          <w:rFonts w:hint="eastAsia"/>
-        </w:rPr>
       </w:pPr>
       <w:r>
         <w:rPr>
@@ -6472,9 +6445,6 @@
       <w:pPr>
         <w:pStyle w:val="ListParagraph"/>
         <w:ind w:left="777" w:firstLineChars="0" w:firstLine="0"/>
-        <w:rPr>
-          <w:rFonts w:hint="eastAsia"/>
-        </w:rPr>
       </w:pPr>
       <w:r>
         <w:rPr>
@@ -6511,9 +6481,6 @@
       <w:pPr>
         <w:pStyle w:val="ListParagraph"/>
         <w:ind w:left="777" w:firstLineChars="0" w:firstLine="0"/>
-        <w:rPr>
-          <w:rFonts w:hint="eastAsia"/>
-        </w:rPr>
       </w:pPr>
       <w:r>
         <w:rPr>
@@ -6526,9 +6493,6 @@
       <w:pPr>
         <w:pStyle w:val="ListParagraph"/>
         <w:ind w:left="777" w:firstLineChars="0" w:firstLine="0"/>
-        <w:rPr>
-          <w:rFonts w:hint="eastAsia"/>
-        </w:rPr>
       </w:pPr>
       <w:r>
         <w:rPr>
@@ -6610,9 +6574,6 @@
             <w:pPr>
               <w:pStyle w:val="ListParagraph"/>
               <w:ind w:left="0" w:firstLineChars="0" w:firstLine="0"/>
-              <w:rPr>
-                <w:rFonts w:hint="eastAsia"/>
-              </w:rPr>
             </w:pPr>
             <w:r>
               <w:rPr>
@@ -6654,7 +6615,16 @@
               </w:rPr>
             </w:pPr>
             <w:r>
-              <w:t>SDB_SNAP_ALL</w:t>
+              <w:t>“</w:t>
+            </w:r>
+            <w:r>
+              <w:rPr>
+                <w:rFonts w:hint="eastAsia"/>
+              </w:rPr>
+              <w:t>all</w:t>
+            </w:r>
+            <w:r>
+              <w:t>”</w:t>
             </w:r>
           </w:p>
           <w:p>
@@ -6666,7 +6636,16 @@
               </w:rPr>
             </w:pPr>
             <w:r>
-              <w:t>SDB_SNAP_SESSIONS </w:t>
+              <w:t>“</w:t>
+            </w:r>
+            <w:r>
+              <w:rPr>
+                <w:rFonts w:hint="eastAsia"/>
+              </w:rPr>
+              <w:t>sessions</w:t>
+            </w:r>
+            <w:r>
+              <w:t>”</w:t>
             </w:r>
           </w:p>
           <w:p>
@@ -6678,7 +6657,16 @@
               </w:rPr>
             </w:pPr>
             <w:r>
-              <w:t>SDB_SNAP_SESSIONS_CURRENT </w:t>
+              <w:t>“</w:t>
+            </w:r>
+            <w:r>
+              <w:rPr>
+                <w:rFonts w:hint="eastAsia"/>
+              </w:rPr>
+              <w:t>sessions current</w:t>
+            </w:r>
+            <w:r>
+              <w:t>”</w:t>
             </w:r>
           </w:p>
           <w:p>
@@ -6690,7 +6678,16 @@
               </w:rPr>
             </w:pPr>
             <w:r>
-              <w:t>SDB_SNAP_DATABASE </w:t>
+              <w:t>“</w:t>
+            </w:r>
+            <w:r>
+              <w:rPr>
+                <w:rFonts w:hint="eastAsia"/>
+              </w:rPr>
+              <w:t>database</w:t>
+            </w:r>
+            <w:r>
+              <w:t>”</w:t>
             </w:r>
           </w:p>
           <w:p>
@@ -6699,7 +6696,16 @@
               <w:ind w:left="0" w:firstLineChars="0" w:firstLine="0"/>
             </w:pPr>
             <w:r>
-              <w:t>SDB_SNAP_HEALTH </w:t>
+              <w:t>“</w:t>
+            </w:r>
+            <w:r>
+              <w:rPr>
+                <w:rFonts w:hint="eastAsia"/>
+              </w:rPr>
+              <w:t>health</w:t>
+            </w:r>
+            <w:r>
+              <w:t>”</w:t>
             </w:r>
           </w:p>
         </w:tc>
@@ -6713,7 +6719,16 @@
               <w:ind w:left="0" w:firstLineChars="0" w:firstLine="0"/>
             </w:pPr>
             <w:r>
-              <w:t>SDB_SNAP_ALL</w:t>
+              <w:t>“</w:t>
+            </w:r>
+            <w:r>
+              <w:rPr>
+                <w:rFonts w:hint="eastAsia"/>
+              </w:rPr>
+              <w:t>all</w:t>
+            </w:r>
+            <w:r>
+              <w:t>”</w:t>
             </w:r>
           </w:p>
         </w:tc>
@@ -6822,9 +6837,6 @@
       <w:pPr>
         <w:pStyle w:val="ListParagraph"/>
         <w:ind w:left="777" w:firstLineChars="0" w:firstLine="0"/>
-        <w:rPr>
-          <w:rFonts w:hint="eastAsia"/>
-        </w:rPr>
       </w:pPr>
       <w:r>
         <w:rPr>
@@ -6841,9 +6853,6 @@
           <w:numId w:val="38"/>
         </w:numPr>
         <w:ind w:firstLineChars="0"/>
-        <w:rPr>
-          <w:rFonts w:hint="eastAsia"/>
-        </w:rPr>
       </w:pPr>
       <w:r>
         <w:t>SessionID</w:t>
@@ -6861,10 +6870,19 @@
         <w:t>:</w:t>
       </w:r>
       <w:r>
-        <w:t>SDB_SNAP_SESSIONS</w:t>
-      </w:r>
-      <w:r>
-        <w:t>时才生效，否则报错</w:t>
+        <w:t>”</w:t>
+      </w:r>
+      <w:r>
+        <w:rPr>
+          <w:rFonts w:hint="eastAsia"/>
+        </w:rPr>
+        <w:t>sessions</w:t>
+      </w:r>
+      <w:r>
+        <w:t>”</w:t>
+      </w:r>
+      <w:r>
+        <w:t>才生效，否则报错</w:t>
       </w:r>
       <w:r>
         <w:t>-6 </w:t>
@@ -6878,9 +6896,6 @@
           <w:numId w:val="38"/>
         </w:numPr>
         <w:ind w:firstLineChars="0"/>
-        <w:rPr>
-          <w:rFonts w:hint="eastAsia"/>
-        </w:rPr>
       </w:pPr>
       <w:r>
         <w:t>重置</w:t>
@@ -6901,7 +6916,11 @@
         <w:t>session</w:t>
       </w:r>
       <w:r>
-        <w:t>的快照后，不影响</w:t>
+        <w:t>的快照后，不</w:t>
+      </w:r>
+      <w:r>
+        <w:lastRenderedPageBreak/>
+        <w:t>影响</w:t>
       </w:r>
       <w:r>
         <w:t>database</w:t>
@@ -6921,24 +6940,36 @@
           <w:numId w:val="38"/>
         </w:numPr>
         <w:ind w:firstLineChars="0"/>
-        <w:rPr>
-          <w:rFonts w:hint="eastAsia"/>
-        </w:rPr>
-      </w:pPr>
-      <w:r>
-        <w:t xml:space="preserve">sdb shell </w:t>
-      </w:r>
-      <w:r>
-        <w:t>和各驱动需要新增宏</w:t>
-      </w:r>
-      <w:r>
-        <w:t>/</w:t>
-      </w:r>
-      <w:r>
-        <w:t>变量</w:t>
-      </w:r>
-      <w:r>
-        <w:t xml:space="preserve"> SDB_SNAP_ALL</w:t>
+      </w:pPr>
+      <w:r>
+        <w:rPr>
+          <w:rFonts w:hint="eastAsia"/>
+        </w:rPr>
+        <w:t>reset snapshot health</w:t>
+      </w:r>
+      <w:r>
+        <w:rPr>
+          <w:rFonts w:hint="eastAsia"/>
+        </w:rPr>
+        <w:t>：清除</w:t>
+      </w:r>
+      <w:r>
+        <w:rPr>
+          <w:rFonts w:hint="eastAsia"/>
+        </w:rPr>
+        <w:t>ErrNum StartHistory</w:t>
+      </w:r>
+      <w:r>
+        <w:rPr>
+          <w:rFonts w:hint="eastAsia"/>
+        </w:rPr>
+        <w:t xml:space="preserve"> CrashHistory</w:t>
+      </w:r>
+      <w:r>
+        <w:rPr>
+          <w:rFonts w:hint="eastAsia"/>
+        </w:rPr>
+        <w:t xml:space="preserve"> </w:t>
       </w:r>
     </w:p>
     <w:p>
@@ -6949,49 +6980,6 @@
           <w:numId w:val="38"/>
         </w:numPr>
         <w:ind w:firstLineChars="0"/>
-        <w:rPr>
-          <w:rFonts w:hint="eastAsia"/>
-        </w:rPr>
-      </w:pPr>
-      <w:r>
-        <w:rPr>
-          <w:rFonts w:hint="eastAsia"/>
-        </w:rPr>
-        <w:t>reset snapshot health</w:t>
-      </w:r>
-      <w:r>
-        <w:rPr>
-          <w:rFonts w:hint="eastAsia"/>
-        </w:rPr>
-        <w:t>：清除</w:t>
-      </w:r>
-      <w:r>
-        <w:rPr>
-          <w:rFonts w:hint="eastAsia"/>
-        </w:rPr>
-        <w:t>ErrNum StartHistory</w:t>
-      </w:r>
-      <w:r>
-        <w:rPr>
-          <w:rFonts w:hint="eastAsia"/>
-        </w:rPr>
-        <w:t xml:space="preserve"> CrashHistory</w:t>
-      </w:r>
-      <w:r>
-        <w:rPr>
-          <w:rFonts w:hint="eastAsia"/>
-        </w:rPr>
-        <w:t xml:space="preserve"> </w:t>
-      </w:r>
-    </w:p>
-    <w:p>
-      <w:pPr>
-        <w:pStyle w:val="ListParagraph"/>
-        <w:numPr>
-          <w:ilvl w:val="0"/>
-          <w:numId w:val="38"/>
-        </w:numPr>
-        <w:ind w:firstLineChars="0"/>
       </w:pPr>
       <w:r>
         <w:rPr>
@@ -7026,7 +7014,6 @@
         <w:rPr>
           <w:rFonts w:hint="eastAsia"/>
         </w:rPr>
-        <w:lastRenderedPageBreak/>
         <w:t>资源不足时</w:t>
       </w:r>
     </w:p>
@@ -7623,6 +7610,7 @@
         <w:ind w:left="777" w:firstLineChars="0" w:firstLine="0"/>
       </w:pPr>
       <w:r>
+        <w:lastRenderedPageBreak/>
         <w:t>Function:createNewEDU                    Line:726</w:t>
       </w:r>
     </w:p>
@@ -7650,11 +7638,7 @@
         <w:ind w:left="777" w:firstLineChars="0" w:firstLine="0"/>
       </w:pPr>
       <w:r>
-        <w:t xml:space="preserve">Failed to create new agent: boost::thread_resource_error: Resource temporarily </w:t>
-      </w:r>
-      <w:r>
-        <w:lastRenderedPageBreak/>
-        <w:t>unavailable</w:t>
+        <w:t>Failed to create new agent: boost::thread_resource_error: Resource temporarily unavailable</w:t>
       </w:r>
     </w:p>
     <w:p>
@@ -8434,15 +8418,15 @@
         <w:tblLook w:val="04A0"/>
       </w:tblPr>
       <w:tblGrid>
-        <w:gridCol w:w="460"/>
-        <w:gridCol w:w="2184"/>
-        <w:gridCol w:w="3628"/>
-        <w:gridCol w:w="1893"/>
+        <w:gridCol w:w="458"/>
+        <w:gridCol w:w="1987"/>
+        <w:gridCol w:w="3696"/>
+        <w:gridCol w:w="2024"/>
       </w:tblGrid>
       <w:tr>
         <w:tc>
           <w:tcPr>
-            <w:tcW w:w="460" w:type="dxa"/>
+            <w:tcW w:w="458" w:type="dxa"/>
             <w:tcBorders>
               <w:bottom w:val="single" w:sz="4" w:space="0" w:color="000000" w:themeColor="text1"/>
             </w:tcBorders>
@@ -8466,7 +8450,7 @@
         </w:tc>
         <w:tc>
           <w:tcPr>
-            <w:tcW w:w="2184" w:type="dxa"/>
+            <w:tcW w:w="1987" w:type="dxa"/>
             <w:tcBorders>
               <w:bottom w:val="single" w:sz="4" w:space="0" w:color="000000" w:themeColor="text1"/>
             </w:tcBorders>
@@ -8490,7 +8474,7 @@
         </w:tc>
         <w:tc>
           <w:tcPr>
-            <w:tcW w:w="3628" w:type="dxa"/>
+            <w:tcW w:w="3696" w:type="dxa"/>
             <w:tcBorders>
               <w:bottom w:val="single" w:sz="4" w:space="0" w:color="000000" w:themeColor="text1"/>
             </w:tcBorders>
@@ -8514,7 +8498,7 @@
         </w:tc>
         <w:tc>
           <w:tcPr>
-            <w:tcW w:w="1893" w:type="dxa"/>
+            <w:tcW w:w="2024" w:type="dxa"/>
             <w:tcBorders>
               <w:bottom w:val="single" w:sz="4" w:space="0" w:color="000000" w:themeColor="text1"/>
             </w:tcBorders>
@@ -8540,7 +8524,7 @@
       <w:tr>
         <w:tc>
           <w:tcPr>
-            <w:tcW w:w="460" w:type="dxa"/>
+            <w:tcW w:w="458" w:type="dxa"/>
             <w:shd w:val="clear" w:color="auto" w:fill="auto"/>
           </w:tcPr>
           <w:p>
@@ -8551,13 +8535,14 @@
               <w:rPr>
                 <w:rFonts w:hint="eastAsia"/>
               </w:rPr>
+              <w:lastRenderedPageBreak/>
               <w:t>1</w:t>
             </w:r>
           </w:p>
         </w:tc>
         <w:tc>
           <w:tcPr>
-            <w:tcW w:w="2184" w:type="dxa"/>
+            <w:tcW w:w="1987" w:type="dxa"/>
             <w:shd w:val="clear" w:color="auto" w:fill="auto"/>
           </w:tcPr>
           <w:p>
@@ -8574,7 +8559,7 @@
         </w:tc>
         <w:tc>
           <w:tcPr>
-            <w:tcW w:w="3628" w:type="dxa"/>
+            <w:tcW w:w="3696" w:type="dxa"/>
             <w:shd w:val="clear" w:color="auto" w:fill="auto"/>
           </w:tcPr>
           <w:p>
@@ -8609,7 +8594,7 @@
         </w:tc>
         <w:tc>
           <w:tcPr>
-            <w:tcW w:w="1893" w:type="dxa"/>
+            <w:tcW w:w="2024" w:type="dxa"/>
             <w:shd w:val="clear" w:color="auto" w:fill="auto"/>
           </w:tcPr>
           <w:p>
@@ -8628,7 +8613,7 @@
       <w:tr>
         <w:tc>
           <w:tcPr>
-            <w:tcW w:w="460" w:type="dxa"/>
+            <w:tcW w:w="458" w:type="dxa"/>
             <w:shd w:val="clear" w:color="auto" w:fill="auto"/>
           </w:tcPr>
           <w:p>
@@ -8645,7 +8630,7 @@
         </w:tc>
         <w:tc>
           <w:tcPr>
-            <w:tcW w:w="2184" w:type="dxa"/>
+            <w:tcW w:w="1987" w:type="dxa"/>
             <w:shd w:val="clear" w:color="auto" w:fill="auto"/>
           </w:tcPr>
           <w:p>
@@ -8671,7 +8656,7 @@
         </w:tc>
         <w:tc>
           <w:tcPr>
-            <w:tcW w:w="3628" w:type="dxa"/>
+            <w:tcW w:w="3696" w:type="dxa"/>
             <w:shd w:val="clear" w:color="auto" w:fill="auto"/>
           </w:tcPr>
           <w:p>
@@ -8694,7 +8679,7 @@
         </w:tc>
         <w:tc>
           <w:tcPr>
-            <w:tcW w:w="1893" w:type="dxa"/>
+            <w:tcW w:w="2024" w:type="dxa"/>
             <w:shd w:val="clear" w:color="auto" w:fill="auto"/>
           </w:tcPr>
           <w:p>
@@ -8713,7 +8698,7 @@
       <w:tr>
         <w:tc>
           <w:tcPr>
-            <w:tcW w:w="460" w:type="dxa"/>
+            <w:tcW w:w="458" w:type="dxa"/>
             <w:shd w:val="clear" w:color="auto" w:fill="auto"/>
           </w:tcPr>
           <w:p>
@@ -8730,7 +8715,7 @@
         </w:tc>
         <w:tc>
           <w:tcPr>
-            <w:tcW w:w="2184" w:type="dxa"/>
+            <w:tcW w:w="1987" w:type="dxa"/>
             <w:shd w:val="clear" w:color="auto" w:fill="auto"/>
           </w:tcPr>
           <w:p>
@@ -8747,7 +8732,7 @@
         </w:tc>
         <w:tc>
           <w:tcPr>
-            <w:tcW w:w="3628" w:type="dxa"/>
+            <w:tcW w:w="3696" w:type="dxa"/>
             <w:shd w:val="clear" w:color="auto" w:fill="auto"/>
           </w:tcPr>
           <w:p>
@@ -8775,7 +8760,6 @@
               <w:rPr>
                 <w:rFonts w:hint="eastAsia"/>
               </w:rPr>
-              <w:lastRenderedPageBreak/>
               <w:t>2.cl.putLob()</w:t>
             </w:r>
           </w:p>
@@ -8811,7 +8795,7 @@
         </w:tc>
         <w:tc>
           <w:tcPr>
-            <w:tcW w:w="1893" w:type="dxa"/>
+            <w:tcW w:w="2024" w:type="dxa"/>
             <w:shd w:val="clear" w:color="auto" w:fill="auto"/>
           </w:tcPr>
           <w:p>
@@ -8819,7 +8803,6 @@
               <w:ind w:left="0"/>
             </w:pPr>
             <w:r>
-              <w:lastRenderedPageBreak/>
               <w:t>C</w:t>
             </w:r>
             <w:r>
@@ -8846,7 +8829,6 @@
               <w:ind w:left="0"/>
             </w:pPr>
             <w:r>
-              <w:lastRenderedPageBreak/>
               <w:t>D</w:t>
             </w:r>
             <w:r>
@@ -8873,7 +8855,7 @@
       <w:tr>
         <w:tc>
           <w:tcPr>
-            <w:tcW w:w="460" w:type="dxa"/>
+            <w:tcW w:w="458" w:type="dxa"/>
             <w:shd w:val="clear" w:color="auto" w:fill="auto"/>
           </w:tcPr>
           <w:p>
@@ -8884,14 +8866,13 @@
               <w:rPr>
                 <w:rFonts w:hint="eastAsia"/>
               </w:rPr>
-              <w:lastRenderedPageBreak/>
               <w:t>4</w:t>
             </w:r>
           </w:p>
         </w:tc>
         <w:tc>
           <w:tcPr>
-            <w:tcW w:w="2184" w:type="dxa"/>
+            <w:tcW w:w="1987" w:type="dxa"/>
             <w:shd w:val="clear" w:color="auto" w:fill="auto"/>
           </w:tcPr>
           <w:p>
@@ -8904,11 +8885,17 @@
               </w:rPr>
               <w:t>文件句柄不足</w:t>
             </w:r>
-          </w:p>
-        </w:tc>
-        <w:tc>
-          <w:tcPr>
-            <w:tcW w:w="3628" w:type="dxa"/>
+            <w:r>
+              <w:rPr>
+                <w:rFonts w:hint="eastAsia"/>
+              </w:rPr>
+              <w:t>1</w:t>
+            </w:r>
+          </w:p>
+        </w:tc>
+        <w:tc>
+          <w:tcPr>
+            <w:tcW w:w="3696" w:type="dxa"/>
             <w:shd w:val="clear" w:color="auto" w:fill="auto"/>
           </w:tcPr>
           <w:p>
@@ -9036,7 +9023,7 @@
         </w:tc>
         <w:tc>
           <w:tcPr>
-            <w:tcW w:w="1893" w:type="dxa"/>
+            <w:tcW w:w="2024" w:type="dxa"/>
             <w:shd w:val="clear" w:color="auto" w:fill="auto"/>
           </w:tcPr>
           <w:p>
@@ -9096,7 +9083,7 @@
       <w:tr>
         <w:tc>
           <w:tcPr>
-            <w:tcW w:w="460" w:type="dxa"/>
+            <w:tcW w:w="458" w:type="dxa"/>
             <w:shd w:val="clear" w:color="auto" w:fill="auto"/>
           </w:tcPr>
           <w:p>
@@ -9113,7 +9100,7 @@
         </w:tc>
         <w:tc>
           <w:tcPr>
-            <w:tcW w:w="2184" w:type="dxa"/>
+            <w:tcW w:w="1987" w:type="dxa"/>
             <w:shd w:val="clear" w:color="auto" w:fill="auto"/>
           </w:tcPr>
           <w:p>
@@ -9124,13 +9111,19 @@
               <w:rPr>
                 <w:rFonts w:hint="eastAsia"/>
               </w:rPr>
-              <w:t>内存不足</w:t>
-            </w:r>
-          </w:p>
-        </w:tc>
-        <w:tc>
-          <w:tcPr>
-            <w:tcW w:w="3628" w:type="dxa"/>
+              <w:t>文件句柄不足</w:t>
+            </w:r>
+            <w:r>
+              <w:rPr>
+                <w:rFonts w:hint="eastAsia"/>
+              </w:rPr>
+              <w:t>2</w:t>
+            </w:r>
+          </w:p>
+        </w:tc>
+        <w:tc>
+          <w:tcPr>
+            <w:tcW w:w="3696" w:type="dxa"/>
             <w:shd w:val="clear" w:color="auto" w:fill="auto"/>
           </w:tcPr>
           <w:p>
@@ -9141,13 +9134,25 @@
               <w:rPr>
                 <w:rFonts w:hint="eastAsia"/>
               </w:rPr>
-              <w:t>1.ulimit -v 2500000</w:t>
-            </w:r>
-            <w:r>
-              <w:rPr>
-                <w:rFonts w:hint="eastAsia"/>
-              </w:rPr>
-              <w:t>，启动节点</w:t>
+              <w:t>1.ulimit -n 50</w:t>
+            </w:r>
+            <w:r>
+              <w:rPr>
+                <w:rFonts w:hint="eastAsia"/>
+              </w:rPr>
+              <w:t>，启动</w:t>
+            </w:r>
+            <w:r>
+              <w:rPr>
+                <w:rFonts w:hint="eastAsia"/>
+              </w:rPr>
+              <w:t>数据</w:t>
+            </w:r>
+            <w:r>
+              <w:rPr>
+                <w:rFonts w:hint="eastAsia"/>
+              </w:rPr>
+              <w:t>节点</w:t>
             </w:r>
           </w:p>
           <w:p>
@@ -9164,13 +9169,31 @@
               <w:rPr>
                 <w:rFonts w:hint="eastAsia"/>
               </w:rPr>
-              <w:t>插入大量记录，报错</w:t>
-            </w:r>
-            <w:r>
-              <w:rPr>
-                <w:rFonts w:hint="eastAsia"/>
-              </w:rPr>
-              <w:t>-2</w:t>
+              <w:t>多次</w:t>
+            </w:r>
+            <w:r>
+              <w:rPr>
+                <w:rFonts w:hint="eastAsia"/>
+              </w:rPr>
+              <w:t>db=new Sdb</w:t>
+            </w:r>
+            <w:r>
+              <w:rPr>
+                <w:rFonts w:hint="eastAsia"/>
+              </w:rPr>
+              <w:t>占满</w:t>
+            </w:r>
+            <w:r>
+              <w:rPr>
+                <w:rFonts w:hint="eastAsia"/>
+              </w:rPr>
+              <w:t>data</w:t>
+            </w:r>
+            <w:r>
+              <w:rPr>
+                <w:rFonts w:hint="eastAsia"/>
+              </w:rPr>
+              <w:t>节点剩余的文件句柄</w:t>
             </w:r>
           </w:p>
           <w:p>
@@ -9184,56 +9207,50 @@
               <w:t>3.</w:t>
             </w:r>
             <w:r>
-              <w:rPr>
-                <w:rFonts w:hint="eastAsia"/>
-              </w:rPr>
-              <w:t>查看快照的</w:t>
-            </w:r>
-            <w:r>
-              <w:rPr>
-                <w:rFonts w:hint="eastAsia"/>
-              </w:rPr>
-              <w:t>ErrNum</w:t>
-            </w:r>
-            <w:r>
-              <w:rPr>
-                <w:rFonts w:hint="eastAsia"/>
-              </w:rPr>
-              <w:t>字段</w:t>
-            </w:r>
-          </w:p>
-        </w:tc>
-        <w:tc>
-          <w:tcPr>
-            <w:tcW w:w="1893" w:type="dxa"/>
+              <w:t xml:space="preserve"> </w:t>
+            </w:r>
+            <w:r>
+              <w:rPr>
+                <w:rFonts w:hint="eastAsia"/>
+              </w:rPr>
+              <w:t>db=new Sdb</w:t>
+            </w:r>
+            <w:r>
+              <w:rPr>
+                <w:rFonts w:hint="eastAsia"/>
+              </w:rPr>
+              <w:t>报</w:t>
+            </w:r>
+            <w:r>
+              <w:rPr>
+                <w:rFonts w:hint="eastAsia"/>
+              </w:rPr>
+              <w:t>-15</w:t>
+            </w:r>
+            <w:r>
+              <w:rPr>
+                <w:rFonts w:hint="eastAsia"/>
+              </w:rPr>
+              <w:t>或者</w:t>
+            </w:r>
+            <w:r>
+              <w:rPr>
+                <w:rFonts w:hint="eastAsia"/>
+              </w:rPr>
+              <w:t>-255</w:t>
+            </w:r>
+          </w:p>
+          <w:p>
+            <w:pPr>
+              <w:ind w:left="0"/>
+            </w:pPr>
+          </w:p>
+        </w:tc>
+        <w:tc>
+          <w:tcPr>
+            <w:tcW w:w="2024" w:type="dxa"/>
             <w:shd w:val="clear" w:color="auto" w:fill="auto"/>
           </w:tcPr>
-          <w:p>
-            <w:pPr>
-              <w:ind w:left="0"/>
-            </w:pPr>
-            <w:r>
-              <w:t>C</w:t>
-            </w:r>
-            <w:r>
-              <w:rPr>
-                <w:rFonts w:hint="eastAsia"/>
-              </w:rPr>
-              <w:t>oord</w:t>
-            </w:r>
-            <w:r>
-              <w:rPr>
-                <w:rFonts w:hint="eastAsia"/>
-              </w:rPr>
-              <w:t>上的错误</w:t>
-            </w:r>
-            <w:r>
-              <w:rPr>
-                <w:rFonts w:hint="eastAsia"/>
-              </w:rPr>
-              <w:t>+1</w:t>
-            </w:r>
-          </w:p>
           <w:p>
             <w:pPr>
               <w:ind w:left="0"/>
@@ -9265,7 +9282,7 @@
       <w:tr>
         <w:tc>
           <w:tcPr>
-            <w:tcW w:w="460" w:type="dxa"/>
+            <w:tcW w:w="458" w:type="dxa"/>
             <w:shd w:val="clear" w:color="auto" w:fill="auto"/>
           </w:tcPr>
           <w:p>
@@ -9282,7 +9299,7 @@
         </w:tc>
         <w:tc>
           <w:tcPr>
-            <w:tcW w:w="2184" w:type="dxa"/>
+            <w:tcW w:w="1987" w:type="dxa"/>
             <w:shd w:val="clear" w:color="auto" w:fill="auto"/>
           </w:tcPr>
           <w:p>
@@ -9293,13 +9310,13 @@
               <w:rPr>
                 <w:rFonts w:hint="eastAsia"/>
               </w:rPr>
-              <w:t>节点全量同步</w:t>
-            </w:r>
-          </w:p>
-        </w:tc>
-        <w:tc>
-          <w:tcPr>
-            <w:tcW w:w="3628" w:type="dxa"/>
+              <w:t>内存不足</w:t>
+            </w:r>
+          </w:p>
+        </w:tc>
+        <w:tc>
+          <w:tcPr>
+            <w:tcW w:w="3696" w:type="dxa"/>
             <w:shd w:val="clear" w:color="auto" w:fill="auto"/>
           </w:tcPr>
           <w:p>
@@ -9310,30 +9327,36 @@
               <w:rPr>
                 <w:rFonts w:hint="eastAsia"/>
               </w:rPr>
-              <w:t>1.</w:t>
-            </w:r>
-            <w:r>
-              <w:rPr>
-                <w:rFonts w:hint="eastAsia"/>
-              </w:rPr>
-              <w:t>灌入一定量的数据</w:t>
-            </w:r>
-          </w:p>
-          <w:p>
-            <w:pPr>
-              <w:ind w:left="0"/>
-            </w:pPr>
-            <w:r>
-              <w:rPr>
-                <w:rFonts w:hint="eastAsia"/>
-              </w:rPr>
-              <w:t>2.kill -9</w:t>
-            </w:r>
-            <w:r>
-              <w:rPr>
-                <w:rFonts w:hint="eastAsia"/>
-              </w:rPr>
-              <w:t>强杀</w:t>
+              <w:t>1.ulimit -v 2500000</w:t>
+            </w:r>
+            <w:r>
+              <w:rPr>
+                <w:rFonts w:hint="eastAsia"/>
+              </w:rPr>
+              <w:t>，启动节点</w:t>
+            </w:r>
+          </w:p>
+          <w:p>
+            <w:pPr>
+              <w:ind w:left="0"/>
+            </w:pPr>
+            <w:r>
+              <w:rPr>
+                <w:rFonts w:hint="eastAsia"/>
+              </w:rPr>
+              <w:t>2.</w:t>
+            </w:r>
+            <w:r>
+              <w:rPr>
+                <w:rFonts w:hint="eastAsia"/>
+              </w:rPr>
+              <w:t>插入大量记录，报错</w:t>
+            </w:r>
+            <w:r>
+              <w:rPr>
+                <w:rFonts w:hint="eastAsia"/>
+              </w:rPr>
+              <w:t>-2</w:t>
             </w:r>
           </w:p>
           <w:p>
@@ -9350,27 +9373,13 @@
               <w:rPr>
                 <w:rFonts w:hint="eastAsia"/>
               </w:rPr>
-              <w:t>节点重启后，全量同步</w:t>
-            </w:r>
-          </w:p>
-          <w:p>
-            <w:pPr>
-              <w:ind w:left="0"/>
-            </w:pPr>
-            <w:r>
-              <w:rPr>
-                <w:rFonts w:hint="eastAsia"/>
-              </w:rPr>
-              <w:t>4.</w:t>
-            </w:r>
-            <w:r>
-              <w:rPr>
-                <w:rFonts w:hint="eastAsia"/>
-              </w:rPr>
-              <w:t>查看</w:t>
-            </w:r>
-            <w:r>
-              <w:t>DataStatus</w:t>
+              <w:t>查看快照的</w:t>
+            </w:r>
+            <w:r>
+              <w:rPr>
+                <w:rFonts w:hint="eastAsia"/>
+              </w:rPr>
+              <w:t>ErrNum</w:t>
             </w:r>
             <w:r>
               <w:rPr>
@@ -9382,7 +9391,7 @@
         </w:tc>
         <w:tc>
           <w:tcPr>
-            <w:tcW w:w="1893" w:type="dxa"/>
+            <w:tcW w:w="2024" w:type="dxa"/>
             <w:shd w:val="clear" w:color="auto" w:fill="auto"/>
           </w:tcPr>
           <w:p>
@@ -9390,16 +9399,51 @@
               <w:ind w:left="0"/>
             </w:pPr>
             <w:r>
-              <w:t>DataStatus</w:t>
-            </w:r>
-            <w:r>
-              <w:rPr>
-                <w:rFonts w:hint="eastAsia"/>
-              </w:rPr>
-              <w:t>：</w:t>
-            </w:r>
-            <w:r>
-              <w:t>Repaire</w:t>
+              <w:t>C</w:t>
+            </w:r>
+            <w:r>
+              <w:rPr>
+                <w:rFonts w:hint="eastAsia"/>
+              </w:rPr>
+              <w:t>oord</w:t>
+            </w:r>
+            <w:r>
+              <w:rPr>
+                <w:rFonts w:hint="eastAsia"/>
+              </w:rPr>
+              <w:t>上的错误</w:t>
+            </w:r>
+            <w:r>
+              <w:rPr>
+                <w:rFonts w:hint="eastAsia"/>
+              </w:rPr>
+              <w:t>+1</w:t>
+            </w:r>
+          </w:p>
+          <w:p>
+            <w:pPr>
+              <w:ind w:left="0"/>
+            </w:pPr>
+            <w:r>
+              <w:t>D</w:t>
+            </w:r>
+            <w:r>
+              <w:rPr>
+                <w:rFonts w:hint="eastAsia"/>
+              </w:rPr>
+              <w:t>ata</w:t>
+            </w:r>
+            <w:r>
+              <w:rPr>
+                <w:rFonts w:hint="eastAsia"/>
+              </w:rPr>
+              <w:t>主节点的错误</w:t>
+            </w:r>
+            <w:r>
+              <w:rPr>
+                <w:rFonts w:hint="eastAsia"/>
+              </w:rPr>
+              <w:t>+1</w:t>
             </w:r>
           </w:p>
         </w:tc>
@@ -9407,15 +9451,12 @@
       <w:tr>
         <w:tc>
           <w:tcPr>
-            <w:tcW w:w="460" w:type="dxa"/>
+            <w:tcW w:w="458" w:type="dxa"/>
             <w:shd w:val="clear" w:color="auto" w:fill="auto"/>
           </w:tcPr>
           <w:p>
             <w:pPr>
               <w:ind w:left="0"/>
-              <w:rPr>
-                <w:rFonts w:hint="eastAsia"/>
-              </w:rPr>
             </w:pPr>
             <w:r>
               <w:rPr>
@@ -9427,53 +9468,107 @@
         </w:tc>
         <w:tc>
           <w:tcPr>
-            <w:tcW w:w="2184" w:type="dxa"/>
+            <w:tcW w:w="1987" w:type="dxa"/>
             <w:shd w:val="clear" w:color="auto" w:fill="auto"/>
           </w:tcPr>
           <w:p>
             <w:pPr>
               <w:ind w:left="0"/>
-              <w:rPr>
-                <w:rFonts w:hint="eastAsia"/>
-              </w:rPr>
-            </w:pPr>
-            <w:r>
-              <w:rPr>
-                <w:rFonts w:hint="eastAsia"/>
-              </w:rPr>
-              <w:t>主备节点数据差异</w:t>
-            </w:r>
-          </w:p>
-        </w:tc>
-        <w:tc>
-          <w:tcPr>
-            <w:tcW w:w="3628" w:type="dxa"/>
+            </w:pPr>
+            <w:r>
+              <w:rPr>
+                <w:rFonts w:hint="eastAsia"/>
+              </w:rPr>
+              <w:t>节点全量同步</w:t>
+            </w:r>
+          </w:p>
+        </w:tc>
+        <w:tc>
+          <w:tcPr>
+            <w:tcW w:w="3696" w:type="dxa"/>
             <w:shd w:val="clear" w:color="auto" w:fill="auto"/>
           </w:tcPr>
           <w:p>
             <w:pPr>
               <w:ind w:left="0"/>
-              <w:rPr>
-                <w:rFonts w:hint="eastAsia"/>
-              </w:rPr>
-            </w:pPr>
-            <w:r>
-              <w:rPr>
-                <w:rFonts w:hint="eastAsia"/>
-              </w:rPr>
-              <w:t>灌数据，查看</w:t>
-            </w:r>
-            <w:r>
-              <w:rPr>
-                <w:rFonts w:hint="eastAsia"/>
-              </w:rPr>
-              <w:t>DiffLSNWithPrimary</w:t>
-            </w:r>
-          </w:p>
-        </w:tc>
-        <w:tc>
-          <w:tcPr>
-            <w:tcW w:w="1893" w:type="dxa"/>
+            </w:pPr>
+            <w:r>
+              <w:rPr>
+                <w:rFonts w:hint="eastAsia"/>
+              </w:rPr>
+              <w:t>1.</w:t>
+            </w:r>
+            <w:r>
+              <w:rPr>
+                <w:rFonts w:hint="eastAsia"/>
+              </w:rPr>
+              <w:t>灌入一定量的数据</w:t>
+            </w:r>
+          </w:p>
+          <w:p>
+            <w:pPr>
+              <w:ind w:left="0"/>
+            </w:pPr>
+            <w:r>
+              <w:rPr>
+                <w:rFonts w:hint="eastAsia"/>
+              </w:rPr>
+              <w:t>2.kill -9</w:t>
+            </w:r>
+            <w:r>
+              <w:rPr>
+                <w:rFonts w:hint="eastAsia"/>
+              </w:rPr>
+              <w:t>强杀</w:t>
+            </w:r>
+          </w:p>
+          <w:p>
+            <w:pPr>
+              <w:ind w:left="0"/>
+            </w:pPr>
+            <w:r>
+              <w:rPr>
+                <w:rFonts w:hint="eastAsia"/>
+              </w:rPr>
+              <w:t>3.</w:t>
+            </w:r>
+            <w:r>
+              <w:rPr>
+                <w:rFonts w:hint="eastAsia"/>
+              </w:rPr>
+              <w:t>节点重启后，全量同步</w:t>
+            </w:r>
+          </w:p>
+          <w:p>
+            <w:pPr>
+              <w:ind w:left="0"/>
+            </w:pPr>
+            <w:r>
+              <w:rPr>
+                <w:rFonts w:hint="eastAsia"/>
+              </w:rPr>
+              <w:t>4.</w:t>
+            </w:r>
+            <w:r>
+              <w:rPr>
+                <w:rFonts w:hint="eastAsia"/>
+              </w:rPr>
+              <w:t>查看</w:t>
+            </w:r>
+            <w:r>
+              <w:t>DataStatus</w:t>
+            </w:r>
+            <w:r>
+              <w:rPr>
+                <w:rFonts w:hint="eastAsia"/>
+              </w:rPr>
+              <w:t>字段</w:t>
+            </w:r>
+          </w:p>
+        </w:tc>
+        <w:tc>
+          <w:tcPr>
+            <w:tcW w:w="2024" w:type="dxa"/>
             <w:shd w:val="clear" w:color="auto" w:fill="auto"/>
           </w:tcPr>
           <w:p>
@@ -9481,28 +9576,16 @@
               <w:ind w:left="0"/>
             </w:pPr>
             <w:r>
-              <w:rPr>
-                <w:rFonts w:hint="eastAsia"/>
-              </w:rPr>
-              <w:t>有时能看到</w:t>
-            </w:r>
-            <w:r>
-              <w:rPr>
-                <w:rFonts w:hint="eastAsia"/>
-              </w:rPr>
-              <w:t>lsn</w:t>
-            </w:r>
-            <w:r>
-              <w:rPr>
-                <w:rFonts w:hint="eastAsia"/>
-              </w:rPr>
-              <w:t>差异，有时为</w:t>
-            </w:r>
-            <w:r>
-              <w:rPr>
-                <w:rFonts w:hint="eastAsia"/>
-              </w:rPr>
-              <w:t>0</w:t>
+              <w:t>DataStatus</w:t>
+            </w:r>
+            <w:r>
+              <w:rPr>
+                <w:rFonts w:hint="eastAsia"/>
+              </w:rPr>
+              <w:t>：</w:t>
+            </w:r>
+            <w:r>
+              <w:t>Repaire</w:t>
             </w:r>
           </w:p>
         </w:tc>
@@ -9510,15 +9593,12 @@
       <w:tr>
         <w:tc>
           <w:tcPr>
-            <w:tcW w:w="460" w:type="dxa"/>
+            <w:tcW w:w="458" w:type="dxa"/>
             <w:shd w:val="clear" w:color="auto" w:fill="auto"/>
           </w:tcPr>
           <w:p>
             <w:pPr>
               <w:ind w:left="0"/>
-              <w:rPr>
-                <w:rFonts w:hint="eastAsia"/>
-              </w:rPr>
             </w:pPr>
             <w:r>
               <w:rPr>
@@ -9530,15 +9610,106 @@
         </w:tc>
         <w:tc>
           <w:tcPr>
-            <w:tcW w:w="2184" w:type="dxa"/>
+            <w:tcW w:w="1987" w:type="dxa"/>
             <w:shd w:val="clear" w:color="auto" w:fill="auto"/>
           </w:tcPr>
           <w:p>
             <w:pPr>
               <w:ind w:left="0"/>
-              <w:rPr>
-                <w:rFonts w:hint="eastAsia"/>
-              </w:rPr>
+            </w:pPr>
+            <w:r>
+              <w:rPr>
+                <w:rFonts w:hint="eastAsia"/>
+              </w:rPr>
+              <w:t>主备节点数据差异</w:t>
+            </w:r>
+          </w:p>
+        </w:tc>
+        <w:tc>
+          <w:tcPr>
+            <w:tcW w:w="3696" w:type="dxa"/>
+            <w:shd w:val="clear" w:color="auto" w:fill="auto"/>
+          </w:tcPr>
+          <w:p>
+            <w:pPr>
+              <w:ind w:left="0"/>
+            </w:pPr>
+            <w:r>
+              <w:rPr>
+                <w:rFonts w:hint="eastAsia"/>
+              </w:rPr>
+              <w:t>灌数据，查看</w:t>
+            </w:r>
+            <w:r>
+              <w:rPr>
+                <w:rFonts w:hint="eastAsia"/>
+              </w:rPr>
+              <w:t>DiffLSNWithPrimary</w:t>
+            </w:r>
+          </w:p>
+        </w:tc>
+        <w:tc>
+          <w:tcPr>
+            <w:tcW w:w="2024" w:type="dxa"/>
+            <w:shd w:val="clear" w:color="auto" w:fill="auto"/>
+          </w:tcPr>
+          <w:p>
+            <w:pPr>
+              <w:ind w:left="0"/>
+            </w:pPr>
+            <w:r>
+              <w:rPr>
+                <w:rFonts w:hint="eastAsia"/>
+              </w:rPr>
+              <w:t>有时能看到</w:t>
+            </w:r>
+            <w:r>
+              <w:rPr>
+                <w:rFonts w:hint="eastAsia"/>
+              </w:rPr>
+              <w:t>lsn</w:t>
+            </w:r>
+            <w:r>
+              <w:rPr>
+                <w:rFonts w:hint="eastAsia"/>
+              </w:rPr>
+              <w:t>差异，有时为</w:t>
+            </w:r>
+            <w:r>
+              <w:rPr>
+                <w:rFonts w:hint="eastAsia"/>
+              </w:rPr>
+              <w:t>0</w:t>
+            </w:r>
+          </w:p>
+        </w:tc>
+      </w:tr>
+      <w:tr>
+        <w:tc>
+          <w:tcPr>
+            <w:tcW w:w="458" w:type="dxa"/>
+            <w:shd w:val="clear" w:color="auto" w:fill="auto"/>
+          </w:tcPr>
+          <w:p>
+            <w:pPr>
+              <w:ind w:left="0"/>
+            </w:pPr>
+            <w:r>
+              <w:rPr>
+                <w:rFonts w:hint="eastAsia"/>
+              </w:rPr>
+              <w:t>9</w:t>
+            </w:r>
+          </w:p>
+        </w:tc>
+        <w:tc>
+          <w:tcPr>
+            <w:tcW w:w="1987" w:type="dxa"/>
+            <w:shd w:val="clear" w:color="auto" w:fill="auto"/>
+          </w:tcPr>
+          <w:p>
+            <w:pPr>
+              <w:ind w:left="0"/>
             </w:pPr>
             <w:r>
               <w:t>vm</w:t>
@@ -9553,15 +9724,12 @@
         </w:tc>
         <w:tc>
           <w:tcPr>
-            <w:tcW w:w="3628" w:type="dxa"/>
+            <w:tcW w:w="3696" w:type="dxa"/>
             <w:shd w:val="clear" w:color="auto" w:fill="auto"/>
           </w:tcPr>
           <w:p>
             <w:pPr>
               <w:ind w:left="0"/>
-              <w:rPr>
-                <w:rFonts w:hint="eastAsia"/>
-              </w:rPr>
             </w:pPr>
             <w:r>
               <w:rPr>
@@ -9597,9 +9765,6 @@
           <w:p>
             <w:pPr>
               <w:ind w:left="0"/>
-              <w:rPr>
-                <w:rFonts w:hint="eastAsia"/>
-              </w:rPr>
             </w:pPr>
             <w:r>
               <w:t>over</w:t>
@@ -9626,9 +9791,6 @@
           <w:p>
             <w:pPr>
               <w:ind w:left="0"/>
-              <w:rPr>
-                <w:rFonts w:hint="eastAsia"/>
-              </w:rPr>
             </w:pPr>
             <w:r>
               <w:rPr>
@@ -9661,9 +9823,6 @@
           <w:p>
             <w:pPr>
               <w:ind w:left="0"/>
-              <w:rPr>
-                <w:rFonts w:hint="eastAsia"/>
-              </w:rPr>
             </w:pPr>
             <w:r>
               <w:rPr>
@@ -9681,9 +9840,6 @@
           <w:p>
             <w:pPr>
               <w:ind w:left="0"/>
-              <w:rPr>
-                <w:rFonts w:hint="eastAsia"/>
-              </w:rPr>
             </w:pPr>
             <w:r>
               <w:rPr>
@@ -9701,15 +9857,12 @@
         </w:tc>
         <w:tc>
           <w:tcPr>
-            <w:tcW w:w="1893" w:type="dxa"/>
+            <w:tcW w:w="2024" w:type="dxa"/>
             <w:shd w:val="clear" w:color="auto" w:fill="auto"/>
           </w:tcPr>
           <w:p>
             <w:pPr>
               <w:ind w:left="0"/>
-              <w:rPr>
-                <w:rFonts w:hint="eastAsia"/>
-              </w:rPr>
             </w:pPr>
             <w:r>
               <w:rPr>
@@ -9739,19 +9892,997 @@
               <w:rPr>
                 <w:rFonts w:hint="eastAsia"/>
               </w:rPr>
-              <w:t>时，插入记录</w:t>
-            </w:r>
-            <w:r>
-              <w:rPr>
-                <w:rFonts w:hint="eastAsia"/>
-              </w:rPr>
-              <w:t>报</w:t>
+              <w:t>时，插入记录报</w:t>
             </w:r>
             <w:r>
               <w:rPr>
                 <w:rFonts w:hint="eastAsia"/>
               </w:rPr>
               <w:t>-2</w:t>
+            </w:r>
+          </w:p>
+        </w:tc>
+      </w:tr>
+      <w:tr>
+        <w:tc>
+          <w:tcPr>
+            <w:tcW w:w="458" w:type="dxa"/>
+            <w:shd w:val="clear" w:color="auto" w:fill="auto"/>
+          </w:tcPr>
+          <w:p>
+            <w:pPr>
+              <w:ind w:left="0"/>
+              <w:rPr>
+                <w:rFonts w:hint="eastAsia"/>
+              </w:rPr>
+            </w:pPr>
+            <w:r>
+              <w:rPr>
+                <w:rFonts w:hint="eastAsia"/>
+              </w:rPr>
+              <w:t>10</w:t>
+            </w:r>
+          </w:p>
+        </w:tc>
+        <w:tc>
+          <w:tcPr>
+            <w:tcW w:w="1987" w:type="dxa"/>
+            <w:shd w:val="clear" w:color="auto" w:fill="auto"/>
+          </w:tcPr>
+          <w:p>
+            <w:pPr>
+              <w:ind w:left="0"/>
+            </w:pPr>
+            <w:r>
+              <w:t>S</w:t>
+            </w:r>
+            <w:r>
+              <w:rPr>
+                <w:rFonts w:hint="eastAsia"/>
+              </w:rPr>
+              <w:t>tartup history 1</w:t>
+            </w:r>
+          </w:p>
+        </w:tc>
+        <w:tc>
+          <w:tcPr>
+            <w:tcW w:w="3696" w:type="dxa"/>
+            <w:shd w:val="clear" w:color="auto" w:fill="auto"/>
+          </w:tcPr>
+          <w:p>
+            <w:pPr>
+              <w:ind w:left="0"/>
+              <w:rPr>
+                <w:rFonts w:hint="eastAsia"/>
+              </w:rPr>
+            </w:pPr>
+            <w:r>
+              <w:rPr>
+                <w:rFonts w:hint="eastAsia"/>
+              </w:rPr>
+              <w:t>1.</w:t>
+            </w:r>
+            <w:r>
+              <w:rPr>
+                <w:rFonts w:hint="eastAsia"/>
+              </w:rPr>
+              <w:t>不存在</w:t>
+            </w:r>
+            <w:r>
+              <w:t>conf/run/[svc]/sdb.id</w:t>
+            </w:r>
+          </w:p>
+          <w:p>
+            <w:pPr>
+              <w:ind w:left="0"/>
+              <w:rPr>
+                <w:rFonts w:hint="eastAsia"/>
+              </w:rPr>
+            </w:pPr>
+            <w:r>
+              <w:rPr>
+                <w:rFonts w:hint="eastAsia"/>
+              </w:rPr>
+              <w:t>2.</w:t>
+            </w:r>
+            <w:r>
+              <w:rPr>
+                <w:rFonts w:hint="eastAsia"/>
+              </w:rPr>
+              <w:t>启动节点</w:t>
+            </w:r>
+          </w:p>
+        </w:tc>
+        <w:tc>
+          <w:tcPr>
+            <w:tcW w:w="2024" w:type="dxa"/>
+            <w:shd w:val="clear" w:color="auto" w:fill="auto"/>
+          </w:tcPr>
+          <w:p>
+            <w:pPr>
+              <w:ind w:left="0"/>
+              <w:rPr>
+                <w:rFonts w:hint="eastAsia"/>
+              </w:rPr>
+            </w:pPr>
+            <w:r>
+              <w:t>H</w:t>
+            </w:r>
+            <w:r>
+              <w:rPr>
+                <w:rFonts w:hint="eastAsia"/>
+              </w:rPr>
+              <w:t>ealth</w:t>
+            </w:r>
+            <w:r>
+              <w:rPr>
+                <w:rFonts w:hint="eastAsia"/>
+              </w:rPr>
+              <w:t>快照能看到对应的启动历史</w:t>
+            </w:r>
+          </w:p>
+        </w:tc>
+      </w:tr>
+      <w:tr>
+        <w:tc>
+          <w:tcPr>
+            <w:tcW w:w="458" w:type="dxa"/>
+            <w:shd w:val="clear" w:color="auto" w:fill="auto"/>
+          </w:tcPr>
+          <w:p>
+            <w:pPr>
+              <w:ind w:left="0"/>
+              <w:rPr>
+                <w:rFonts w:hint="eastAsia"/>
+              </w:rPr>
+            </w:pPr>
+            <w:r>
+              <w:rPr>
+                <w:rFonts w:hint="eastAsia"/>
+              </w:rPr>
+              <w:t>11</w:t>
+            </w:r>
+          </w:p>
+        </w:tc>
+        <w:tc>
+          <w:tcPr>
+            <w:tcW w:w="1987" w:type="dxa"/>
+            <w:shd w:val="clear" w:color="auto" w:fill="auto"/>
+          </w:tcPr>
+          <w:p>
+            <w:pPr>
+              <w:ind w:left="0"/>
+            </w:pPr>
+            <w:r>
+              <w:t>S</w:t>
+            </w:r>
+            <w:r>
+              <w:rPr>
+                <w:rFonts w:hint="eastAsia"/>
+              </w:rPr>
+              <w:t>tartup history</w:t>
+            </w:r>
+            <w:r>
+              <w:rPr>
+                <w:rFonts w:hint="eastAsia"/>
+              </w:rPr>
+              <w:t xml:space="preserve"> 2</w:t>
+            </w:r>
+          </w:p>
+        </w:tc>
+        <w:tc>
+          <w:tcPr>
+            <w:tcW w:w="3696" w:type="dxa"/>
+            <w:shd w:val="clear" w:color="auto" w:fill="auto"/>
+          </w:tcPr>
+          <w:p>
+            <w:pPr>
+              <w:ind w:left="0"/>
+              <w:rPr>
+                <w:rFonts w:hint="eastAsia"/>
+              </w:rPr>
+            </w:pPr>
+            <w:r>
+              <w:rPr>
+                <w:rFonts w:hint="eastAsia"/>
+              </w:rPr>
+              <w:t>1.</w:t>
+            </w:r>
+            <w:r>
+              <w:t>conf/run/[svc]/sdb.id</w:t>
+            </w:r>
+            <w:r>
+              <w:rPr>
+                <w:rFonts w:hint="eastAsia"/>
+              </w:rPr>
+              <w:t>里面记录里面有</w:t>
+            </w:r>
+            <w:r>
+              <w:rPr>
+                <w:rFonts w:hint="eastAsia"/>
+              </w:rPr>
+              <w:t>crash</w:t>
+            </w:r>
+            <w:r>
+              <w:rPr>
+                <w:rFonts w:hint="eastAsia"/>
+              </w:rPr>
+              <w:t>的</w:t>
+            </w:r>
+          </w:p>
+        </w:tc>
+        <w:tc>
+          <w:tcPr>
+            <w:tcW w:w="2024" w:type="dxa"/>
+            <w:shd w:val="clear" w:color="auto" w:fill="auto"/>
+          </w:tcPr>
+          <w:p>
+            <w:pPr>
+              <w:ind w:left="0"/>
+              <w:rPr>
+                <w:rFonts w:hint="eastAsia"/>
+              </w:rPr>
+            </w:pPr>
+            <w:r>
+              <w:t>H</w:t>
+            </w:r>
+            <w:r>
+              <w:rPr>
+                <w:rFonts w:hint="eastAsia"/>
+              </w:rPr>
+              <w:t>ealth</w:t>
+            </w:r>
+            <w:r>
+              <w:rPr>
+                <w:rFonts w:hint="eastAsia"/>
+              </w:rPr>
+              <w:t>快照能看到</w:t>
+            </w:r>
+            <w:r>
+              <w:rPr>
+                <w:rFonts w:hint="eastAsia"/>
+              </w:rPr>
+              <w:t>crash</w:t>
+            </w:r>
+            <w:r>
+              <w:rPr>
+                <w:rFonts w:hint="eastAsia"/>
+              </w:rPr>
+              <w:t>历史</w:t>
+            </w:r>
+          </w:p>
+        </w:tc>
+      </w:tr>
+      <w:tr>
+        <w:tc>
+          <w:tcPr>
+            <w:tcW w:w="458" w:type="dxa"/>
+            <w:shd w:val="clear" w:color="auto" w:fill="auto"/>
+          </w:tcPr>
+          <w:p>
+            <w:pPr>
+              <w:ind w:left="0"/>
+              <w:rPr>
+                <w:rFonts w:hint="eastAsia"/>
+              </w:rPr>
+            </w:pPr>
+            <w:r>
+              <w:rPr>
+                <w:rFonts w:hint="eastAsia"/>
+              </w:rPr>
+              <w:t>12</w:t>
+            </w:r>
+          </w:p>
+        </w:tc>
+        <w:tc>
+          <w:tcPr>
+            <w:tcW w:w="1987" w:type="dxa"/>
+            <w:shd w:val="clear" w:color="auto" w:fill="auto"/>
+          </w:tcPr>
+          <w:p>
+            <w:pPr>
+              <w:ind w:left="0"/>
+            </w:pPr>
+            <w:r>
+              <w:t>S</w:t>
+            </w:r>
+            <w:r>
+              <w:rPr>
+                <w:rFonts w:hint="eastAsia"/>
+              </w:rPr>
+              <w:t>tartup history</w:t>
+            </w:r>
+            <w:r>
+              <w:rPr>
+                <w:rFonts w:hint="eastAsia"/>
+              </w:rPr>
+              <w:t xml:space="preserve"> 3</w:t>
+            </w:r>
+          </w:p>
+        </w:tc>
+        <w:tc>
+          <w:tcPr>
+            <w:tcW w:w="3696" w:type="dxa"/>
+            <w:shd w:val="clear" w:color="auto" w:fill="auto"/>
+          </w:tcPr>
+          <w:p>
+            <w:pPr>
+              <w:ind w:left="0"/>
+              <w:rPr>
+                <w:rFonts w:hint="eastAsia"/>
+              </w:rPr>
+            </w:pPr>
+            <w:r>
+              <w:rPr>
+                <w:rFonts w:hint="eastAsia"/>
+              </w:rPr>
+              <w:t>1.</w:t>
+            </w:r>
+            <w:r>
+              <w:t>conf/run/[svc]/sdb.id</w:t>
+            </w:r>
+            <w:r>
+              <w:rPr>
+                <w:rFonts w:hint="eastAsia"/>
+              </w:rPr>
+              <w:t>大小超过</w:t>
+            </w:r>
+            <w:r>
+              <w:br/>
+            </w:r>
+            <w:r>
+              <w:rPr>
+                <w:rFonts w:hint="eastAsia"/>
+              </w:rPr>
+              <w:t>100mb</w:t>
+            </w:r>
+          </w:p>
+          <w:p>
+            <w:pPr>
+              <w:ind w:left="0"/>
+              <w:rPr>
+                <w:rFonts w:hint="eastAsia"/>
+              </w:rPr>
+            </w:pPr>
+            <w:r>
+              <w:rPr>
+                <w:rFonts w:hint="eastAsia"/>
+              </w:rPr>
+              <w:t>2.</w:t>
+            </w:r>
+            <w:r>
+              <w:rPr>
+                <w:rFonts w:hint="eastAsia"/>
+              </w:rPr>
+              <w:t>启动节点</w:t>
+            </w:r>
+          </w:p>
+        </w:tc>
+        <w:tc>
+          <w:tcPr>
+            <w:tcW w:w="2024" w:type="dxa"/>
+            <w:shd w:val="clear" w:color="auto" w:fill="auto"/>
+          </w:tcPr>
+          <w:p>
+            <w:pPr>
+              <w:ind w:left="0"/>
+              <w:rPr>
+                <w:rFonts w:hint="eastAsia"/>
+              </w:rPr>
+            </w:pPr>
+            <w:r>
+              <w:t>conf/run/[svc]/sdb.id</w:t>
+            </w:r>
+            <w:r>
+              <w:rPr>
+                <w:rFonts w:hint="eastAsia"/>
+              </w:rPr>
+              <w:t>大小减半</w:t>
+            </w:r>
+          </w:p>
+        </w:tc>
+      </w:tr>
+      <w:tr>
+        <w:tc>
+          <w:tcPr>
+            <w:tcW w:w="458" w:type="dxa"/>
+            <w:shd w:val="clear" w:color="auto" w:fill="auto"/>
+          </w:tcPr>
+          <w:p>
+            <w:pPr>
+              <w:ind w:left="0"/>
+              <w:rPr>
+                <w:rFonts w:hint="eastAsia"/>
+              </w:rPr>
+            </w:pPr>
+            <w:r>
+              <w:rPr>
+                <w:rFonts w:hint="eastAsia"/>
+              </w:rPr>
+              <w:t>13</w:t>
+            </w:r>
+          </w:p>
+        </w:tc>
+        <w:tc>
+          <w:tcPr>
+            <w:tcW w:w="1987" w:type="dxa"/>
+            <w:shd w:val="clear" w:color="auto" w:fill="auto"/>
+          </w:tcPr>
+          <w:p>
+            <w:pPr>
+              <w:ind w:left="0"/>
+            </w:pPr>
+            <w:r>
+              <w:t>S</w:t>
+            </w:r>
+            <w:r>
+              <w:rPr>
+                <w:rFonts w:hint="eastAsia"/>
+              </w:rPr>
+              <w:t>tartup history</w:t>
+            </w:r>
+            <w:r>
+              <w:rPr>
+                <w:rFonts w:hint="eastAsia"/>
+              </w:rPr>
+              <w:t xml:space="preserve"> 4</w:t>
+            </w:r>
+          </w:p>
+        </w:tc>
+        <w:tc>
+          <w:tcPr>
+            <w:tcW w:w="3696" w:type="dxa"/>
+            <w:shd w:val="clear" w:color="auto" w:fill="auto"/>
+          </w:tcPr>
+          <w:p>
+            <w:pPr>
+              <w:ind w:left="0"/>
+              <w:rPr>
+                <w:rFonts w:hint="eastAsia"/>
+              </w:rPr>
+            </w:pPr>
+            <w:r>
+              <w:rPr>
+                <w:rFonts w:hint="eastAsia"/>
+              </w:rPr>
+              <w:t>1.</w:t>
+            </w:r>
+            <w:r>
+              <w:t>conf/run/[svc]/sdb.id</w:t>
+            </w:r>
+            <w:r>
+              <w:rPr>
+                <w:rFonts w:hint="eastAsia"/>
+              </w:rPr>
+              <w:t>大小超过</w:t>
+            </w:r>
+            <w:r>
+              <w:br/>
+            </w:r>
+            <w:r>
+              <w:rPr>
+                <w:rFonts w:hint="eastAsia"/>
+              </w:rPr>
+              <w:t>100</w:t>
+            </w:r>
+            <w:r>
+              <w:rPr>
+                <w:rFonts w:hint="eastAsia"/>
+              </w:rPr>
+              <w:t>0</w:t>
+            </w:r>
+            <w:r>
+              <w:rPr>
+                <w:rFonts w:hint="eastAsia"/>
+              </w:rPr>
+              <w:t>mb</w:t>
+            </w:r>
+          </w:p>
+          <w:p>
+            <w:pPr>
+              <w:ind w:left="0"/>
+              <w:rPr>
+                <w:rFonts w:hint="eastAsia"/>
+              </w:rPr>
+            </w:pPr>
+            <w:r>
+              <w:rPr>
+                <w:rFonts w:hint="eastAsia"/>
+              </w:rPr>
+              <w:t>2.</w:t>
+            </w:r>
+            <w:r>
+              <w:rPr>
+                <w:rFonts w:hint="eastAsia"/>
+              </w:rPr>
+              <w:t>启动节点</w:t>
+            </w:r>
+          </w:p>
+        </w:tc>
+        <w:tc>
+          <w:tcPr>
+            <w:tcW w:w="2024" w:type="dxa"/>
+            <w:shd w:val="clear" w:color="auto" w:fill="auto"/>
+          </w:tcPr>
+          <w:p>
+            <w:pPr>
+              <w:ind w:left="0"/>
+              <w:rPr>
+                <w:rFonts w:hint="eastAsia"/>
+              </w:rPr>
+            </w:pPr>
+            <w:r>
+              <w:t>conf/run/[svc]/sdb.id</w:t>
+            </w:r>
+            <w:r>
+              <w:rPr>
+                <w:rFonts w:hint="eastAsia"/>
+              </w:rPr>
+              <w:t>记录都被清掉</w:t>
+            </w:r>
+          </w:p>
+        </w:tc>
+      </w:tr>
+      <w:tr>
+        <w:tc>
+          <w:tcPr>
+            <w:tcW w:w="458" w:type="dxa"/>
+            <w:shd w:val="clear" w:color="auto" w:fill="auto"/>
+          </w:tcPr>
+          <w:p>
+            <w:pPr>
+              <w:ind w:left="0"/>
+              <w:rPr>
+                <w:rFonts w:hint="eastAsia"/>
+              </w:rPr>
+            </w:pPr>
+            <w:r>
+              <w:rPr>
+                <w:rFonts w:hint="eastAsia"/>
+              </w:rPr>
+              <w:t>14</w:t>
+            </w:r>
+          </w:p>
+        </w:tc>
+        <w:tc>
+          <w:tcPr>
+            <w:tcW w:w="1987" w:type="dxa"/>
+            <w:shd w:val="clear" w:color="auto" w:fill="auto"/>
+          </w:tcPr>
+          <w:p>
+            <w:pPr>
+              <w:ind w:left="0"/>
+            </w:pPr>
+            <w:r>
+              <w:t>reset</w:t>
+            </w:r>
+            <w:r>
+              <w:rPr>
+                <w:rFonts w:hint="eastAsia"/>
+              </w:rPr>
+              <w:t xml:space="preserve"> </w:t>
+            </w:r>
+            <w:r>
+              <w:rPr>
+                <w:rFonts w:hint="eastAsia"/>
+              </w:rPr>
+              <w:t>snapshot 1</w:t>
+            </w:r>
+            <w:r>
+              <w:rPr>
+                <w:rFonts w:hint="eastAsia"/>
+              </w:rPr>
+              <w:t>（参数检验）</w:t>
+            </w:r>
+          </w:p>
+        </w:tc>
+        <w:tc>
+          <w:tcPr>
+            <w:tcW w:w="3696" w:type="dxa"/>
+            <w:shd w:val="clear" w:color="auto" w:fill="auto"/>
+          </w:tcPr>
+          <w:p>
+            <w:pPr>
+              <w:ind w:left="0"/>
+              <w:rPr>
+                <w:rFonts w:hint="eastAsia"/>
+              </w:rPr>
+            </w:pPr>
+            <w:r>
+              <w:rPr>
+                <w:rFonts w:hint="eastAsia"/>
+              </w:rPr>
+              <w:t>1.Type</w:t>
+            </w:r>
+            <w:r>
+              <w:rPr>
+                <w:rFonts w:hint="eastAsia"/>
+              </w:rPr>
+              <w:t>不为</w:t>
+            </w:r>
+            <w:r>
+              <w:rPr>
+                <w:rFonts w:hint="eastAsia"/>
+              </w:rPr>
+              <w:t>Session</w:t>
+            </w:r>
+            <w:r>
+              <w:rPr>
+                <w:rFonts w:hint="eastAsia"/>
+              </w:rPr>
+              <w:t>，有</w:t>
+            </w:r>
+            <w:r>
+              <w:rPr>
+                <w:rFonts w:hint="eastAsia"/>
+              </w:rPr>
+              <w:t>SessionID</w:t>
+            </w:r>
+            <w:r>
+              <w:rPr>
+                <w:rFonts w:hint="eastAsia"/>
+              </w:rPr>
+              <w:t>字段</w:t>
+            </w:r>
+          </w:p>
+          <w:p>
+            <w:pPr>
+              <w:ind w:left="0"/>
+              <w:rPr>
+                <w:rFonts w:hint="eastAsia"/>
+              </w:rPr>
+            </w:pPr>
+            <w:r>
+              <w:rPr>
+                <w:rFonts w:hint="eastAsia"/>
+              </w:rPr>
+              <w:t>2.Type</w:t>
+            </w:r>
+            <w:r>
+              <w:rPr>
+                <w:rFonts w:hint="eastAsia"/>
+              </w:rPr>
+              <w:t>值为</w:t>
+            </w:r>
+            <w:r>
+              <w:rPr>
+                <w:rFonts w:hint="eastAsia"/>
+              </w:rPr>
+              <w:t>SDB_SNAP_CONTEXTS</w:t>
+            </w:r>
+          </w:p>
+        </w:tc>
+        <w:tc>
+          <w:tcPr>
+            <w:tcW w:w="2024" w:type="dxa"/>
+            <w:shd w:val="clear" w:color="auto" w:fill="auto"/>
+          </w:tcPr>
+          <w:p>
+            <w:pPr>
+              <w:ind w:left="0"/>
+              <w:rPr>
+                <w:rFonts w:hint="eastAsia"/>
+              </w:rPr>
+            </w:pPr>
+            <w:r>
+              <w:rPr>
+                <w:rFonts w:hint="eastAsia"/>
+              </w:rPr>
+              <w:t>1.</w:t>
+            </w:r>
+            <w:r>
+              <w:rPr>
+                <w:rFonts w:hint="eastAsia"/>
+              </w:rPr>
+              <w:t>报错</w:t>
+            </w:r>
+          </w:p>
+          <w:p>
+            <w:pPr>
+              <w:ind w:left="0"/>
+            </w:pPr>
+            <w:r>
+              <w:rPr>
+                <w:rFonts w:hint="eastAsia"/>
+              </w:rPr>
+              <w:t>2.</w:t>
+            </w:r>
+            <w:r>
+              <w:rPr>
+                <w:rFonts w:hint="eastAsia"/>
+              </w:rPr>
+              <w:t>报错</w:t>
+            </w:r>
+          </w:p>
+        </w:tc>
+      </w:tr>
+      <w:tr>
+        <w:tc>
+          <w:tcPr>
+            <w:tcW w:w="458" w:type="dxa"/>
+            <w:shd w:val="clear" w:color="auto" w:fill="auto"/>
+          </w:tcPr>
+          <w:p>
+            <w:pPr>
+              <w:ind w:left="0"/>
+              <w:rPr>
+                <w:rFonts w:hint="eastAsia"/>
+              </w:rPr>
+            </w:pPr>
+            <w:r>
+              <w:rPr>
+                <w:rFonts w:hint="eastAsia"/>
+              </w:rPr>
+              <w:t>15</w:t>
+            </w:r>
+          </w:p>
+        </w:tc>
+        <w:tc>
+          <w:tcPr>
+            <w:tcW w:w="1987" w:type="dxa"/>
+            <w:shd w:val="clear" w:color="auto" w:fill="auto"/>
+          </w:tcPr>
+          <w:p>
+            <w:pPr>
+              <w:ind w:left="0"/>
+            </w:pPr>
+            <w:r>
+              <w:t>reset</w:t>
+            </w:r>
+            <w:r>
+              <w:rPr>
+                <w:rFonts w:hint="eastAsia"/>
+              </w:rPr>
+              <w:t xml:space="preserve"> snapshot</w:t>
+            </w:r>
+            <w:r>
+              <w:rPr>
+                <w:rFonts w:hint="eastAsia"/>
+              </w:rPr>
+              <w:t xml:space="preserve"> 2</w:t>
+            </w:r>
+          </w:p>
+        </w:tc>
+        <w:tc>
+          <w:tcPr>
+            <w:tcW w:w="3696" w:type="dxa"/>
+            <w:shd w:val="clear" w:color="auto" w:fill="auto"/>
+          </w:tcPr>
+          <w:p>
+            <w:pPr>
+              <w:ind w:left="0"/>
+              <w:rPr>
+                <w:rFonts w:hint="eastAsia"/>
+              </w:rPr>
+            </w:pPr>
+            <w:r>
+              <w:rPr>
+                <w:rFonts w:hint="eastAsia"/>
+              </w:rPr>
+              <w:t>重置各个类型</w:t>
+            </w:r>
+          </w:p>
+        </w:tc>
+        <w:tc>
+          <w:tcPr>
+            <w:tcW w:w="2024" w:type="dxa"/>
+            <w:shd w:val="clear" w:color="auto" w:fill="auto"/>
+          </w:tcPr>
+          <w:p>
+            <w:pPr>
+              <w:ind w:left="0"/>
+            </w:pPr>
+            <w:r>
+              <w:rPr>
+                <w:rFonts w:hint="eastAsia"/>
+              </w:rPr>
+              <w:t>--</w:t>
+            </w:r>
+          </w:p>
+        </w:tc>
+      </w:tr>
+      <w:tr>
+        <w:tc>
+          <w:tcPr>
+            <w:tcW w:w="458" w:type="dxa"/>
+            <w:shd w:val="clear" w:color="auto" w:fill="auto"/>
+          </w:tcPr>
+          <w:p>
+            <w:pPr>
+              <w:ind w:left="0"/>
+              <w:rPr>
+                <w:rFonts w:hint="eastAsia"/>
+              </w:rPr>
+            </w:pPr>
+            <w:r>
+              <w:rPr>
+                <w:rFonts w:hint="eastAsia"/>
+              </w:rPr>
+              <w:t>16</w:t>
+            </w:r>
+          </w:p>
+        </w:tc>
+        <w:tc>
+          <w:tcPr>
+            <w:tcW w:w="1987" w:type="dxa"/>
+            <w:shd w:val="clear" w:color="auto" w:fill="auto"/>
+          </w:tcPr>
+          <w:p>
+            <w:pPr>
+              <w:ind w:left="0"/>
+            </w:pPr>
+            <w:r>
+              <w:rPr>
+                <w:rFonts w:hint="eastAsia"/>
+              </w:rPr>
+              <w:t>各个驱动</w:t>
+            </w:r>
+          </w:p>
+        </w:tc>
+        <w:tc>
+          <w:tcPr>
+            <w:tcW w:w="3696" w:type="dxa"/>
+            <w:shd w:val="clear" w:color="auto" w:fill="auto"/>
+          </w:tcPr>
+          <w:p>
+            <w:pPr>
+              <w:ind w:left="0"/>
+              <w:rPr>
+                <w:rFonts w:hint="eastAsia"/>
+              </w:rPr>
+            </w:pPr>
+            <w:r>
+              <w:rPr>
+                <w:rFonts w:hint="eastAsia"/>
+              </w:rPr>
+              <w:t>c/cpp/java/c#/php/python/reset</w:t>
+            </w:r>
+          </w:p>
+        </w:tc>
+        <w:tc>
+          <w:tcPr>
+            <w:tcW w:w="2024" w:type="dxa"/>
+            <w:shd w:val="clear" w:color="auto" w:fill="auto"/>
+          </w:tcPr>
+          <w:p>
+            <w:pPr>
+              <w:ind w:left="0"/>
+            </w:pPr>
+          </w:p>
+        </w:tc>
+      </w:tr>
+      <w:tr>
+        <w:tc>
+          <w:tcPr>
+            <w:tcW w:w="458" w:type="dxa"/>
+            <w:shd w:val="clear" w:color="auto" w:fill="auto"/>
+          </w:tcPr>
+          <w:p>
+            <w:pPr>
+              <w:ind w:left="0"/>
+              <w:rPr>
+                <w:rFonts w:hint="eastAsia"/>
+              </w:rPr>
+            </w:pPr>
+            <w:r>
+              <w:rPr>
+                <w:rFonts w:hint="eastAsia"/>
+              </w:rPr>
+              <w:lastRenderedPageBreak/>
+              <w:t>17</w:t>
+            </w:r>
+          </w:p>
+        </w:tc>
+        <w:tc>
+          <w:tcPr>
+            <w:tcW w:w="1987" w:type="dxa"/>
+            <w:shd w:val="clear" w:color="auto" w:fill="auto"/>
+          </w:tcPr>
+          <w:p>
+            <w:pPr>
+              <w:ind w:left="0"/>
+              <w:rPr>
+                <w:rFonts w:hint="eastAsia"/>
+              </w:rPr>
+            </w:pPr>
+            <w:r>
+              <w:t>R</w:t>
+            </w:r>
+            <w:r>
+              <w:rPr>
+                <w:rFonts w:hint="eastAsia"/>
+              </w:rPr>
+              <w:t>est</w:t>
+            </w:r>
+            <w:r>
+              <w:rPr>
+                <w:rFonts w:hint="eastAsia"/>
+              </w:rPr>
+              <w:t>文件句柄不足</w:t>
+            </w:r>
+          </w:p>
+        </w:tc>
+        <w:tc>
+          <w:tcPr>
+            <w:tcW w:w="3696" w:type="dxa"/>
+            <w:shd w:val="clear" w:color="auto" w:fill="auto"/>
+          </w:tcPr>
+          <w:p>
+            <w:pPr>
+              <w:ind w:left="0"/>
+              <w:rPr>
+                <w:rFonts w:hint="eastAsia"/>
+              </w:rPr>
+            </w:pPr>
+            <w:r>
+              <w:rPr>
+                <w:rFonts w:hint="eastAsia"/>
+              </w:rPr>
+              <w:t>1.</w:t>
+            </w:r>
+            <w:r>
+              <w:rPr>
+                <w:rFonts w:hint="eastAsia"/>
+              </w:rPr>
+              <w:t>数据节点文件句柄满</w:t>
+            </w:r>
+          </w:p>
+          <w:p>
+            <w:pPr>
+              <w:ind w:left="0"/>
+              <w:rPr>
+                <w:rFonts w:hint="eastAsia"/>
+              </w:rPr>
+            </w:pPr>
+            <w:r>
+              <w:rPr>
+                <w:rFonts w:hint="eastAsia"/>
+              </w:rPr>
+              <w:t>2.</w:t>
+            </w:r>
+            <w:r>
+              <w:t xml:space="preserve"> </w:t>
+            </w:r>
+            <w:r>
+              <w:t>curl http://127.0.0.1:20004/ -d</w:t>
+            </w:r>
+            <w:r>
+              <w:rPr>
+                <w:rFonts w:hint="eastAsia"/>
+              </w:rPr>
+              <w:br/>
+            </w:r>
+            <w:r>
+              <w:t xml:space="preserve"> "cmd=snapshot health"</w:t>
+            </w:r>
+          </w:p>
+        </w:tc>
+        <w:tc>
+          <w:tcPr>
+            <w:tcW w:w="2024" w:type="dxa"/>
+            <w:shd w:val="clear" w:color="auto" w:fill="auto"/>
+          </w:tcPr>
+          <w:p>
+            <w:pPr>
+              <w:ind w:left="0"/>
+            </w:pPr>
+            <w:r>
+              <w:rPr>
+                <w:rFonts w:hint="eastAsia"/>
+              </w:rPr>
+              <w:t>ErrNum</w:t>
+            </w:r>
+            <w:r>
+              <w:rPr>
+                <w:rFonts w:hint="eastAsia"/>
+              </w:rPr>
+              <w:t>加</w:t>
+            </w:r>
+            <w:r>
+              <w:rPr>
+                <w:rFonts w:hint="eastAsia"/>
+              </w:rPr>
+              <w:t>1</w:t>
             </w:r>
           </w:p>
         </w:tc>
@@ -10417,62 +11548,6 @@
     </w:sectPr>
   </w:body>
 </w:document>
-</file>
-
-<file path=word/comments.xml><?xml version="1.0" encoding="utf-8"?>
-<w:comments xmlns:ve="http://schemas.openxmlformats.org/markup-compatibility/2006" xmlns:o="urn:schemas-microsoft-com:office:office" xmlns:r="http://schemas.openxmlformats.org/officeDocument/2006/relationships" xmlns:m="http://schemas.openxmlformats.org/officeDocument/2006/math" xmlns:v="urn:schemas-microsoft-com:vml" xmlns:wp="http://schemas.openxmlformats.org/drawingml/2006/wordprocessingDrawing" xmlns:w10="urn:schemas-microsoft-com:office:word" xmlns:w="http://schemas.openxmlformats.org/wordprocessingml/2006/main" xmlns:wne="http://schemas.microsoft.com/office/word/2006/wordml">
-  <w:comment w:id="0" w:author="yuting" w:date="2017-12-02T10:23:00Z" w:initials="y">
-    <w:p>
-      <w:pPr>
-        <w:pStyle w:val="CommentText"/>
-      </w:pPr>
-      <w:r>
-        <w:rPr>
-          <w:rStyle w:val="CommentReference"/>
-        </w:rPr>
-        <w:annotationRef/>
-      </w:r>
-    </w:p>
-    <w:p>
-      <w:pPr>
-        <w:pStyle w:val="CommentText"/>
-      </w:pPr>
-      <w:r>
-        <w:t xml:space="preserve">pmdCBMgrEntryPoint.cpp </w:t>
-      </w:r>
-    </w:p>
-    <w:p>
-      <w:pPr>
-        <w:pStyle w:val="CommentText"/>
-      </w:pPr>
-      <w:r>
-        <w:rPr>
-          <w:rFonts w:hint="eastAsia"/>
-        </w:rPr>
-        <w:t>pmdAgen.cpp</w:t>
-      </w:r>
-    </w:p>
-    <w:p>
-      <w:pPr>
-        <w:pStyle w:val="CommentText"/>
-      </w:pPr>
-      <w:r>
-        <w:rPr>
-          <w:rFonts w:hint="eastAsia"/>
-        </w:rPr>
-        <w:t>pmdBackGround.cpp</w:t>
-      </w:r>
-    </w:p>
-    <w:p>
-      <w:pPr>
-        <w:pStyle w:val="CommentText"/>
-      </w:pPr>
-      <w:r>
-        <w:t xml:space="preserve">pmdAsyncSessionAgent.cpp </w:t>
-      </w:r>
-    </w:p>
-  </w:comment>
-</w:comments>
 </file>
 
 <file path=word/endnotes.xml><?xml version="1.0" encoding="utf-8"?>
@@ -14558,7 +15633,7 @@
 </file>
 
 <file path=customXml/itemProps1.xml><?xml version="1.0" encoding="utf-8"?>
-<ds:datastoreItem xmlns:ds="http://schemas.openxmlformats.org/officeDocument/2006/customXml" ds:itemID="{BDE24F68-32E9-4A69-941E-A036E04550EF}">
+<ds:datastoreItem xmlns:ds="http://schemas.openxmlformats.org/officeDocument/2006/customXml" ds:itemID="{B084DEB2-CD2A-420A-87BF-C15F26BD9759}">
   <ds:schemaRefs>
     <ds:schemaRef ds:uri="http://schemas.openxmlformats.org/officeDocument/2006/bibliography"/>
   </ds:schemaRefs>
